--- a/testing-course/reports/lab2/output/note.docx
+++ b/testing-course/reports/lab2/output/note.docx
@@ -392,7 +392,673 @@
         <w:jc w:val="both"/>
       </w:pPr>
       <w:r>
-        <w:t>Тестируется сценарий «Оставить заявку в листе ожидания» на главной странице. Проверку полей выполняет функция validateWaitlist (файл site/js/utils/validation.js), которая возвращает список неверных полей. Проект развёрнут локально командой npm start.</w:t>
+        <w:t>Тестируется вариант использования UC-01, описанный ниже. Проверку полей выполняет функция validateWaitlist (файл site/js/utils/validation.js), которая возвращает список неверных полей. Проект развёрнут локально командой npm start.</w:t>
+      </w:r>
+    </w:p>
+    <w:p>
+      <w:pPr>
+        <w:ind w:firstLine="709"/>
+        <w:jc w:val="both"/>
+      </w:pPr>
+      <w:r>
+        <w:t>*</w:t>
+      </w:r>
+      <w:r>
+        <w:rPr>
+          <w:i/>
+        </w:rPr>
+        <w:t>Название.</w:t>
+      </w:r>
+      <w:r>
+        <w:t>*</w:t>
+      </w:r>
+    </w:p>
+    <w:p>
+      <w:pPr>
+        <w:ind w:firstLine="709"/>
+        <w:jc w:val="both"/>
+      </w:pPr>
+      <w:r>
+        <w:t>– UC-01. Подать заявку в лист ожидания (форма «Записаться в бету», главная страница DSLKit).</w:t>
+      </w:r>
+    </w:p>
+    <w:p>
+      <w:pPr>
+        <w:ind w:firstLine="709"/>
+        <w:jc w:val="both"/>
+      </w:pPr>
+      <w:r>
+        <w:t>*</w:t>
+      </w:r>
+      <w:r>
+        <w:rPr>
+          <w:i/>
+        </w:rPr>
+        <w:t>Идентификатор, версия, приоритет.</w:t>
+      </w:r>
+      <w:r>
+        <w:t>*</w:t>
+      </w:r>
+    </w:p>
+    <w:p>
+      <w:pPr>
+        <w:ind w:firstLine="709"/>
+        <w:jc w:val="both"/>
+      </w:pPr>
+      <w:r>
+        <w:t>– UC-01, версия 1.0, приоритет High: единственный способ оставить контакты для беты.</w:t>
+      </w:r>
+    </w:p>
+    <w:p>
+      <w:pPr>
+        <w:ind w:firstLine="709"/>
+        <w:jc w:val="both"/>
+      </w:pPr>
+      <w:r>
+        <w:t>*</w:t>
+      </w:r>
+      <w:r>
+        <w:rPr>
+          <w:i/>
+        </w:rPr>
+        <w:t>Краткое описание цели и задачи.</w:t>
+      </w:r>
+      <w:r>
+        <w:t>*</w:t>
+      </w:r>
+    </w:p>
+    <w:p>
+      <w:pPr>
+        <w:ind w:firstLine="709"/>
+        <w:jc w:val="both"/>
+      </w:pPr>
+      <w:r>
+        <w:t>– Посетитель оставляет контактные данные и сведения о проекте, чтобы команда DSLKit могла прислать ему приглашение в бету после запуска. Задача формы: принять только корректную заявку и сохранить её.</w:t>
+      </w:r>
+    </w:p>
+    <w:p>
+      <w:pPr>
+        <w:ind w:firstLine="709"/>
+        <w:jc w:val="both"/>
+      </w:pPr>
+      <w:r>
+        <w:t>*</w:t>
+      </w:r>
+      <w:r>
+        <w:rPr>
+          <w:i/>
+        </w:rPr>
+        <w:t>Связанные требования.</w:t>
+      </w:r>
+      <w:r>
+        <w:t>*</w:t>
+      </w:r>
+    </w:p>
+    <w:p>
+      <w:pPr>
+        <w:ind w:firstLine="709"/>
+        <w:jc w:val="both"/>
+      </w:pPr>
+      <w:r>
+        <w:t>– R4 «Форма заявки и валидация» (лаб. 3, раздел 1). Реализация: site/index.html (форма #waitlist-form), site/js/components/waitlist-form.js, site/js/utils/validation.js, site/thanks.html и site/en/thanks.html.</w:t>
+      </w:r>
+    </w:p>
+    <w:p>
+      <w:pPr>
+        <w:ind w:firstLine="709"/>
+        <w:jc w:val="both"/>
+      </w:pPr>
+      <w:r>
+        <w:t>*</w:t>
+      </w:r>
+      <w:r>
+        <w:rPr>
+          <w:i/>
+        </w:rPr>
+        <w:t>Подзадачи.</w:t>
+      </w:r>
+      <w:r>
+        <w:t>*</w:t>
+      </w:r>
+    </w:p>
+    <w:p>
+      <w:pPr>
+        <w:ind w:firstLine="709"/>
+        <w:jc w:val="both"/>
+      </w:pPr>
+      <w:r>
+        <w:t>– UC-01.1 Показ формы и подсказок к полям (шаги 1–6);</w:t>
+      </w:r>
+    </w:p>
+    <w:p>
+      <w:pPr>
+        <w:ind w:firstLine="709"/>
+        <w:jc w:val="both"/>
+      </w:pPr>
+      <w:r>
+        <w:t>– UC-01.2 Очистка и проверка значений по П1–П6 (шаги 8–9);</w:t>
+      </w:r>
+    </w:p>
+    <w:p>
+      <w:pPr>
+        <w:ind w:firstLine="709"/>
+        <w:jc w:val="both"/>
+      </w:pPr>
+      <w:r>
+        <w:t>– UC-01.3 Показ ошибок, фокус и повторная проверка (A1, A2);</w:t>
+      </w:r>
+    </w:p>
+    <w:p>
+      <w:pPr>
+        <w:ind w:firstLine="709"/>
+        <w:jc w:val="both"/>
+      </w:pPr>
+      <w:r>
+        <w:t>– UC-01.4 Сохранение заявки в LocalStorage (шаг 10, A4, E1);</w:t>
+      </w:r>
+    </w:p>
+    <w:p>
+      <w:pPr>
+        <w:ind w:firstLine="709"/>
+        <w:jc w:val="both"/>
+      </w:pPr>
+      <w:r>
+        <w:t>– UC-01.5 Переход на страницу благодарности (шаг 11).</w:t>
+      </w:r>
+    </w:p>
+    <w:p>
+      <w:pPr>
+        <w:ind w:firstLine="709"/>
+        <w:jc w:val="both"/>
+      </w:pPr>
+      <w:r>
+        <w:t>*</w:t>
+      </w:r>
+      <w:r>
+        <w:rPr>
+          <w:i/>
+        </w:rPr>
+        <w:t>Связанные задачи и use case.</w:t>
+      </w:r>
+      <w:r>
+        <w:t>*</w:t>
+      </w:r>
+    </w:p>
+    <w:p>
+      <w:pPr>
+        <w:ind w:firstLine="709"/>
+        <w:jc w:val="both"/>
+      </w:pPr>
+      <w:r>
+        <w:t>– UC-00 «Прочитать политику конфиденциальности»: ссылка в тексте согласия ведёт на privacy.html (шаг 6);</w:t>
+      </w:r>
+    </w:p>
+    <w:p>
+      <w:pPr>
+        <w:ind w:firstLine="709"/>
+        <w:jc w:val="both"/>
+      </w:pPr>
+      <w:r>
+        <w:t>– Лаб. 2: тест-кейсы TC-WL-001…022;</w:t>
+      </w:r>
+    </w:p>
+    <w:p>
+      <w:pPr>
+        <w:ind w:firstLine="709"/>
+        <w:jc w:val="both"/>
+      </w:pPr>
+      <w:r>
+        <w:t>– Лаб. 3: проверки SM-07, CP-35, CP-36;</w:t>
+      </w:r>
+    </w:p>
+    <w:p>
+      <w:pPr>
+        <w:ind w:firstLine="709"/>
+        <w:jc w:val="both"/>
+      </w:pPr>
+      <w:r>
+        <w:t>– Дефекты реализации: D-1 (повторные заявки), D-2 (потеря заявки при сбое хранилища).</w:t>
+      </w:r>
+    </w:p>
+    <w:p>
+      <w:pPr>
+        <w:ind w:firstLine="709"/>
+        <w:jc w:val="both"/>
+      </w:pPr>
+      <w:r>
+        <w:t>*</w:t>
+      </w:r>
+      <w:r>
+        <w:rPr>
+          <w:i/>
+        </w:rPr>
+        <w:t>Соответствие STAR.</w:t>
+      </w:r>
+      <w:r>
+        <w:t>*</w:t>
+      </w:r>
+    </w:p>
+    <w:p>
+      <w:pPr>
+        <w:ind w:firstLine="709"/>
+        <w:jc w:val="both"/>
+      </w:pPr>
+      <w:r>
+        <w:t>– Situation (ситуация): предусловия 1–2;</w:t>
+      </w:r>
+    </w:p>
+    <w:p>
+      <w:pPr>
+        <w:ind w:firstLine="709"/>
+        <w:jc w:val="both"/>
+      </w:pPr>
+      <w:r>
+        <w:t>– Task (задача): краткое описание цели и задачи;</w:t>
+      </w:r>
+    </w:p>
+    <w:p>
+      <w:pPr>
+        <w:ind w:firstLine="709"/>
+        <w:jc w:val="both"/>
+      </w:pPr>
+      <w:r>
+        <w:t>– Action (действия): основной поток, шаги 1–11, и альтернативные потоки A1–A4;</w:t>
+      </w:r>
+    </w:p>
+    <w:p>
+      <w:pPr>
+        <w:ind w:firstLine="709"/>
+        <w:jc w:val="both"/>
+      </w:pPr>
+      <w:r>
+        <w:t>– Result (результат): постусловия и исключительные ситуации E1–E2.</w:t>
+      </w:r>
+    </w:p>
+    <w:p>
+      <w:pPr>
+        <w:ind w:firstLine="709"/>
+        <w:jc w:val="both"/>
+      </w:pPr>
+      <w:r>
+        <w:t>*</w:t>
+      </w:r>
+      <w:r>
+        <w:rPr>
+          <w:i/>
+        </w:rPr>
+        <w:t>Основной актор.</w:t>
+      </w:r>
+      <w:r>
+        <w:t>*</w:t>
+      </w:r>
+    </w:p>
+    <w:p>
+      <w:pPr>
+        <w:ind w:firstLine="709"/>
+        <w:jc w:val="both"/>
+      </w:pPr>
+      <w:r>
+        <w:t>– Посетитель сайта (неавторизованный пользователь). Внешних систем в сценарии нет.</w:t>
+      </w:r>
+    </w:p>
+    <w:p>
+      <w:pPr>
+        <w:ind w:firstLine="709"/>
+        <w:jc w:val="both"/>
+      </w:pPr>
+      <w:r>
+        <w:t>*</w:t>
+      </w:r>
+      <w:r>
+        <w:rPr>
+          <w:i/>
+        </w:rPr>
+        <w:t>Предусловия.</w:t>
+      </w:r>
+      <w:r>
+        <w:t>*</w:t>
+      </w:r>
+    </w:p>
+    <w:p>
+      <w:pPr>
+        <w:ind w:firstLine="709"/>
+        <w:jc w:val="both"/>
+      </w:pPr>
+      <w:r>
+        <w:t>– 1. Открыта главная страница сайта (русская или английская версия);</w:t>
+      </w:r>
+    </w:p>
+    <w:p>
+      <w:pPr>
+        <w:ind w:firstLine="709"/>
+        <w:jc w:val="both"/>
+      </w:pPr>
+      <w:r>
+        <w:t>– 2. Форма «Записаться в бету» отображается, все поля пусты, поле «Размер команды» содержит 0.</w:t>
+      </w:r>
+    </w:p>
+    <w:p>
+      <w:pPr>
+        <w:ind w:firstLine="709"/>
+        <w:jc w:val="both"/>
+      </w:pPr>
+      <w:r>
+        <w:t>*</w:t>
+      </w:r>
+      <w:r>
+        <w:rPr>
+          <w:i/>
+        </w:rPr>
+        <w:t>Основной поток событий.</w:t>
+      </w:r>
+      <w:r>
+        <w:t>*</w:t>
+      </w:r>
+    </w:p>
+    <w:p>
+      <w:pPr>
+        <w:ind w:firstLine="709"/>
+        <w:jc w:val="both"/>
+      </w:pPr>
+      <w:r>
+        <w:t>– 1. Посетитель вводит имя в поле «Имя»;</w:t>
+      </w:r>
+    </w:p>
+    <w:p>
+      <w:pPr>
+        <w:ind w:firstLine="709"/>
+        <w:jc w:val="both"/>
+      </w:pPr>
+      <w:r>
+        <w:t>– 2. Посетитель вводит адрес в поле «Электронная почта»;</w:t>
+      </w:r>
+    </w:p>
+    <w:p>
+      <w:pPr>
+        <w:ind w:firstLine="709"/>
+        <w:jc w:val="both"/>
+      </w:pPr>
+      <w:r>
+        <w:t>– 3. Посетитель выбирает значение в списке «Нотация»;</w:t>
+      </w:r>
+    </w:p>
+    <w:p>
+      <w:pPr>
+        <w:ind w:firstLine="709"/>
+        <w:jc w:val="both"/>
+      </w:pPr>
+      <w:r>
+        <w:t>– 4. Посетитель вводит целое число в поле «Размер команды»;</w:t>
+      </w:r>
+    </w:p>
+    <w:p>
+      <w:pPr>
+        <w:ind w:firstLine="709"/>
+        <w:jc w:val="both"/>
+      </w:pPr>
+      <w:r>
+        <w:t>– 5. Посетитель при желании вводит текст в поле «Комментарий»;</w:t>
+      </w:r>
+    </w:p>
+    <w:p>
+      <w:pPr>
+        <w:ind w:firstLine="709"/>
+        <w:jc w:val="both"/>
+      </w:pPr>
+      <w:r>
+        <w:t>– 6. Посетитель отмечает флажок согласия;</w:t>
+      </w:r>
+    </w:p>
+    <w:p>
+      <w:pPr>
+        <w:ind w:firstLine="709"/>
+        <w:jc w:val="both"/>
+      </w:pPr>
+      <w:r>
+        <w:t>– 7. Посетитель нажимает кнопку «Отправить»;</w:t>
+      </w:r>
+    </w:p>
+    <w:p>
+      <w:pPr>
+        <w:ind w:firstLine="709"/>
+        <w:jc w:val="both"/>
+      </w:pPr>
+      <w:r>
+        <w:t>– 8. Система удаляет пробелы по краям у имени, почты и комментария;</w:t>
+      </w:r>
+    </w:p>
+    <w:p>
+      <w:pPr>
+        <w:ind w:firstLine="709"/>
+        <w:jc w:val="both"/>
+      </w:pPr>
+      <w:r>
+        <w:t>– 9. Система проверяет все поля по правилам П1–П6 (ниже);</w:t>
+      </w:r>
+    </w:p>
+    <w:p>
+      <w:pPr>
+        <w:ind w:firstLine="709"/>
+        <w:jc w:val="both"/>
+      </w:pPr>
+      <w:r>
+        <w:t>– 10. Система сохраняет заявку в LocalStorage браузера под ключом dslkit.waitlist: имя, почта, нотация, размер команды, комментарий, время создания;</w:t>
+      </w:r>
+    </w:p>
+    <w:p>
+      <w:pPr>
+        <w:ind w:firstLine="709"/>
+        <w:jc w:val="both"/>
+      </w:pPr>
+      <w:r>
+        <w:t>– 11. Система открывает страницу благодарности thanks.html.</w:t>
+      </w:r>
+    </w:p>
+    <w:p>
+      <w:pPr>
+        <w:ind w:firstLine="709"/>
+        <w:jc w:val="both"/>
+      </w:pPr>
+      <w:r>
+        <w:t>*</w:t>
+      </w:r>
+      <w:r>
+        <w:rPr>
+          <w:i/>
+        </w:rPr>
+        <w:t>Правила проверки полей.</w:t>
+      </w:r>
+      <w:r>
+        <w:t>*</w:t>
+      </w:r>
+    </w:p>
+    <w:p>
+      <w:pPr>
+        <w:ind w:firstLine="709"/>
+        <w:jc w:val="both"/>
+      </w:pPr>
+      <w:r>
+        <w:t>– П1. Имя: 2–60 символов, начинается с буквы, далее буквы, пробел, дефис, апостроф;</w:t>
+      </w:r>
+    </w:p>
+    <w:p>
+      <w:pPr>
+        <w:ind w:firstLine="709"/>
+        <w:jc w:val="both"/>
+      </w:pPr>
+      <w:r>
+        <w:t>– П2. Почта: вид name@domain.zone, домен верхнего уровня не короче двух символов, длина не более 120;</w:t>
+      </w:r>
+    </w:p>
+    <w:p>
+      <w:pPr>
+        <w:ind w:firstLine="709"/>
+        <w:jc w:val="both"/>
+      </w:pPr>
+      <w:r>
+        <w:t>– П3. Нотация: одно из значений idef0, dfd, erd, bpmn, uml, petri;</w:t>
+      </w:r>
+    </w:p>
+    <w:p>
+      <w:pPr>
+        <w:ind w:firstLine="709"/>
+        <w:jc w:val="both"/>
+      </w:pPr>
+      <w:r>
+        <w:t>– П4. Размер команды: целое число от 0 до 500 включительно;</w:t>
+      </w:r>
+    </w:p>
+    <w:p>
+      <w:pPr>
+        <w:ind w:firstLine="709"/>
+        <w:jc w:val="both"/>
+      </w:pPr>
+      <w:r>
+        <w:t>– П5. Комментарий: не более 500 символов, поле необязательное;</w:t>
+      </w:r>
+    </w:p>
+    <w:p>
+      <w:pPr>
+        <w:ind w:firstLine="709"/>
+        <w:jc w:val="both"/>
+      </w:pPr>
+      <w:r>
+        <w:t>– П6. Согласие: флажок обязательно отмечен.</w:t>
+      </w:r>
+    </w:p>
+    <w:p>
+      <w:pPr>
+        <w:ind w:firstLine="709"/>
+        <w:jc w:val="both"/>
+      </w:pPr>
+      <w:r>
+        <w:t>*</w:t>
+      </w:r>
+      <w:r>
+        <w:rPr>
+          <w:i/>
+        </w:rPr>
+        <w:t>Альтернативные потоки.</w:t>
+      </w:r>
+      <w:r>
+        <w:t>*</w:t>
+      </w:r>
+    </w:p>
+    <w:p>
+      <w:pPr>
+        <w:ind w:firstLine="709"/>
+        <w:jc w:val="both"/>
+      </w:pPr>
+      <w:r>
+        <w:t>– A1. Одно или несколько полей не прошли проверку (шаг 9): под каждым неверным полем появляется сообщение об ошибке, фокус переходит на первое неверное поле, заявка не сохраняется. После исправления поля и ухода из него сообщение исчезает. Сценарий продолжается с шага 7;</w:t>
+      </w:r>
+    </w:p>
+    <w:p>
+      <w:pPr>
+        <w:ind w:firstLine="709"/>
+        <w:jc w:val="both"/>
+      </w:pPr>
+      <w:r>
+        <w:t>– A2. Согласие не отмечено (шаг 9): применяется A1 для поля согласия;</w:t>
+      </w:r>
+    </w:p>
+    <w:p>
+      <w:pPr>
+        <w:ind w:firstLine="709"/>
+        <w:jc w:val="both"/>
+      </w:pPr>
+      <w:r>
+        <w:t>– A3. Посетитель закрывает страницу или уходит со страницы до шага 7: данные не сохраняются, состояние системы не меняется;</w:t>
+      </w:r>
+    </w:p>
+    <w:p>
+      <w:pPr>
+        <w:ind w:firstLine="709"/>
+        <w:jc w:val="both"/>
+      </w:pPr>
+      <w:r>
+        <w:t>– A4. Повторная заявка с тем же адресом почты (шаг 10): заявка принимается как новая отдельная запись, сообщения о дубликате нет.</w:t>
+      </w:r>
+    </w:p>
+    <w:p>
+      <w:pPr>
+        <w:ind w:firstLine="709"/>
+        <w:jc w:val="both"/>
+      </w:pPr>
+      <w:r>
+        <w:t>*</w:t>
+      </w:r>
+      <w:r>
+        <w:rPr>
+          <w:i/>
+        </w:rPr>
+        <w:t>Постусловия.</w:t>
+      </w:r>
+      <w:r>
+        <w:t>*</w:t>
+      </w:r>
+    </w:p>
+    <w:p>
+      <w:pPr>
+        <w:ind w:firstLine="709"/>
+        <w:jc w:val="both"/>
+      </w:pPr>
+      <w:r>
+        <w:t>– Успех: в LocalStorage на одну запись больше, открыта страница thanks.html;</w:t>
+      </w:r>
+    </w:p>
+    <w:p>
+      <w:pPr>
+        <w:ind w:firstLine="709"/>
+        <w:jc w:val="both"/>
+      </w:pPr>
+      <w:r>
+        <w:t>– Ошибка проверки (A1, A2): записей не добавилось, посетитель остаётся на главной странице, введённые значения сохранены в полях.</w:t>
+      </w:r>
+    </w:p>
+    <w:p>
+      <w:pPr>
+        <w:ind w:firstLine="709"/>
+        <w:jc w:val="both"/>
+      </w:pPr>
+      <w:r>
+        <w:t>*</w:t>
+      </w:r>
+      <w:r>
+        <w:rPr>
+          <w:i/>
+        </w:rPr>
+        <w:t>Исключительные ситуации.</w:t>
+      </w:r>
+      <w:r>
+        <w:t>*</w:t>
+      </w:r>
+    </w:p>
+    <w:p>
+      <w:pPr>
+        <w:ind w:firstLine="709"/>
+        <w:jc w:val="both"/>
+      </w:pPr>
+      <w:r>
+        <w:t>– E1. Браузер не позволяет записать в LocalStorage (хранилище переполнено или запрещено, шаг 10): система всё равно открывает страницу благодарности, заявка не сохраняется, сообщения об ошибке нет. Это известное ограничение текущей версии (дефект D-2 лабораторной работы №1);</w:t>
+      </w:r>
+    </w:p>
+    <w:p>
+      <w:pPr>
+        <w:ind w:firstLine="709"/>
+        <w:jc w:val="both"/>
+      </w:pPr>
+      <w:r>
+        <w:t>– E2. Одно из полей имеет недопустимый тип данных (например, текст в поле «Размер команды»): обрабатывается как A1 для этого поля.</w:t>
+      </w:r>
+    </w:p>
+    <w:p>
+      <w:pPr>
+        <w:ind w:firstLine="709"/>
+        <w:jc w:val="both"/>
+      </w:pPr>
+      <w:r>
+        <w:t>Трассировка: правило П1 проверяют TC-WL-002…007, П2 008…011, П3 018, П4 012…017, П5 019 и 020, П6 021, поток A1 022.</w:t>
       </w:r>
     </w:p>
     <w:p>

--- a/testing-course/reports/lab2/output/note.docx
+++ b/testing-course/reports/lab2/output/note.docx
@@ -419,7 +419,7 @@
         <w:jc w:val="both"/>
       </w:pPr>
       <w:r>
-        <w:t>– UC-01. Подать заявку в лист ожидания (форма «Записаться в бету», главная страница DSLKit).</w:t>
+        <w:t>– UC-01. Подать заявку в лист ожидания (форма «Записаться в бету» на главной странице DSLKit).</w:t>
       </w:r>
     </w:p>
     <w:p>
@@ -446,7 +446,7 @@
         <w:jc w:val="both"/>
       </w:pPr>
       <w:r>
-        <w:t>– UC-01, версия 1.0, приоритет High: единственный способ оставить контакты для беты.</w:t>
+        <w:t>– UC-01, версия 1.0, приоритет High: единственный способ оставить контакты для получения приглашения в бету.</w:t>
       </w:r>
     </w:p>
     <w:p>
@@ -473,7 +473,439 @@
         <w:jc w:val="both"/>
       </w:pPr>
       <w:r>
-        <w:t>– Посетитель оставляет контактные данные и сведения о проекте, чтобы команда DSLKit могла прислать ему приглашение в бету после запуска. Задача формы: принять только корректную заявку и сохранить её.</w:t>
+        <w:t>– Посетитель оставляет имя, почту, нотацию диаграмм и размер команды, чтобы команда DSLKit прислала ему приглашение, когда откроется бета. Задача формы: принять только корректную заявку, сохранить её и показать страницу благодарности.</w:t>
+      </w:r>
+    </w:p>
+    <w:p>
+      <w:pPr>
+        <w:ind w:firstLine="709"/>
+        <w:jc w:val="both"/>
+      </w:pPr>
+      <w:r>
+        <w:t>*</w:t>
+      </w:r>
+      <w:r>
+        <w:rPr>
+          <w:i/>
+        </w:rPr>
+        <w:t>Основной актор.</w:t>
+      </w:r>
+      <w:r>
+        <w:t>*</w:t>
+      </w:r>
+    </w:p>
+    <w:p>
+      <w:pPr>
+        <w:ind w:firstLine="709"/>
+        <w:jc w:val="both"/>
+      </w:pPr>
+      <w:r>
+        <w:t>– Посетитель сайта (неавторизованный). Внешних систем и сервера в сценарии нет: заявка остаётся в браузере посетителя.</w:t>
+      </w:r>
+    </w:p>
+    <w:p>
+      <w:pPr>
+        <w:ind w:firstLine="709"/>
+        <w:jc w:val="both"/>
+      </w:pPr>
+      <w:r>
+        <w:t>*</w:t>
+      </w:r>
+      <w:r>
+        <w:rPr>
+          <w:i/>
+        </w:rPr>
+        <w:t>Точки входа.</w:t>
+      </w:r>
+      <w:r>
+        <w:t>*</w:t>
+      </w:r>
+    </w:p>
+    <w:p>
+      <w:pPr>
+        <w:ind w:firstLine="709"/>
+        <w:jc w:val="both"/>
+      </w:pPr>
+      <w:r>
+        <w:t>– Кнопка «В бету» в шапке, кнопка «Записаться в бету» на первом экране и ссылки «Записаться в бету: UML», «Записаться в бету: BPMN» и т. п. на карточках нотаций. Все ведут к якорю #waitlist.</w:t>
+      </w:r>
+    </w:p>
+    <w:p>
+      <w:pPr>
+        <w:ind w:firstLine="709"/>
+        <w:jc w:val="both"/>
+      </w:pPr>
+      <w:r>
+        <w:t>*</w:t>
+      </w:r>
+      <w:r>
+        <w:rPr>
+          <w:i/>
+        </w:rPr>
+        <w:t>Предусловия.</w:t>
+      </w:r>
+      <w:r>
+        <w:t>*</w:t>
+      </w:r>
+    </w:p>
+    <w:p>
+      <w:pPr>
+        <w:ind w:firstLine="709"/>
+        <w:jc w:val="both"/>
+      </w:pPr>
+      <w:r>
+        <w:t>– 1. Открыта главная страница: русская (/) или английская (/en/);</w:t>
+      </w:r>
+    </w:p>
+    <w:p>
+      <w:pPr>
+        <w:ind w:firstLine="709"/>
+        <w:jc w:val="both"/>
+      </w:pPr>
+      <w:r>
+        <w:t>– 2. Раздел «Записаться в бету» показан, форма пуста: список «Нотация» стоит на пункте «Выберите нотацию», в поле «Размер команды» значение 0, флажок согласия снят;</w:t>
+      </w:r>
+    </w:p>
+    <w:p>
+      <w:pPr>
+        <w:ind w:firstLine="709"/>
+        <w:jc w:val="both"/>
+      </w:pPr>
+      <w:r>
+        <w:t>– 3. Скрипт site/js/script.js загружен (иначе форма не работает).</w:t>
+      </w:r>
+    </w:p>
+    <w:p>
+      <w:pPr>
+        <w:ind w:firstLine="709"/>
+        <w:jc w:val="both"/>
+      </w:pPr>
+      <w:r>
+        <w:t>*</w:t>
+      </w:r>
+      <w:r>
+        <w:rPr>
+          <w:i/>
+        </w:rPr>
+        <w:t>Основной поток событий.</w:t>
+      </w:r>
+      <w:r>
+        <w:t>*</w:t>
+      </w:r>
+    </w:p>
+    <w:p>
+      <w:pPr>
+        <w:ind w:firstLine="709"/>
+        <w:jc w:val="both"/>
+      </w:pPr>
+      <w:r>
+        <w:t>– 1. Посетитель нажимает «В бету» (или «Записаться в бету»); страница прокручивается к разделу #waitlist;</w:t>
+      </w:r>
+    </w:p>
+    <w:p>
+      <w:pPr>
+        <w:ind w:firstLine="709"/>
+        <w:jc w:val="both"/>
+      </w:pPr>
+      <w:r>
+        <w:t>– 2. Посетитель вводит имя в поле «Имя» (подсказка «От 2 до 60 букв. Допустимы пробел, дефис и апостроф.»);</w:t>
+      </w:r>
+    </w:p>
+    <w:p>
+      <w:pPr>
+        <w:ind w:firstLine="709"/>
+        <w:jc w:val="both"/>
+      </w:pPr>
+      <w:r>
+        <w:t>– 3. Посетитель вводит адрес в поле «Электронная почта» (подсказка «Адрес вида name@example.com. На него придёт приглашение.»);</w:t>
+      </w:r>
+    </w:p>
+    <w:p>
+      <w:pPr>
+        <w:ind w:firstLine="709"/>
+        <w:jc w:val="both"/>
+      </w:pPr>
+      <w:r>
+        <w:t>– 4. Посетитель выбирает нотацию в списке: IDEF0, DFD, ERD, BPMN, UML или «Сети Петри»;</w:t>
+      </w:r>
+    </w:p>
+    <w:p>
+      <w:pPr>
+        <w:ind w:firstLine="709"/>
+        <w:jc w:val="both"/>
+      </w:pPr>
+      <w:r>
+        <w:t>– 5. Посетитель вводит целое число в поле «Размер команды» (подсказка «Целое число от 0 до 500. Укажите 0, если работаете один.»);</w:t>
+      </w:r>
+    </w:p>
+    <w:p>
+      <w:pPr>
+        <w:ind w:firstLine="709"/>
+        <w:jc w:val="both"/>
+      </w:pPr>
+      <w:r>
+        <w:t>– 6. Посетитель при желании вводит текст в поле «Комментарий (по желанию)»;</w:t>
+      </w:r>
+    </w:p>
+    <w:p>
+      <w:pPr>
+        <w:ind w:firstLine="709"/>
+        <w:jc w:val="both"/>
+      </w:pPr>
+      <w:r>
+        <w:t>– 7. Посетитель отмечает флажок «Согласен получать письма о запуске беты и с политикой конфиденциальности»;</w:t>
+      </w:r>
+    </w:p>
+    <w:p>
+      <w:pPr>
+        <w:ind w:firstLine="709"/>
+        <w:jc w:val="both"/>
+      </w:pPr>
+      <w:r>
+        <w:t>– 8. Посетитель нажимает кнопку «Отправить»;</w:t>
+      </w:r>
+    </w:p>
+    <w:p>
+      <w:pPr>
+        <w:ind w:firstLine="709"/>
+        <w:jc w:val="both"/>
+      </w:pPr>
+      <w:r>
+        <w:t>– 9. Система считывает шесть полей и проверяет каждое по правилам П1–П6 (функция validateWaitlist);</w:t>
+      </w:r>
+    </w:p>
+    <w:p>
+      <w:pPr>
+        <w:ind w:firstLine="709"/>
+        <w:jc w:val="both"/>
+      </w:pPr>
+      <w:r>
+        <w:t>– 10. Система формирует запись {name, email, notation, team, comment, createdAt}, где name, email и comment очищены от пробелов по краям, team приведён к числу, createdAt — время в формате ISO 8601; добавляет запись в массив LocalStorage по ключу dslkit.waitlist и пишет в консоль «DSLKit: заявка сохранена в LocalStorage» с названием нотации;</w:t>
+      </w:r>
+    </w:p>
+    <w:p>
+      <w:pPr>
+        <w:ind w:firstLine="709"/>
+        <w:jc w:val="both"/>
+      </w:pPr>
+      <w:r>
+        <w:t>– 11. Система открывает страницу благодарности thanks.html (для английской версии en/thanks.html) с заголовком «Спасибо, вы в списке беты».</w:t>
+      </w:r>
+    </w:p>
+    <w:p>
+      <w:pPr>
+        <w:ind w:firstLine="709"/>
+        <w:jc w:val="both"/>
+      </w:pPr>
+      <w:r>
+        <w:t>*</w:t>
+      </w:r>
+      <w:r>
+        <w:rPr>
+          <w:i/>
+        </w:rPr>
+        <w:t>Правила проверки полей.</w:t>
+      </w:r>
+      <w:r>
+        <w:t>*</w:t>
+      </w:r>
+    </w:p>
+    <w:p>
+      <w:pPr>
+        <w:ind w:firstLine="709"/>
+        <w:jc w:val="both"/>
+      </w:pPr>
+      <w:r>
+        <w:t>– П1. Имя (#name): 2–60 символов после обрезки пробелов, первый символ буква, далее буквы, пробел, апостроф, дефис. В разметке: minlength=2, maxlength=60;</w:t>
+      </w:r>
+    </w:p>
+    <w:p>
+      <w:pPr>
+        <w:ind w:firstLine="709"/>
+        <w:jc w:val="both"/>
+      </w:pPr>
+      <w:r>
+        <w:t>– П2. Почта (#email): вид name@domain.zone без пробелов, зона не короче двух символов, не более 120 символов после обрезки. В разметке: type=email, maxlength=120;</w:t>
+      </w:r>
+    </w:p>
+    <w:p>
+      <w:pPr>
+        <w:ind w:firstLine="709"/>
+        <w:jc w:val="both"/>
+      </w:pPr>
+      <w:r>
+        <w:t>– П3. Нотация (#notation): idef0, dfd, erd, bpmn, uml или petri; пункт «Выберите нотацию» недопустим;</w:t>
+      </w:r>
+    </w:p>
+    <w:p>
+      <w:pPr>
+        <w:ind w:firstLine="709"/>
+        <w:jc w:val="both"/>
+      </w:pPr>
+      <w:r>
+        <w:t>– П4. Размер команды (#team): целое от 0 до 500; допускается строка из цифр; отрицательные, дробные и нечисловые значения недопустимы. В разметке: min=0, max=500, step=1;</w:t>
+      </w:r>
+    </w:p>
+    <w:p>
+      <w:pPr>
+        <w:ind w:firstLine="709"/>
+        <w:jc w:val="both"/>
+      </w:pPr>
+      <w:r>
+        <w:t>– П5. Комментарий (#comment): не более 500 символов (длина считается без обрезки), поле необязательное. В разметке: maxlength=500, поэтому в браузере больше 500 символов ввести нельзя;</w:t>
+      </w:r>
+    </w:p>
+    <w:p>
+      <w:pPr>
+        <w:ind w:firstLine="709"/>
+        <w:jc w:val="both"/>
+      </w:pPr>
+      <w:r>
+        <w:t>– П6. Согласие (#consent): флажок обязательно отмечен;</w:t>
+      </w:r>
+    </w:p>
+    <w:p>
+      <w:pPr>
+        <w:ind w:firstLine="709"/>
+        <w:jc w:val="both"/>
+      </w:pPr>
+      <w:r>
+        <w:t>– Встроенная проверка браузера отключена (form.noValidate), показываются только собственные сообщения сайта.</w:t>
+      </w:r>
+    </w:p>
+    <w:p>
+      <w:pPr>
+        <w:ind w:firstLine="709"/>
+        <w:jc w:val="both"/>
+      </w:pPr>
+      <w:r>
+        <w:t>*</w:t>
+      </w:r>
+      <w:r>
+        <w:rPr>
+          <w:i/>
+        </w:rPr>
+        <w:t>Альтернативные потоки.</w:t>
+      </w:r>
+      <w:r>
+        <w:t>*</w:t>
+      </w:r>
+    </w:p>
+    <w:p>
+      <w:pPr>
+        <w:ind w:firstLine="709"/>
+        <w:jc w:val="both"/>
+      </w:pPr>
+      <w:r>
+        <w:t>– A1. Одно или несколько полей не прошли проверку (шаг 9): под каждым неверным полем показывается красное сообщение (role=alert, например «Имя не принято: поле пустое, короче двух символов или содержит цифры и знаки…»), поле получает aria-invalid=true, фокус переходит на первое неверное поле в порядке имя, почта, нотация, команда, комментарий, согласие. Заявка не сохраняется, страница не меняется. Поле с ошибкой перепроверяется при каждом вводе, остальные при выходе из поля. После исправления сообщение скрывается. Сценарий продолжается с шага 8;</w:t>
+      </w:r>
+    </w:p>
+    <w:p>
+      <w:pPr>
+        <w:ind w:firstLine="709"/>
+        <w:jc w:val="both"/>
+      </w:pPr>
+      <w:r>
+        <w:t>– A2. Согласие не отмечено (шаг 9): применяется A1; сообщение «Без согласия мы не можем отправить приглашение. Поставьте галочку, чтобы продолжить.»;</w:t>
+      </w:r>
+    </w:p>
+    <w:p>
+      <w:pPr>
+        <w:ind w:firstLine="709"/>
+        <w:jc w:val="both"/>
+      </w:pPr>
+      <w:r>
+        <w:t>– A3. Посетитель закрывает страницу или уходит со страницы до шага 8: данные не сохраняются, состояние системы не меняется;</w:t>
+      </w:r>
+    </w:p>
+    <w:p>
+      <w:pPr>
+        <w:ind w:firstLine="709"/>
+        <w:jc w:val="both"/>
+      </w:pPr>
+      <w:r>
+        <w:t>– A4. Повторная заявка с тем же адресом (шаг 10): принимается как новая отдельная запись, сообщения о дубликате нет (дефект D-1);</w:t>
+      </w:r>
+    </w:p>
+    <w:p>
+      <w:pPr>
+        <w:ind w:firstLine="709"/>
+        <w:jc w:val="both"/>
+      </w:pPr>
+      <w:r>
+        <w:t>– A5. Повторное нажатие «Отправить» после успешной отправки (шаг 11): игнорируется, вторая запись не создаётся (флаг submitting).</w:t>
+      </w:r>
+    </w:p>
+    <w:p>
+      <w:pPr>
+        <w:ind w:firstLine="709"/>
+        <w:jc w:val="both"/>
+      </w:pPr>
+      <w:r>
+        <w:t>*</w:t>
+      </w:r>
+      <w:r>
+        <w:rPr>
+          <w:i/>
+        </w:rPr>
+        <w:t>Постусловия.</w:t>
+      </w:r>
+      <w:r>
+        <w:t>*</w:t>
+      </w:r>
+    </w:p>
+    <w:p>
+      <w:pPr>
+        <w:ind w:firstLine="709"/>
+        <w:jc w:val="both"/>
+      </w:pPr>
+      <w:r>
+        <w:t>– Успех: массив dslkit.waitlist в LocalStorage длиннее на одну запись, открыта страница thanks.html (en/thanks.html);</w:t>
+      </w:r>
+    </w:p>
+    <w:p>
+      <w:pPr>
+        <w:ind w:firstLine="709"/>
+        <w:jc w:val="both"/>
+      </w:pPr>
+      <w:r>
+        <w:t>– Ошибка проверки (A1, A2): записей не добавилось, посетитель остаётся на главной странице, введённые значения остаются в полях.</w:t>
+      </w:r>
+    </w:p>
+    <w:p>
+      <w:pPr>
+        <w:ind w:firstLine="709"/>
+        <w:jc w:val="both"/>
+      </w:pPr>
+      <w:r>
+        <w:t>*</w:t>
+      </w:r>
+      <w:r>
+        <w:rPr>
+          <w:i/>
+        </w:rPr>
+        <w:t>Исключительные ситуации.</w:t>
+      </w:r>
+      <w:r>
+        <w:t>*</w:t>
+      </w:r>
+    </w:p>
+    <w:p>
+      <w:pPr>
+        <w:ind w:firstLine="709"/>
+        <w:jc w:val="both"/>
+      </w:pPr>
+      <w:r>
+        <w:t>– E1. Запись в LocalStorage не удалась (хранилище переполнено или запрещено, шаг 10): метод storage.set возвращает false, но система всё равно открывает страницу благодарности; сообщения об ошибке нет, заявка потеряна (дефект D-2);</w:t>
+      </w:r>
+    </w:p>
+    <w:p>
+      <w:pPr>
+        <w:ind w:firstLine="709"/>
+        <w:jc w:val="both"/>
+      </w:pPr>
+      <w:r>
+        <w:t>– E2. LocalStorage недоступен совсем (getStorage использует временное хранилище в памяти): заявка живёт только до закрытия страницы, посетитель видит страницу благодарности.</w:t>
       </w:r>
     </w:p>
     <w:p>
@@ -500,7 +932,34 @@
         <w:jc w:val="both"/>
       </w:pPr>
       <w:r>
-        <w:t>– R4 «Форма заявки и валидация» (лаб. 3, раздел 1). Реализация: site/index.html (форма #waitlist-form), site/js/components/waitlist-form.js, site/js/utils/validation.js, site/thanks.html и site/en/thanks.html.</w:t>
+        <w:t>– R4 — Форма заявки и валидация;</w:t>
+      </w:r>
+    </w:p>
+    <w:p>
+      <w:pPr>
+        <w:ind w:firstLine="709"/>
+        <w:jc w:val="both"/>
+      </w:pPr>
+      <w:r>
+        <w:t>– R1 — Доступность страниц (главная, thanks.html, privacy.html);</w:t>
+      </w:r>
+    </w:p>
+    <w:p>
+      <w:pPr>
+        <w:ind w:firstLine="709"/>
+        <w:jc w:val="both"/>
+      </w:pPr>
+      <w:r>
+        <w:t>– R6 — Разметка и локализация (русская и английская версии);</w:t>
+      </w:r>
+    </w:p>
+    <w:p>
+      <w:pPr>
+        <w:ind w:firstLine="709"/>
+        <w:jc w:val="both"/>
+      </w:pPr>
+      <w:r>
+        <w:t>– R9 — Локальное хранилище.</w:t>
       </w:r>
     </w:p>
     <w:p>
@@ -527,7 +986,7 @@
         <w:jc w:val="both"/>
       </w:pPr>
       <w:r>
-        <w:t>– UC-01.1 Показ формы и подсказок к полям (шаги 1–6);</w:t>
+        <w:t>– UC-01.1 — Показ формы и подсказок к полям;</w:t>
       </w:r>
     </w:p>
     <w:p>
@@ -536,7 +995,7 @@
         <w:jc w:val="both"/>
       </w:pPr>
       <w:r>
-        <w:t>– UC-01.2 Очистка и проверка значений по П1–П6 (шаги 8–9);</w:t>
+        <w:t>– UC-01.2 — Чтение, очистка и проверка значений по П1–П6;</w:t>
       </w:r>
     </w:p>
     <w:p>
@@ -545,7 +1004,7 @@
         <w:jc w:val="both"/>
       </w:pPr>
       <w:r>
-        <w:t>– UC-01.3 Показ ошибок, фокус и повторная проверка (A1, A2);</w:t>
+        <w:t>– UC-01.3 — Показ ошибок, фокус и повторная проверка;</w:t>
       </w:r>
     </w:p>
     <w:p>
@@ -554,7 +1013,7 @@
         <w:jc w:val="both"/>
       </w:pPr>
       <w:r>
-        <w:t>– UC-01.4 Сохранение заявки в LocalStorage (шаг 10, A4, E1);</w:t>
+        <w:t>– UC-01.4 — Сохранение заявки в LocalStorage;</w:t>
       </w:r>
     </w:p>
     <w:p>
@@ -563,7 +1022,7 @@
         <w:jc w:val="both"/>
       </w:pPr>
       <w:r>
-        <w:t>– UC-01.5 Переход на страницу благодарности (шаг 11).</w:t>
+        <w:t>– UC-01.5 — Переход на страницу благодарности.</w:t>
       </w:r>
     </w:p>
     <w:p>
@@ -590,7 +1049,7 @@
         <w:jc w:val="both"/>
       </w:pPr>
       <w:r>
-        <w:t>– UC-00 «Прочитать политику конфиденциальности»: ссылка в тексте согласия ведёт на privacy.html (шаг 6);</w:t>
+        <w:t>– UC-00 — Прочитать политику конфиденциальности (ссылка в тексте согласия, privacy.html);</w:t>
       </w:r>
     </w:p>
     <w:p>
@@ -599,7 +1058,7 @@
         <w:jc w:val="both"/>
       </w:pPr>
       <w:r>
-        <w:t>– Лаб. 2: тест-кейсы TC-WL-001…022;</w:t>
+        <w:t>– UC-02 — Выбрать нотацию на карточке и перейти к записи (ссылки «Записаться в бету: UML», «…: BPMN»);</w:t>
       </w:r>
     </w:p>
     <w:p>
@@ -608,7 +1067,7 @@
         <w:jc w:val="both"/>
       </w:pPr>
       <w:r>
-        <w:t>– Лаб. 3: проверки SM-07, CP-35, CP-36;</w:t>
+        <w:t>– D-1 — Повторные заявки принимаются;</w:t>
       </w:r>
     </w:p>
     <w:p>
@@ -617,7 +1076,7 @@
         <w:jc w:val="both"/>
       </w:pPr>
       <w:r>
-        <w:t>– Дефекты реализации: D-1 (повторные заявки), D-2 (потеря заявки при сбое хранилища).</w:t>
+        <w:t>– D-2 — Потеря заявки при сбое хранилища.</w:t>
       </w:r>
     </w:p>
     <w:p>
@@ -632,7 +1091,7 @@
         <w:rPr>
           <w:i/>
         </w:rPr>
-        <w:t>Соответствие STAR.</w:t>
+        <w:t>Реализация.</w:t>
       </w:r>
       <w:r>
         <w:t>*</w:t>
@@ -644,7 +1103,7 @@
         <w:jc w:val="both"/>
       </w:pPr>
       <w:r>
-        <w:t>– Situation (ситуация): предусловия 1–2;</w:t>
+        <w:t>– IMPL-01 — site/index.html: разметка формы #waitlist-form;</w:t>
       </w:r>
     </w:p>
     <w:p>
@@ -653,7 +1112,7 @@
         <w:jc w:val="both"/>
       </w:pPr>
       <w:r>
-        <w:t>– Task (задача): краткое описание цели и задачи;</w:t>
+        <w:t>– IMPL-02 — site/js/components/waitlist-form.js: initWaitlistForm, показ ошибок, отправка;</w:t>
       </w:r>
     </w:p>
     <w:p>
@@ -662,7 +1121,7 @@
         <w:jc w:val="both"/>
       </w:pPr>
       <w:r>
-        <w:t>– Action (действия): основной поток, шаги 1–11, и альтернативные потоки A1–A4;</w:t>
+        <w:t>– IMPL-03 — site/js/utils/validation.js: validateWaitlist и правила П1–П6;</w:t>
       </w:r>
     </w:p>
     <w:p>
@@ -671,7 +1130,16 @@
         <w:jc w:val="both"/>
       </w:pPr>
       <w:r>
-        <w:t>– Result (результат): постусловия и исключительные ситуации E1–E2.</w:t>
+        <w:t>– IMPL-04 — site/js/utils/storage.js: createStorage, getStorage;</w:t>
+      </w:r>
+    </w:p>
+    <w:p>
+      <w:pPr>
+        <w:ind w:firstLine="709"/>
+        <w:jc w:val="both"/>
+      </w:pPr>
+      <w:r>
+        <w:t>– IMPL-05 — site/thanks.html и site/en/thanks.html: страница благодарности.</w:t>
       </w:r>
     </w:p>
     <w:p>
@@ -686,7 +1154,7 @@
         <w:rPr>
           <w:i/>
         </w:rPr>
-        <w:t>Основной актор.</w:t>
+        <w:t>Тест-кейсы и проверки.</w:t>
       </w:r>
       <w:r>
         <w:t>*</w:t>
@@ -698,7 +1166,97 @@
         <w:jc w:val="both"/>
       </w:pPr>
       <w:r>
-        <w:t>– Посетитель сайта (неавторизованный пользователь). Внешних систем в сценарии нет.</w:t>
+        <w:t>– TC-WL-001 — Все поля корректны;</w:t>
+      </w:r>
+    </w:p>
+    <w:p>
+      <w:pPr>
+        <w:ind w:firstLine="709"/>
+        <w:jc w:val="both"/>
+      </w:pPr>
+      <w:r>
+        <w:t>– TC-WL-002…007 — Имя: границы и недопустимые символы (П1);</w:t>
+      </w:r>
+    </w:p>
+    <w:p>
+      <w:pPr>
+        <w:ind w:firstLine="709"/>
+        <w:jc w:val="both"/>
+      </w:pPr>
+      <w:r>
+        <w:t>– TC-WL-008…011 — Почта: формат и длина (П2);</w:t>
+      </w:r>
+    </w:p>
+    <w:p>
+      <w:pPr>
+        <w:ind w:firstLine="709"/>
+        <w:jc w:val="both"/>
+      </w:pPr>
+      <w:r>
+        <w:t>– TC-WL-012…017 — Размер команды: границы и тип (П4);</w:t>
+      </w:r>
+    </w:p>
+    <w:p>
+      <w:pPr>
+        <w:ind w:firstLine="709"/>
+        <w:jc w:val="both"/>
+      </w:pPr>
+      <w:r>
+        <w:t>– TC-WL-018 — Нотация вне списка (П3);</w:t>
+      </w:r>
+    </w:p>
+    <w:p>
+      <w:pPr>
+        <w:ind w:firstLine="709"/>
+        <w:jc w:val="both"/>
+      </w:pPr>
+      <w:r>
+        <w:t>– TC-WL-019, 020 — Комментарий: граница 500 (П5);</w:t>
+      </w:r>
+    </w:p>
+    <w:p>
+      <w:pPr>
+        <w:ind w:firstLine="709"/>
+        <w:jc w:val="both"/>
+      </w:pPr>
+      <w:r>
+        <w:t>– TC-WL-021 — Согласие не дано (П6);</w:t>
+      </w:r>
+    </w:p>
+    <w:p>
+      <w:pPr>
+        <w:ind w:firstLine="709"/>
+        <w:jc w:val="both"/>
+      </w:pPr>
+      <w:r>
+        <w:t>– TC-WL-022 — Пустая форма (A1);</w:t>
+      </w:r>
+    </w:p>
+    <w:p>
+      <w:pPr>
+        <w:ind w:firstLine="709"/>
+        <w:jc w:val="both"/>
+      </w:pPr>
+      <w:r>
+        <w:t>– SM-07 — Форма заявки есть на главной;</w:t>
+      </w:r>
+    </w:p>
+    <w:p>
+      <w:pPr>
+        <w:ind w:firstLine="709"/>
+        <w:jc w:val="both"/>
+      </w:pPr>
+      <w:r>
+        <w:t>– CP-35 — Валидация корректной заявки;</w:t>
+      </w:r>
+    </w:p>
+    <w:p>
+      <w:pPr>
+        <w:ind w:firstLine="709"/>
+        <w:jc w:val="both"/>
+      </w:pPr>
+      <w:r>
+        <w:t>– CP-36 — У полей есть подписи и сообщения об ошибках.</w:t>
       </w:r>
     </w:p>
     <w:p>
@@ -713,7 +1271,7 @@
         <w:rPr>
           <w:i/>
         </w:rPr>
-        <w:t>Предусловия.</w:t>
+        <w:t>Скриншоты интерфейса.</w:t>
       </w:r>
       <w:r>
         <w:t>*</w:t>
@@ -725,7 +1283,7 @@
         <w:jc w:val="both"/>
       </w:pPr>
       <w:r>
-        <w:t>– 1. Открыта главная страница сайта (русская или английская версия);</w:t>
+        <w:t>– SCR-01 — Главная страница, русская версия (01-home.png);</w:t>
       </w:r>
     </w:p>
     <w:p>
@@ -734,7 +1292,52 @@
         <w:jc w:val="both"/>
       </w:pPr>
       <w:r>
-        <w:t>– 2. Форма «Записаться в бету» отображается, все поля пусты, поле «Размер команды» содержит 0.</w:t>
+        <w:t>– SCR-02 — Главная страница, английская версия (02-home-en.png);</w:t>
+      </w:r>
+    </w:p>
+    <w:p>
+      <w:pPr>
+        <w:ind w:firstLine="709"/>
+        <w:jc w:val="both"/>
+      </w:pPr>
+      <w:r>
+        <w:t>– SCR-03 — Форма заявки: ошибки при пустой отправке (03-form-errors.png);</w:t>
+      </w:r>
+    </w:p>
+    <w:p>
+      <w:pPr>
+        <w:ind w:firstLine="709"/>
+        <w:jc w:val="both"/>
+      </w:pPr>
+      <w:r>
+        <w:t>– SCR-04 — Форма заявки: заполнена корректными данными (04-form-filled.png);</w:t>
+      </w:r>
+    </w:p>
+    <w:p>
+      <w:pPr>
+        <w:ind w:firstLine="709"/>
+        <w:jc w:val="both"/>
+      </w:pPr>
+      <w:r>
+        <w:t>– SCR-05 — Страница благодарности (05-form-submitted.png);</w:t>
+      </w:r>
+    </w:p>
+    <w:p>
+      <w:pPr>
+        <w:ind w:firstLine="709"/>
+        <w:jc w:val="both"/>
+      </w:pPr>
+      <w:r>
+        <w:t>– SCR-06 — Запись заявки в LocalStorage (12-uc-storage-record.png);</w:t>
+      </w:r>
+    </w:p>
+    <w:p>
+      <w:pPr>
+        <w:ind w:firstLine="709"/>
+        <w:jc w:val="both"/>
+      </w:pPr>
+      <w:r>
+        <w:t>– SCR-07 — Сбой записи: страница благодарности без ошибки (13-uc-storage-failure.png).</w:t>
       </w:r>
     </w:p>
     <w:p>
@@ -749,7 +1352,7 @@
         <w:rPr>
           <w:i/>
         </w:rPr>
-        <w:t>Основной поток событий.</w:t>
+        <w:t>Ссылки.</w:t>
       </w:r>
       <w:r>
         <w:t>*</w:t>
@@ -761,7 +1364,7 @@
         <w:jc w:val="both"/>
       </w:pPr>
       <w:r>
-        <w:t>– 1. Посетитель вводит имя в поле «Имя»;</w:t>
+        <w:t>– Страницы проекта (при запущенном npm start):;</w:t>
       </w:r>
     </w:p>
     <w:p>
@@ -770,7 +1373,7 @@
         <w:jc w:val="both"/>
       </w:pPr>
       <w:r>
-        <w:t>– 2. Посетитель вводит адрес в поле «Электронная почта»;</w:t>
+        <w:t>– http://localhost:5173/ — главная страница (русская версия);</w:t>
       </w:r>
     </w:p>
     <w:p>
@@ -779,7 +1382,7 @@
         <w:jc w:val="both"/>
       </w:pPr>
       <w:r>
-        <w:t>– 3. Посетитель выбирает значение в списке «Нотация»;</w:t>
+        <w:t>– http://localhost:5173/#waitlist — раздел «Записаться в бету»;</w:t>
       </w:r>
     </w:p>
     <w:p>
@@ -788,7 +1391,7 @@
         <w:jc w:val="both"/>
       </w:pPr>
       <w:r>
-        <w:t>– 4. Посетитель вводит целое число в поле «Размер команды»;</w:t>
+        <w:t>– http://localhost:5173/thanks.html — страница благодарности;</w:t>
       </w:r>
     </w:p>
     <w:p>
@@ -797,7 +1400,7 @@
         <w:jc w:val="both"/>
       </w:pPr>
       <w:r>
-        <w:t>– 5. Посетитель при желании вводит текст в поле «Комментарий»;</w:t>
+        <w:t>– http://localhost:5173/privacy.html — политика конфиденциальности;</w:t>
       </w:r>
     </w:p>
     <w:p>
@@ -806,7 +1409,7 @@
         <w:jc w:val="both"/>
       </w:pPr>
       <w:r>
-        <w:t>– 6. Посетитель отмечает флажок согласия;</w:t>
+        <w:t>– http://localhost:5173/en/ — главная страница (английская версия);</w:t>
       </w:r>
     </w:p>
     <w:p>
@@ -815,7 +1418,7 @@
         <w:jc w:val="both"/>
       </w:pPr>
       <w:r>
-        <w:t>– 7. Посетитель нажимает кнопку «Отправить»;</w:t>
+        <w:t>– http://localhost:5173/en/thanks.html — страница благодарности (английская версия);</w:t>
       </w:r>
     </w:p>
     <w:p>
@@ -824,7 +1427,7 @@
         <w:jc w:val="both"/>
       </w:pPr>
       <w:r>
-        <w:t>– 8. Система удаляет пробелы по краям у имени, почты и комментария;</w:t>
+        <w:t>– Репозиторий и источники:;</w:t>
       </w:r>
     </w:p>
     <w:p>
@@ -833,7 +1436,7 @@
         <w:jc w:val="both"/>
       </w:pPr>
       <w:r>
-        <w:t>– 9. Система проверяет все поля по правилам П1–П6 (ниже);</w:t>
+        <w:t>– https://github.com/KsushaKhadzhinova/DSLKit-Project — репозиторий проекта;</w:t>
       </w:r>
     </w:p>
     <w:p>
@@ -842,7 +1445,7 @@
         <w:jc w:val="both"/>
       </w:pPr>
       <w:r>
-        <w:t>– 10. Система сохраняет заявку в LocalStorage браузера под ключом dslkit.waitlist: имя, почта, нотация, размер команды, комментарий, время создания;</w:t>
+        <w:t>– https://svyatoslav.biz/software_testing_book/ — книга «Тестирование программного обеспечения. Базовый курс»;</w:t>
       </w:r>
     </w:p>
     <w:p>
@@ -851,205 +1454,7 @@
         <w:jc w:val="both"/>
       </w:pPr>
       <w:r>
-        <w:t>– 11. Система открывает страницу благодарности thanks.html.</w:t>
-      </w:r>
-    </w:p>
-    <w:p>
-      <w:pPr>
-        <w:ind w:firstLine="709"/>
-        <w:jc w:val="both"/>
-      </w:pPr>
-      <w:r>
-        <w:t>*</w:t>
-      </w:r>
-      <w:r>
-        <w:rPr>
-          <w:i/>
-        </w:rPr>
-        <w:t>Правила проверки полей.</w:t>
-      </w:r>
-      <w:r>
-        <w:t>*</w:t>
-      </w:r>
-    </w:p>
-    <w:p>
-      <w:pPr>
-        <w:ind w:firstLine="709"/>
-        <w:jc w:val="both"/>
-      </w:pPr>
-      <w:r>
-        <w:t>– П1. Имя: 2–60 символов, начинается с буквы, далее буквы, пробел, дефис, апостроф;</w:t>
-      </w:r>
-    </w:p>
-    <w:p>
-      <w:pPr>
-        <w:ind w:firstLine="709"/>
-        <w:jc w:val="both"/>
-      </w:pPr>
-      <w:r>
-        <w:t>– П2. Почта: вид name@domain.zone, домен верхнего уровня не короче двух символов, длина не более 120;</w:t>
-      </w:r>
-    </w:p>
-    <w:p>
-      <w:pPr>
-        <w:ind w:firstLine="709"/>
-        <w:jc w:val="both"/>
-      </w:pPr>
-      <w:r>
-        <w:t>– П3. Нотация: одно из значений idef0, dfd, erd, bpmn, uml, petri;</w:t>
-      </w:r>
-    </w:p>
-    <w:p>
-      <w:pPr>
-        <w:ind w:firstLine="709"/>
-        <w:jc w:val="both"/>
-      </w:pPr>
-      <w:r>
-        <w:t>– П4. Размер команды: целое число от 0 до 500 включительно;</w:t>
-      </w:r>
-    </w:p>
-    <w:p>
-      <w:pPr>
-        <w:ind w:firstLine="709"/>
-        <w:jc w:val="both"/>
-      </w:pPr>
-      <w:r>
-        <w:t>– П5. Комментарий: не более 500 символов, поле необязательное;</w:t>
-      </w:r>
-    </w:p>
-    <w:p>
-      <w:pPr>
-        <w:ind w:firstLine="709"/>
-        <w:jc w:val="both"/>
-      </w:pPr>
-      <w:r>
-        <w:t>– П6. Согласие: флажок обязательно отмечен.</w:t>
-      </w:r>
-    </w:p>
-    <w:p>
-      <w:pPr>
-        <w:ind w:firstLine="709"/>
-        <w:jc w:val="both"/>
-      </w:pPr>
-      <w:r>
-        <w:t>*</w:t>
-      </w:r>
-      <w:r>
-        <w:rPr>
-          <w:i/>
-        </w:rPr>
-        <w:t>Альтернативные потоки.</w:t>
-      </w:r>
-      <w:r>
-        <w:t>*</w:t>
-      </w:r>
-    </w:p>
-    <w:p>
-      <w:pPr>
-        <w:ind w:firstLine="709"/>
-        <w:jc w:val="both"/>
-      </w:pPr>
-      <w:r>
-        <w:t>– A1. Одно или несколько полей не прошли проверку (шаг 9): под каждым неверным полем появляется сообщение об ошибке, фокус переходит на первое неверное поле, заявка не сохраняется. После исправления поля и ухода из него сообщение исчезает. Сценарий продолжается с шага 7;</w:t>
-      </w:r>
-    </w:p>
-    <w:p>
-      <w:pPr>
-        <w:ind w:firstLine="709"/>
-        <w:jc w:val="both"/>
-      </w:pPr>
-      <w:r>
-        <w:t>– A2. Согласие не отмечено (шаг 9): применяется A1 для поля согласия;</w:t>
-      </w:r>
-    </w:p>
-    <w:p>
-      <w:pPr>
-        <w:ind w:firstLine="709"/>
-        <w:jc w:val="both"/>
-      </w:pPr>
-      <w:r>
-        <w:t>– A3. Посетитель закрывает страницу или уходит со страницы до шага 7: данные не сохраняются, состояние системы не меняется;</w:t>
-      </w:r>
-    </w:p>
-    <w:p>
-      <w:pPr>
-        <w:ind w:firstLine="709"/>
-        <w:jc w:val="both"/>
-      </w:pPr>
-      <w:r>
-        <w:t>– A4. Повторная заявка с тем же адресом почты (шаг 10): заявка принимается как новая отдельная запись, сообщения о дубликате нет.</w:t>
-      </w:r>
-    </w:p>
-    <w:p>
-      <w:pPr>
-        <w:ind w:firstLine="709"/>
-        <w:jc w:val="both"/>
-      </w:pPr>
-      <w:r>
-        <w:t>*</w:t>
-      </w:r>
-      <w:r>
-        <w:rPr>
-          <w:i/>
-        </w:rPr>
-        <w:t>Постусловия.</w:t>
-      </w:r>
-      <w:r>
-        <w:t>*</w:t>
-      </w:r>
-    </w:p>
-    <w:p>
-      <w:pPr>
-        <w:ind w:firstLine="709"/>
-        <w:jc w:val="both"/>
-      </w:pPr>
-      <w:r>
-        <w:t>– Успех: в LocalStorage на одну запись больше, открыта страница thanks.html;</w:t>
-      </w:r>
-    </w:p>
-    <w:p>
-      <w:pPr>
-        <w:ind w:firstLine="709"/>
-        <w:jc w:val="both"/>
-      </w:pPr>
-      <w:r>
-        <w:t>– Ошибка проверки (A1, A2): записей не добавилось, посетитель остаётся на главной странице, введённые значения сохранены в полях.</w:t>
-      </w:r>
-    </w:p>
-    <w:p>
-      <w:pPr>
-        <w:ind w:firstLine="709"/>
-        <w:jc w:val="both"/>
-      </w:pPr>
-      <w:r>
-        <w:t>*</w:t>
-      </w:r>
-      <w:r>
-        <w:rPr>
-          <w:i/>
-        </w:rPr>
-        <w:t>Исключительные ситуации.</w:t>
-      </w:r>
-      <w:r>
-        <w:t>*</w:t>
-      </w:r>
-    </w:p>
-    <w:p>
-      <w:pPr>
-        <w:ind w:firstLine="709"/>
-        <w:jc w:val="both"/>
-      </w:pPr>
-      <w:r>
-        <w:t>– E1. Браузер не позволяет записать в LocalStorage (хранилище переполнено или запрещено, шаг 10): система всё равно открывает страницу благодарности, заявка не сохраняется, сообщения об ошибке нет. Это известное ограничение текущей версии (дефект D-2 лабораторной работы №1);</w:t>
-      </w:r>
-    </w:p>
-    <w:p>
-      <w:pPr>
-        <w:ind w:firstLine="709"/>
-        <w:jc w:val="both"/>
-      </w:pPr>
-      <w:r>
-        <w:t>– E2. Одно из полей имеет недопустимый тип данных (например, текст в поле «Размер команды»): обрабатывается как A1 для этого поля.</w:t>
+        <w:t>– https://github.com/KsushaKhadzhinova/report-gen — генератор отчётов.</w:t>
       </w:r>
     </w:p>
     <w:p>

--- a/testing-course/reports/lab2/output/note.docx
+++ b/testing-course/reports/lab2/output/note.docx
@@ -419,7 +419,28 @@
         <w:jc w:val="both"/>
       </w:pPr>
       <w:r>
-        <w:t>– UC-01. Подать заявку в лист ожидания (форма «Записаться в бету» на главной странице DSLKit).</w:t>
+        <w:t>– *</w:t>
+      </w:r>
+      <w:r>
+        <w:rPr>
+          <w:i/>
+        </w:rPr>
+        <w:t>UC-01.</w:t>
+      </w:r>
+      <w:r>
+        <w:rPr>
+          <w:i/>
+        </w:rPr>
+        <w:t xml:space="preserve"> Подать заявку в лист ожидания (форма </w:t>
+      </w:r>
+      <w:r>
+        <w:rPr>
+          <w:i/>
+        </w:rPr>
+        <w:t>«Записаться в бету»</w:t>
+      </w:r>
+      <w:r>
+        <w:t>* на главной странице DSLKit).</w:t>
       </w:r>
     </w:p>
     <w:p>
@@ -461,6 +482,141 @@
         <w:rPr>
           <w:i/>
         </w:rPr>
+        <w:t>Система и модуль.</w:t>
+      </w:r>
+      <w:r>
+        <w:t>*</w:t>
+      </w:r>
+    </w:p>
+    <w:p>
+      <w:pPr>
+        <w:ind w:firstLine="709"/>
+        <w:jc w:val="both"/>
+      </w:pPr>
+      <w:r>
+        <w:t>– *</w:t>
+      </w:r>
+      <w:r>
+        <w:rPr>
+          <w:i/>
+        </w:rPr>
+        <w:t>Система:</w:t>
+      </w:r>
+      <w:r>
+        <w:rPr>
+          <w:i/>
+        </w:rPr>
+        <w:t xml:space="preserve"> </w:t>
+      </w:r>
+      <w:r>
+        <w:t>DSLKit</w:t>
+      </w:r>
+      <w:r>
+        <w:rPr>
+          <w:i/>
+        </w:rPr>
+        <w:t xml:space="preserve"> — веб-приложение «Редактор диаграмм как кода: слева текст, справа диаграмма», статический сайт без серверной части (каталог </w:t>
+      </w:r>
+      <w:r>
+        <w:t>site/*);</w:t>
+      </w:r>
+    </w:p>
+    <w:p>
+      <w:pPr>
+        <w:ind w:firstLine="709"/>
+        <w:jc w:val="both"/>
+      </w:pPr>
+      <w:r>
+        <w:t>– *</w:t>
+      </w:r>
+      <w:r>
+        <w:rPr>
+          <w:i/>
+        </w:rPr>
+        <w:t>Модуль:</w:t>
+      </w:r>
+      <w:r>
+        <w:t>* «Лист ожидания беты» — форма заявки на главной странице (раздел «Записаться в бету»);</w:t>
+      </w:r>
+    </w:p>
+    <w:p>
+      <w:pPr>
+        <w:ind w:firstLine="709"/>
+        <w:jc w:val="both"/>
+      </w:pPr>
+      <w:r>
+        <w:t>– *</w:t>
+      </w:r>
+      <w:r>
+        <w:rPr>
+          <w:i/>
+        </w:rPr>
+        <w:t>Ссылка на модуль:</w:t>
+      </w:r>
+      <w:r>
+        <w:rPr>
+          <w:i/>
+        </w:rPr>
+        <w:t xml:space="preserve"> http://localhost:5173/#waitlist (запуск: </w:t>
+      </w:r>
+      <w:r>
+        <w:t>npm start*);</w:t>
+      </w:r>
+    </w:p>
+    <w:p>
+      <w:pPr>
+        <w:ind w:firstLine="709"/>
+        <w:jc w:val="both"/>
+      </w:pPr>
+      <w:r>
+        <w:t>– *</w:t>
+      </w:r>
+      <w:r>
+        <w:rPr>
+          <w:i/>
+        </w:rPr>
+        <w:t>Ссылка на исходный код:</w:t>
+      </w:r>
+      <w:r>
+        <w:rPr>
+          <w:i/>
+        </w:rPr>
+        <w:t xml:space="preserve"> https://github.com/KsushaKhadzhinova/DSLKit-Project, файлы </w:t>
+      </w:r>
+      <w:r>
+        <w:t>site/index.html</w:t>
+      </w:r>
+      <w:r>
+        <w:rPr>
+          <w:i/>
+        </w:rPr>
+        <w:t xml:space="preserve"> (форма </w:t>
+      </w:r>
+      <w:r>
+        <w:t>#waitlist-form</w:t>
+      </w:r>
+      <w:r>
+        <w:rPr>
+          <w:i/>
+        </w:rPr>
+        <w:t xml:space="preserve">) и </w:t>
+      </w:r>
+      <w:r>
+        <w:t>site/js/components/waitlist-form.js*.</w:t>
+      </w:r>
+    </w:p>
+    <w:p>
+      <w:pPr>
+        <w:ind w:firstLine="709"/>
+        <w:jc w:val="both"/>
+      </w:pPr>
+      <w:r>
+        <w:t>*</w:t>
+      </w:r>
+      <w:r>
+        <w:rPr>
+          <w:i/>
+        </w:rPr>
         <w:t>Краткое описание цели и задачи.</w:t>
       </w:r>
       <w:r>
@@ -527,7 +683,58 @@
         <w:jc w:val="both"/>
       </w:pPr>
       <w:r>
-        <w:t>– Кнопка «В бету» в шапке, кнопка «Записаться в бету» на первом экране и ссылки «Записаться в бету: UML», «Записаться в бету: BPMN» и т. п. на карточках нотаций. Все ведут к якорю #waitlist.</w:t>
+        <w:t>– Кнопка *</w:t>
+      </w:r>
+      <w:r>
+        <w:rPr>
+          <w:i/>
+        </w:rPr>
+        <w:t>«В бету»</w:t>
+      </w:r>
+      <w:r>
+        <w:rPr>
+          <w:i/>
+        </w:rPr>
+        <w:t xml:space="preserve"> в шапке, кнопка </w:t>
+      </w:r>
+      <w:r>
+        <w:rPr>
+          <w:i/>
+        </w:rPr>
+        <w:t>«Записаться в бету»</w:t>
+      </w:r>
+      <w:r>
+        <w:rPr>
+          <w:i/>
+        </w:rPr>
+        <w:t xml:space="preserve"> на первом экране и ссылки </w:t>
+      </w:r>
+      <w:r>
+        <w:rPr>
+          <w:i/>
+        </w:rPr>
+        <w:t>«Записаться в бету: UML»</w:t>
+      </w:r>
+      <w:r>
+        <w:rPr>
+          <w:i/>
+        </w:rPr>
+        <w:t xml:space="preserve">, </w:t>
+      </w:r>
+      <w:r>
+        <w:rPr>
+          <w:i/>
+        </w:rPr>
+        <w:t>«Записаться в бету: BPMN»</w:t>
+      </w:r>
+      <w:r>
+        <w:rPr>
+          <w:i/>
+        </w:rPr>
+        <w:t xml:space="preserve"> и т. п. на карточках нотаций. Все ведут к якорю </w:t>
+      </w:r>
+      <w:r>
+        <w:t>#waitlist*.</w:t>
       </w:r>
     </w:p>
     <w:p>
@@ -563,7 +770,52 @@
         <w:jc w:val="both"/>
       </w:pPr>
       <w:r>
-        <w:t>– 2. Раздел «Записаться в бету» показан, форма пуста: список «Нотация» стоит на пункте «Выберите нотацию», в поле «Размер команды» значение 0, флажок согласия снят;</w:t>
+        <w:t>– 2. Раздел *</w:t>
+      </w:r>
+      <w:r>
+        <w:rPr>
+          <w:i/>
+        </w:rPr>
+        <w:t>«Записаться в бету»</w:t>
+      </w:r>
+      <w:r>
+        <w:rPr>
+          <w:i/>
+        </w:rPr>
+        <w:t xml:space="preserve"> показан, форма пуста: список </w:t>
+      </w:r>
+      <w:r>
+        <w:rPr>
+          <w:i/>
+        </w:rPr>
+        <w:t>«Нотация»</w:t>
+      </w:r>
+      <w:r>
+        <w:rPr>
+          <w:i/>
+        </w:rPr>
+        <w:t xml:space="preserve"> стоит на пункте </w:t>
+      </w:r>
+      <w:r>
+        <w:rPr>
+          <w:i/>
+        </w:rPr>
+        <w:t>«Выберите нотацию»</w:t>
+      </w:r>
+      <w:r>
+        <w:rPr>
+          <w:i/>
+        </w:rPr>
+        <w:t xml:space="preserve">, в поле </w:t>
+      </w:r>
+      <w:r>
+        <w:rPr>
+          <w:i/>
+        </w:rPr>
+        <w:t>«Размер команды»</w:t>
+      </w:r>
+      <w:r>
+        <w:t>* значение 0, флажок согласия снят;</w:t>
       </w:r>
     </w:p>
     <w:p>
@@ -572,7 +824,16 @@
         <w:jc w:val="both"/>
       </w:pPr>
       <w:r>
-        <w:t>– 3. Скрипт site/js/script.js загружен (иначе форма не работает).</w:t>
+        <w:t xml:space="preserve">– 3. Скрипт </w:t>
+      </w:r>
+      <w:r>
+        <w:rPr>
+          <w:i/>
+        </w:rPr>
+        <w:t>site/js/script.js</w:t>
+      </w:r>
+      <w:r>
+        <w:t xml:space="preserve"> загружен (иначе форма не работает).</w:t>
       </w:r>
     </w:p>
     <w:p>
@@ -599,7 +860,34 @@
         <w:jc w:val="both"/>
       </w:pPr>
       <w:r>
-        <w:t>– 1. Посетитель нажимает «В бету» (или «Записаться в бету»); страница прокручивается к разделу #waitlist;</w:t>
+        <w:t>– 1. Посетитель нажимает *</w:t>
+      </w:r>
+      <w:r>
+        <w:rPr>
+          <w:i/>
+        </w:rPr>
+        <w:t>«В бету»</w:t>
+      </w:r>
+      <w:r>
+        <w:rPr>
+          <w:i/>
+        </w:rPr>
+        <w:t xml:space="preserve"> (или </w:t>
+      </w:r>
+      <w:r>
+        <w:rPr>
+          <w:i/>
+        </w:rPr>
+        <w:t>«Записаться в бету»</w:t>
+      </w:r>
+      <w:r>
+        <w:rPr>
+          <w:i/>
+        </w:rPr>
+        <w:t xml:space="preserve">); страница прокручивается к разделу </w:t>
+      </w:r>
+      <w:r>
+        <w:t>#waitlist*;</w:t>
       </w:r>
     </w:p>
     <w:p>
@@ -608,7 +896,28 @@
         <w:jc w:val="both"/>
       </w:pPr>
       <w:r>
-        <w:t>– 2. Посетитель вводит имя в поле «Имя» (подсказка «От 2 до 60 букв. Допустимы пробел, дефис и апостроф.»);</w:t>
+        <w:t>– 2. Посетитель вводит имя в поле *</w:t>
+      </w:r>
+      <w:r>
+        <w:rPr>
+          <w:i/>
+        </w:rPr>
+        <w:t>«Имя»</w:t>
+      </w:r>
+      <w:r>
+        <w:rPr>
+          <w:i/>
+        </w:rPr>
+        <w:t xml:space="preserve"> (подсказка </w:t>
+      </w:r>
+      <w:r>
+        <w:rPr>
+          <w:i/>
+        </w:rPr>
+        <w:t>«От 2 до 60 букв. Допустимы пробел, дефис и апостроф.»</w:t>
+      </w:r>
+      <w:r>
+        <w:t>*);</w:t>
       </w:r>
     </w:p>
     <w:p>
@@ -617,7 +926,28 @@
         <w:jc w:val="both"/>
       </w:pPr>
       <w:r>
-        <w:t>– 3. Посетитель вводит адрес в поле «Электронная почта» (подсказка «Адрес вида name@example.com. На него придёт приглашение.»);</w:t>
+        <w:t>– 3. Посетитель вводит адрес в поле *</w:t>
+      </w:r>
+      <w:r>
+        <w:rPr>
+          <w:i/>
+        </w:rPr>
+        <w:t>«Электронная почта»</w:t>
+      </w:r>
+      <w:r>
+        <w:rPr>
+          <w:i/>
+        </w:rPr>
+        <w:t xml:space="preserve"> (подсказка </w:t>
+      </w:r>
+      <w:r>
+        <w:rPr>
+          <w:i/>
+        </w:rPr>
+        <w:t>«Адрес вида name@example.com. На него придёт приглашение.»</w:t>
+      </w:r>
+      <w:r>
+        <w:t>*);</w:t>
       </w:r>
     </w:p>
     <w:p>
@@ -626,7 +956,16 @@
         <w:jc w:val="both"/>
       </w:pPr>
       <w:r>
-        <w:t>– 4. Посетитель выбирает нотацию в списке: IDEF0, DFD, ERD, BPMN, UML или «Сети Петри»;</w:t>
+        <w:t>– 4. Посетитель выбирает нотацию в списке: IDEF0, DFD, ERD, BPMN, UML или *</w:t>
+      </w:r>
+      <w:r>
+        <w:rPr>
+          <w:i/>
+        </w:rPr>
+        <w:t>«Сети Петри»</w:t>
+      </w:r>
+      <w:r>
+        <w:t>*;</w:t>
       </w:r>
     </w:p>
     <w:p>
@@ -635,7 +974,28 @@
         <w:jc w:val="both"/>
       </w:pPr>
       <w:r>
-        <w:t>– 5. Посетитель вводит целое число в поле «Размер команды» (подсказка «Целое число от 0 до 500. Укажите 0, если работаете один.»);</w:t>
+        <w:t>– 5. Посетитель вводит целое число в поле *</w:t>
+      </w:r>
+      <w:r>
+        <w:rPr>
+          <w:i/>
+        </w:rPr>
+        <w:t>«Размер команды»</w:t>
+      </w:r>
+      <w:r>
+        <w:rPr>
+          <w:i/>
+        </w:rPr>
+        <w:t xml:space="preserve"> (подсказка </w:t>
+      </w:r>
+      <w:r>
+        <w:rPr>
+          <w:i/>
+        </w:rPr>
+        <w:t>«Целое число от 0 до 500. Укажите 0, если работаете один.»</w:t>
+      </w:r>
+      <w:r>
+        <w:t>*);</w:t>
       </w:r>
     </w:p>
     <w:p>
@@ -644,7 +1004,16 @@
         <w:jc w:val="both"/>
       </w:pPr>
       <w:r>
-        <w:t>– 6. Посетитель при желании вводит текст в поле «Комментарий (по желанию)»;</w:t>
+        <w:t>– 6. Посетитель при желании вводит текст в поле *</w:t>
+      </w:r>
+      <w:r>
+        <w:rPr>
+          <w:i/>
+        </w:rPr>
+        <w:t>«Комментарий (по желанию)»</w:t>
+      </w:r>
+      <w:r>
+        <w:t>*;</w:t>
       </w:r>
     </w:p>
     <w:p>
@@ -653,7 +1022,16 @@
         <w:jc w:val="both"/>
       </w:pPr>
       <w:r>
-        <w:t>– 7. Посетитель отмечает флажок «Согласен получать письма о запуске беты и с политикой конфиденциальности»;</w:t>
+        <w:t>– 7. Посетитель отмечает флажок *</w:t>
+      </w:r>
+      <w:r>
+        <w:rPr>
+          <w:i/>
+        </w:rPr>
+        <w:t>«Согласен получать письма о запуске беты и с политикой конфиденциальности»</w:t>
+      </w:r>
+      <w:r>
+        <w:t>*;</w:t>
       </w:r>
     </w:p>
     <w:p>
@@ -662,7 +1040,16 @@
         <w:jc w:val="both"/>
       </w:pPr>
       <w:r>
-        <w:t>– 8. Посетитель нажимает кнопку «Отправить»;</w:t>
+        <w:t>– 8. Посетитель нажимает кнопку *</w:t>
+      </w:r>
+      <w:r>
+        <w:rPr>
+          <w:i/>
+        </w:rPr>
+        <w:t>«Отправить»</w:t>
+      </w:r>
+      <w:r>
+        <w:t>*;</w:t>
       </w:r>
     </w:p>
     <w:p>
@@ -671,7 +1058,16 @@
         <w:jc w:val="both"/>
       </w:pPr>
       <w:r>
-        <w:t>– 9. Система считывает шесть полей и проверяет каждое по правилам П1–П6 (функция validateWaitlist);</w:t>
+        <w:t xml:space="preserve">– 9. Система считывает шесть полей и проверяет каждое по правилам П1–П6 (функция </w:t>
+      </w:r>
+      <w:r>
+        <w:rPr>
+          <w:i/>
+        </w:rPr>
+        <w:t>validateWaitlist</w:t>
+      </w:r>
+      <w:r>
+        <w:t>);</w:t>
       </w:r>
     </w:p>
     <w:p>
@@ -680,7 +1076,34 @@
         <w:jc w:val="both"/>
       </w:pPr>
       <w:r>
-        <w:t>– 10. Система формирует запись {name, email, notation, team, comment, createdAt}, где name, email и comment очищены от пробелов по краям, team приведён к числу, createdAt — время в формате ISO 8601; добавляет запись в массив LocalStorage по ключу dslkit.waitlist и пишет в консоль «DSLKit: заявка сохранена в LocalStorage» с названием нотации;</w:t>
+        <w:t xml:space="preserve">– 10. Система формирует запись {name, email, notation, team, comment, createdAt}, где name, email и comment очищены от пробелов по краям, team приведён к числу, createdAt — время в формате ISO 8601; добавляет запись в массив </w:t>
+      </w:r>
+      <w:r>
+        <w:rPr>
+          <w:i/>
+        </w:rPr>
+        <w:t>LocalStorage</w:t>
+      </w:r>
+      <w:r>
+        <w:t xml:space="preserve"> по ключу </w:t>
+      </w:r>
+      <w:r>
+        <w:rPr>
+          <w:i/>
+        </w:rPr>
+        <w:t>dslkit.waitlist</w:t>
+      </w:r>
+      <w:r>
+        <w:t xml:space="preserve"> и пишет в консоль *</w:t>
+      </w:r>
+      <w:r>
+        <w:rPr>
+          <w:i/>
+        </w:rPr>
+        <w:t>«DSLKit: заявка сохранена в LocalStorage»</w:t>
+      </w:r>
+      <w:r>
+        <w:t>* с названием нотации;</w:t>
       </w:r>
     </w:p>
     <w:p>
@@ -689,7 +1112,34 @@
         <w:jc w:val="both"/>
       </w:pPr>
       <w:r>
-        <w:t>– 11. Система открывает страницу благодарности thanks.html (для английской версии en/thanks.html) с заголовком «Спасибо, вы в списке беты».</w:t>
+        <w:t xml:space="preserve">– 11. Система открывает страницу благодарности </w:t>
+      </w:r>
+      <w:r>
+        <w:rPr>
+          <w:i/>
+        </w:rPr>
+        <w:t>thanks.html</w:t>
+      </w:r>
+      <w:r>
+        <w:t xml:space="preserve"> (для английской версии en/</w:t>
+      </w:r>
+      <w:r>
+        <w:rPr>
+          <w:i/>
+        </w:rPr>
+        <w:t>thanks.html</w:t>
+      </w:r>
+      <w:r>
+        <w:t>) с заголовком *</w:t>
+      </w:r>
+      <w:r>
+        <w:rPr>
+          <w:i/>
+        </w:rPr>
+        <w:t>«Спасибо, вы в списке беты»</w:t>
+      </w:r>
+      <w:r>
+        <w:t>*.</w:t>
       </w:r>
     </w:p>
     <w:p>
@@ -716,7 +1166,22 @@
         <w:jc w:val="both"/>
       </w:pPr>
       <w:r>
-        <w:t>– П1. Имя (#name): 2–60 символов после обрезки пробелов, первый символ буква, далее буквы, пробел, апостроф, дефис. В разметке: minlength=2, maxlength=60;</w:t>
+        <w:t>– *</w:t>
+      </w:r>
+      <w:r>
+        <w:rPr>
+          <w:i/>
+        </w:rPr>
+        <w:t>П1</w:t>
+      </w:r>
+      <w:r>
+        <w:rPr>
+          <w:i/>
+        </w:rPr>
+        <w:t>. Имя (</w:t>
+      </w:r>
+      <w:r>
+        <w:t>#name*): 2–60 символов после обрезки пробелов, первый символ буква, далее буквы, пробел, апостроф, дефис. В разметке: minlength=2, maxlength=60;</w:t>
       </w:r>
     </w:p>
     <w:p>
@@ -725,7 +1190,22 @@
         <w:jc w:val="both"/>
       </w:pPr>
       <w:r>
-        <w:t>– П2. Почта (#email): вид name@domain.zone без пробелов, зона не короче двух символов, не более 120 символов после обрезки. В разметке: type=email, maxlength=120;</w:t>
+        <w:t>– *</w:t>
+      </w:r>
+      <w:r>
+        <w:rPr>
+          <w:i/>
+        </w:rPr>
+        <w:t>П2</w:t>
+      </w:r>
+      <w:r>
+        <w:rPr>
+          <w:i/>
+        </w:rPr>
+        <w:t>. Почта (</w:t>
+      </w:r>
+      <w:r>
+        <w:t>#email*): вид name@domain.zone без пробелов, зона не короче двух символов, не более 120 символов после обрезки. В разметке: type=email, maxlength=120;</w:t>
       </w:r>
     </w:p>
     <w:p>
@@ -734,7 +1214,37 @@
         <w:jc w:val="both"/>
       </w:pPr>
       <w:r>
-        <w:t>– П3. Нотация (#notation): idef0, dfd, erd, bpmn, uml или petri; пункт «Выберите нотацию» недопустим;</w:t>
+        <w:t>– *</w:t>
+      </w:r>
+      <w:r>
+        <w:rPr>
+          <w:i/>
+        </w:rPr>
+        <w:t>П3</w:t>
+      </w:r>
+      <w:r>
+        <w:rPr>
+          <w:i/>
+        </w:rPr>
+        <w:t>. Нотация (</w:t>
+      </w:r>
+      <w:r>
+        <w:t>#notation</w:t>
+      </w:r>
+      <w:r>
+        <w:rPr>
+          <w:i/>
+        </w:rPr>
+        <w:t xml:space="preserve">): idef0, dfd, erd, bpmn, uml или petri; пункт </w:t>
+      </w:r>
+      <w:r>
+        <w:rPr>
+          <w:i/>
+        </w:rPr>
+        <w:t>«Выберите нотацию»</w:t>
+      </w:r>
+      <w:r>
+        <w:t>* недопустим;</w:t>
       </w:r>
     </w:p>
     <w:p>
@@ -743,7 +1253,22 @@
         <w:jc w:val="both"/>
       </w:pPr>
       <w:r>
-        <w:t>– П4. Размер команды (#team): целое от 0 до 500; допускается строка из цифр; отрицательные, дробные и нечисловые значения недопустимы. В разметке: min=0, max=500, step=1;</w:t>
+        <w:t>– *</w:t>
+      </w:r>
+      <w:r>
+        <w:rPr>
+          <w:i/>
+        </w:rPr>
+        <w:t>П4</w:t>
+      </w:r>
+      <w:r>
+        <w:rPr>
+          <w:i/>
+        </w:rPr>
+        <w:t>. Размер команды (</w:t>
+      </w:r>
+      <w:r>
+        <w:t>#team*): целое от 0 до 500; допускается строка из цифр; отрицательные, дробные и нечисловые значения недопустимы. В разметке: min=0, max=500, step=1;</w:t>
       </w:r>
     </w:p>
     <w:p>
@@ -752,7 +1277,22 @@
         <w:jc w:val="both"/>
       </w:pPr>
       <w:r>
-        <w:t>– П5. Комментарий (#comment): не более 500 символов (длина считается без обрезки), поле необязательное. В разметке: maxlength=500, поэтому в браузере больше 500 символов ввести нельзя;</w:t>
+        <w:t>– *</w:t>
+      </w:r>
+      <w:r>
+        <w:rPr>
+          <w:i/>
+        </w:rPr>
+        <w:t>П5</w:t>
+      </w:r>
+      <w:r>
+        <w:rPr>
+          <w:i/>
+        </w:rPr>
+        <w:t>. Комментарий (</w:t>
+      </w:r>
+      <w:r>
+        <w:t>#comment*): не более 500 символов (длина считается без обрезки), поле необязательное. В разметке: maxlength=500, поэтому в браузере больше 500 символов ввести нельзя;</w:t>
       </w:r>
     </w:p>
     <w:p>
@@ -761,7 +1301,22 @@
         <w:jc w:val="both"/>
       </w:pPr>
       <w:r>
-        <w:t>– П6. Согласие (#consent): флажок обязательно отмечен;</w:t>
+        <w:t>– *</w:t>
+      </w:r>
+      <w:r>
+        <w:rPr>
+          <w:i/>
+        </w:rPr>
+        <w:t>П6</w:t>
+      </w:r>
+      <w:r>
+        <w:rPr>
+          <w:i/>
+        </w:rPr>
+        <w:t>. Согласие (</w:t>
+      </w:r>
+      <w:r>
+        <w:t>#consent*): флажок обязательно отмечен;</w:t>
       </w:r>
     </w:p>
     <w:p>
@@ -797,7 +1352,40 @@
         <w:jc w:val="both"/>
       </w:pPr>
       <w:r>
-        <w:t>– A1. Одно или несколько полей не прошли проверку (шаг 9): под каждым неверным полем показывается красное сообщение (role=alert, например «Имя не принято: поле пустое, короче двух символов или содержит цифры и знаки…»), поле получает aria-invalid=true, фокус переходит на первое неверное поле в порядке имя, почта, нотация, команда, комментарий, согласие. Заявка не сохраняется, страница не меняется. Поле с ошибкой перепроверяется при каждом вводе, остальные при выходе из поля. После исправления сообщение скрывается. Сценарий продолжается с шага 8;</w:t>
+        <w:t>– *</w:t>
+      </w:r>
+      <w:r>
+        <w:rPr>
+          <w:i/>
+        </w:rPr>
+        <w:t>A1</w:t>
+      </w:r>
+      <w:r>
+        <w:rPr>
+          <w:i/>
+        </w:rPr>
+        <w:t xml:space="preserve">. Одно или несколько полей не прошли проверку (шаг 9): под каждым неверным полем показывается красное сообщение (role=alert, например </w:t>
+      </w:r>
+      <w:r>
+        <w:rPr>
+          <w:i/>
+        </w:rPr>
+        <w:t>«Имя не принято: поле пустое, короче двух символов или содержит цифры и знаки…»</w:t>
+      </w:r>
+      <w:r>
+        <w:rPr>
+          <w:i/>
+        </w:rPr>
+        <w:t xml:space="preserve">), поле получает aria-invalid=true, фокус переходит на первое неверное поле в порядке имя, почта, нотация, команда, комментарий, согласие. </w:t>
+      </w:r>
+      <w:r>
+        <w:rPr>
+          <w:i/>
+        </w:rPr>
+        <w:t>Заявка не сохраняется</w:t>
+      </w:r>
+      <w:r>
+        <w:t>*, страница не меняется. Поле с ошибкой перепроверяется при каждом вводе, остальные при выходе из поля. После исправления сообщение скрывается. Сценарий продолжается с шага 8;</w:t>
       </w:r>
     </w:p>
     <w:p>
@@ -806,7 +1394,28 @@
         <w:jc w:val="both"/>
       </w:pPr>
       <w:r>
-        <w:t>– A2. Согласие не отмечено (шаг 9): применяется A1; сообщение «Без согласия мы не можем отправить приглашение. Поставьте галочку, чтобы продолжить.»;</w:t>
+        <w:t>– *</w:t>
+      </w:r>
+      <w:r>
+        <w:rPr>
+          <w:i/>
+        </w:rPr>
+        <w:t>A2</w:t>
+      </w:r>
+      <w:r>
+        <w:rPr>
+          <w:i/>
+        </w:rPr>
+        <w:t xml:space="preserve">. Согласие не отмечено (шаг 9): применяется A1; сообщение </w:t>
+      </w:r>
+      <w:r>
+        <w:rPr>
+          <w:i/>
+        </w:rPr>
+        <w:t>«Без согласия мы не можем отправить приглашение. Поставьте галочку, чтобы продолжить.»</w:t>
+      </w:r>
+      <w:r>
+        <w:t>*;</w:t>
       </w:r>
     </w:p>
     <w:p>
@@ -815,7 +1424,16 @@
         <w:jc w:val="both"/>
       </w:pPr>
       <w:r>
-        <w:t>– A3. Посетитель закрывает страницу или уходит со страницы до шага 8: данные не сохраняются, состояние системы не меняется;</w:t>
+        <w:t>– *</w:t>
+      </w:r>
+      <w:r>
+        <w:rPr>
+          <w:i/>
+        </w:rPr>
+        <w:t>A3</w:t>
+      </w:r>
+      <w:r>
+        <w:t>*. Посетитель закрывает страницу или уходит со страницы до шага 8: данные не сохраняются, состояние системы не меняется;</w:t>
       </w:r>
     </w:p>
     <w:p>
@@ -824,7 +1442,28 @@
         <w:jc w:val="both"/>
       </w:pPr>
       <w:r>
-        <w:t>– A4. Повторная заявка с тем же адресом (шаг 10): принимается как новая отдельная запись, сообщения о дубликате нет (дефект D-1);</w:t>
+        <w:t>– *</w:t>
+      </w:r>
+      <w:r>
+        <w:rPr>
+          <w:i/>
+        </w:rPr>
+        <w:t>A4</w:t>
+      </w:r>
+      <w:r>
+        <w:rPr>
+          <w:i/>
+        </w:rPr>
+        <w:t xml:space="preserve">. Повторная заявка с тем же адресом (шаг 10): </w:t>
+      </w:r>
+      <w:r>
+        <w:rPr>
+          <w:i/>
+        </w:rPr>
+        <w:t>принимается как новая отдельная запись</w:t>
+      </w:r>
+      <w:r>
+        <w:t>*, сообщения о дубликате нет (дефект D-1);</w:t>
       </w:r>
     </w:p>
     <w:p>
@@ -833,7 +1472,28 @@
         <w:jc w:val="both"/>
       </w:pPr>
       <w:r>
-        <w:t>– A5. Повторное нажатие «Отправить» после успешной отправки (шаг 11): игнорируется, вторая запись не создаётся (флаг submitting).</w:t>
+        <w:t>– *</w:t>
+      </w:r>
+      <w:r>
+        <w:rPr>
+          <w:i/>
+        </w:rPr>
+        <w:t>A5</w:t>
+      </w:r>
+      <w:r>
+        <w:rPr>
+          <w:i/>
+        </w:rPr>
+        <w:t xml:space="preserve">. Повторное нажатие </w:t>
+      </w:r>
+      <w:r>
+        <w:rPr>
+          <w:i/>
+        </w:rPr>
+        <w:t>«Отправить»</w:t>
+      </w:r>
+      <w:r>
+        <w:t>* после успешной отправки (шаг 11): игнорируется, вторая запись не создаётся (флаг submitting).</w:t>
       </w:r>
     </w:p>
     <w:p>
@@ -860,7 +1520,43 @@
         <w:jc w:val="both"/>
       </w:pPr>
       <w:r>
-        <w:t>– Успех: массив dslkit.waitlist в LocalStorage длиннее на одну запись, открыта страница thanks.html (en/thanks.html);</w:t>
+        <w:t xml:space="preserve">– Успех: массив </w:t>
+      </w:r>
+      <w:r>
+        <w:rPr>
+          <w:i/>
+        </w:rPr>
+        <w:t>dslkit.waitlist</w:t>
+      </w:r>
+      <w:r>
+        <w:t xml:space="preserve"> в </w:t>
+      </w:r>
+      <w:r>
+        <w:rPr>
+          <w:i/>
+        </w:rPr>
+        <w:t>LocalStorage</w:t>
+      </w:r>
+      <w:r>
+        <w:t xml:space="preserve"> длиннее на одну запись, открыта страница </w:t>
+      </w:r>
+      <w:r>
+        <w:rPr>
+          <w:i/>
+        </w:rPr>
+        <w:t>thanks.html</w:t>
+      </w:r>
+      <w:r>
+        <w:t xml:space="preserve"> (en/</w:t>
+      </w:r>
+      <w:r>
+        <w:rPr>
+          <w:i/>
+        </w:rPr>
+        <w:t>thanks.html</w:t>
+      </w:r>
+      <w:r>
+        <w:t>);</w:t>
       </w:r>
     </w:p>
     <w:p>
@@ -896,7 +1592,58 @@
         <w:jc w:val="both"/>
       </w:pPr>
       <w:r>
-        <w:t>– E1. Запись в LocalStorage не удалась (хранилище переполнено или запрещено, шаг 10): метод storage.set возвращает false, но система всё равно открывает страницу благодарности; сообщения об ошибке нет, заявка потеряна (дефект D-2);</w:t>
+        <w:t>– *</w:t>
+      </w:r>
+      <w:r>
+        <w:rPr>
+          <w:i/>
+        </w:rPr>
+        <w:t>E1</w:t>
+      </w:r>
+      <w:r>
+        <w:rPr>
+          <w:i/>
+        </w:rPr>
+        <w:t xml:space="preserve">. Запись в </w:t>
+      </w:r>
+      <w:r>
+        <w:t>LocalStorage</w:t>
+      </w:r>
+      <w:r>
+        <w:rPr>
+          <w:i/>
+        </w:rPr>
+        <w:t xml:space="preserve"> не удалась (хранилище переполнено или запрещено, шаг 10): метод </w:t>
+      </w:r>
+      <w:r>
+        <w:t>storage.set</w:t>
+      </w:r>
+      <w:r>
+        <w:rPr>
+          <w:i/>
+        </w:rPr>
+        <w:t xml:space="preserve"> возвращает false, но система всё равно открывает страницу благодарности; </w:t>
+      </w:r>
+      <w:r>
+        <w:rPr>
+          <w:i/>
+        </w:rPr>
+        <w:t>сообщения об ошибке нет</w:t>
+      </w:r>
+      <w:r>
+        <w:rPr>
+          <w:i/>
+        </w:rPr>
+        <w:t xml:space="preserve">, </w:t>
+      </w:r>
+      <w:r>
+        <w:rPr>
+          <w:i/>
+        </w:rPr>
+        <w:t>заявка потеряна</w:t>
+      </w:r>
+      <w:r>
+        <w:t>* (дефект D-2);</w:t>
       </w:r>
     </w:p>
     <w:p>
@@ -905,7 +1652,31 @@
         <w:jc w:val="both"/>
       </w:pPr>
       <w:r>
-        <w:t>– E2. LocalStorage недоступен совсем (getStorage использует временное хранилище в памяти): заявка живёт только до закрытия страницы, посетитель видит страницу благодарности.</w:t>
+        <w:t>– *</w:t>
+      </w:r>
+      <w:r>
+        <w:rPr>
+          <w:i/>
+        </w:rPr>
+        <w:t>E2</w:t>
+      </w:r>
+      <w:r>
+        <w:rPr>
+          <w:i/>
+        </w:rPr>
+        <w:t xml:space="preserve">. </w:t>
+      </w:r>
+      <w:r>
+        <w:t>LocalStorage</w:t>
+      </w:r>
+      <w:r>
+        <w:rPr>
+          <w:i/>
+        </w:rPr>
+        <w:t xml:space="preserve"> недоступен совсем (</w:t>
+      </w:r>
+      <w:r>
+        <w:t>getStorage* использует временное хранилище в памяти): заявка живёт только до закрытия страницы, посетитель видит страницу благодарности.</w:t>
       </w:r>
     </w:p>
     <w:p>
@@ -932,7 +1703,16 @@
         <w:jc w:val="both"/>
       </w:pPr>
       <w:r>
-        <w:t>– R4 — Форма заявки и валидация;</w:t>
+        <w:t>– *</w:t>
+      </w:r>
+      <w:r>
+        <w:rPr>
+          <w:i/>
+        </w:rPr>
+        <w:t>R4</w:t>
+      </w:r>
+      <w:r>
+        <w:t>* — Форма заявки и валидация;</w:t>
       </w:r>
     </w:p>
     <w:p>
@@ -941,7 +1721,31 @@
         <w:jc w:val="both"/>
       </w:pPr>
       <w:r>
-        <w:t>– R1 — Доступность страниц (главная, thanks.html, privacy.html);</w:t>
+        <w:t>– *</w:t>
+      </w:r>
+      <w:r>
+        <w:rPr>
+          <w:i/>
+        </w:rPr>
+        <w:t>R1</w:t>
+      </w:r>
+      <w:r>
+        <w:rPr>
+          <w:i/>
+        </w:rPr>
+        <w:t xml:space="preserve"> — Доступность страниц (главная, </w:t>
+      </w:r>
+      <w:r>
+        <w:t>thanks.html</w:t>
+      </w:r>
+      <w:r>
+        <w:rPr>
+          <w:i/>
+        </w:rPr>
+        <w:t xml:space="preserve">, </w:t>
+      </w:r>
+      <w:r>
+        <w:t>privacy.html*);</w:t>
       </w:r>
     </w:p>
     <w:p>
@@ -950,7 +1754,16 @@
         <w:jc w:val="both"/>
       </w:pPr>
       <w:r>
-        <w:t>– R6 — Разметка и локализация (русская и английская версии);</w:t>
+        <w:t>– *</w:t>
+      </w:r>
+      <w:r>
+        <w:rPr>
+          <w:i/>
+        </w:rPr>
+        <w:t>R6</w:t>
+      </w:r>
+      <w:r>
+        <w:t>* — Разметка и локализация (русская и английская версии);</w:t>
       </w:r>
     </w:p>
     <w:p>
@@ -959,7 +1772,16 @@
         <w:jc w:val="both"/>
       </w:pPr>
       <w:r>
-        <w:t>– R9 — Локальное хранилище.</w:t>
+        <w:t>– *</w:t>
+      </w:r>
+      <w:r>
+        <w:rPr>
+          <w:i/>
+        </w:rPr>
+        <w:t>R9</w:t>
+      </w:r>
+      <w:r>
+        <w:t>* — Локальное хранилище.</w:t>
       </w:r>
     </w:p>
     <w:p>
@@ -986,7 +1808,16 @@
         <w:jc w:val="both"/>
       </w:pPr>
       <w:r>
-        <w:t>– UC-01.1 — Показ формы и подсказок к полям;</w:t>
+        <w:t>– *</w:t>
+      </w:r>
+      <w:r>
+        <w:rPr>
+          <w:i/>
+        </w:rPr>
+        <w:t>UC-01.1</w:t>
+      </w:r>
+      <w:r>
+        <w:t>* — Показ формы и подсказок к полям;</w:t>
       </w:r>
     </w:p>
     <w:p>
@@ -995,7 +1826,16 @@
         <w:jc w:val="both"/>
       </w:pPr>
       <w:r>
-        <w:t>– UC-01.2 — Чтение, очистка и проверка значений по П1–П6;</w:t>
+        <w:t>– *</w:t>
+      </w:r>
+      <w:r>
+        <w:rPr>
+          <w:i/>
+        </w:rPr>
+        <w:t>UC-01.2</w:t>
+      </w:r>
+      <w:r>
+        <w:t>* — Чтение, очистка и проверка значений по П1–П6;</w:t>
       </w:r>
     </w:p>
     <w:p>
@@ -1004,7 +1844,16 @@
         <w:jc w:val="both"/>
       </w:pPr>
       <w:r>
-        <w:t>– UC-01.3 — Показ ошибок, фокус и повторная проверка;</w:t>
+        <w:t>– *</w:t>
+      </w:r>
+      <w:r>
+        <w:rPr>
+          <w:i/>
+        </w:rPr>
+        <w:t>UC-01.3</w:t>
+      </w:r>
+      <w:r>
+        <w:t>* — Показ ошибок, фокус и повторная проверка;</w:t>
       </w:r>
     </w:p>
     <w:p>
@@ -1013,7 +1862,22 @@
         <w:jc w:val="both"/>
       </w:pPr>
       <w:r>
-        <w:t>– UC-01.4 — Сохранение заявки в LocalStorage;</w:t>
+        <w:t>– *</w:t>
+      </w:r>
+      <w:r>
+        <w:rPr>
+          <w:i/>
+        </w:rPr>
+        <w:t>UC-01.4</w:t>
+      </w:r>
+      <w:r>
+        <w:rPr>
+          <w:i/>
+        </w:rPr>
+        <w:t xml:space="preserve"> — Сохранение заявки в </w:t>
+      </w:r>
+      <w:r>
+        <w:t>LocalStorage*;</w:t>
       </w:r>
     </w:p>
     <w:p>
@@ -1022,7 +1886,16 @@
         <w:jc w:val="both"/>
       </w:pPr>
       <w:r>
-        <w:t>– UC-01.5 — Переход на страницу благодарности.</w:t>
+        <w:t>– *</w:t>
+      </w:r>
+      <w:r>
+        <w:rPr>
+          <w:i/>
+        </w:rPr>
+        <w:t>UC-01.5</w:t>
+      </w:r>
+      <w:r>
+        <w:t>* — Переход на страницу благодарности.</w:t>
       </w:r>
     </w:p>
     <w:p>
@@ -1049,7 +1922,22 @@
         <w:jc w:val="both"/>
       </w:pPr>
       <w:r>
-        <w:t>– UC-00 — Прочитать политику конфиденциальности (ссылка в тексте согласия, privacy.html);</w:t>
+        <w:t>– *</w:t>
+      </w:r>
+      <w:r>
+        <w:rPr>
+          <w:i/>
+        </w:rPr>
+        <w:t>UC-00</w:t>
+      </w:r>
+      <w:r>
+        <w:rPr>
+          <w:i/>
+        </w:rPr>
+        <w:t xml:space="preserve"> — Прочитать политику конфиденциальности (ссылка в тексте согласия, </w:t>
+      </w:r>
+      <w:r>
+        <w:t>privacy.html*);</w:t>
       </w:r>
     </w:p>
     <w:p>
@@ -1058,7 +1946,40 @@
         <w:jc w:val="both"/>
       </w:pPr>
       <w:r>
-        <w:t>– UC-02 — Выбрать нотацию на карточке и перейти к записи (ссылки «Записаться в бету: UML», «…: BPMN»);</w:t>
+        <w:t>– *</w:t>
+      </w:r>
+      <w:r>
+        <w:rPr>
+          <w:i/>
+        </w:rPr>
+        <w:t>UC-02</w:t>
+      </w:r>
+      <w:r>
+        <w:rPr>
+          <w:i/>
+        </w:rPr>
+        <w:t xml:space="preserve"> — Выбрать нотацию на карточке и перейти к записи (ссылки </w:t>
+      </w:r>
+      <w:r>
+        <w:rPr>
+          <w:i/>
+        </w:rPr>
+        <w:t>«Записаться в бету: UML»</w:t>
+      </w:r>
+      <w:r>
+        <w:rPr>
+          <w:i/>
+        </w:rPr>
+        <w:t xml:space="preserve">, </w:t>
+      </w:r>
+      <w:r>
+        <w:rPr>
+          <w:i/>
+        </w:rPr>
+        <w:t>«…: BPMN»</w:t>
+      </w:r>
+      <w:r>
+        <w:t>*);</w:t>
       </w:r>
     </w:p>
     <w:p>
@@ -1067,7 +1988,16 @@
         <w:jc w:val="both"/>
       </w:pPr>
       <w:r>
-        <w:t>– D-1 — Повторные заявки принимаются;</w:t>
+        <w:t>– *</w:t>
+      </w:r>
+      <w:r>
+        <w:rPr>
+          <w:i/>
+        </w:rPr>
+        <w:t>D-1</w:t>
+      </w:r>
+      <w:r>
+        <w:t>* — Повторные заявки принимаются;</w:t>
       </w:r>
     </w:p>
     <w:p>
@@ -1076,7 +2006,16 @@
         <w:jc w:val="both"/>
       </w:pPr>
       <w:r>
-        <w:t>– D-2 — Потеря заявки при сбое хранилища.</w:t>
+        <w:t>– *</w:t>
+      </w:r>
+      <w:r>
+        <w:rPr>
+          <w:i/>
+        </w:rPr>
+        <w:t>D-2</w:t>
+      </w:r>
+      <w:r>
+        <w:t>* — Потеря заявки при сбое хранилища.</w:t>
       </w:r>
     </w:p>
     <w:p>
@@ -1103,7 +2042,31 @@
         <w:jc w:val="both"/>
       </w:pPr>
       <w:r>
-        <w:t>– IMPL-01 — site/index.html: разметка формы #waitlist-form;</w:t>
+        <w:t>– *</w:t>
+      </w:r>
+      <w:r>
+        <w:rPr>
+          <w:i/>
+        </w:rPr>
+        <w:t>IMPL-01</w:t>
+      </w:r>
+      <w:r>
+        <w:rPr>
+          <w:i/>
+        </w:rPr>
+        <w:t xml:space="preserve"> — </w:t>
+      </w:r>
+      <w:r>
+        <w:t>site/index.html</w:t>
+      </w:r>
+      <w:r>
+        <w:rPr>
+          <w:i/>
+        </w:rPr>
+        <w:t xml:space="preserve">: разметка формы </w:t>
+      </w:r>
+      <w:r>
+        <w:t>#waitlist-form*;</w:t>
       </w:r>
     </w:p>
     <w:p>
@@ -1112,7 +2075,31 @@
         <w:jc w:val="both"/>
       </w:pPr>
       <w:r>
-        <w:t>– IMPL-02 — site/js/components/waitlist-form.js: initWaitlistForm, показ ошибок, отправка;</w:t>
+        <w:t>– *</w:t>
+      </w:r>
+      <w:r>
+        <w:rPr>
+          <w:i/>
+        </w:rPr>
+        <w:t>IMPL-02</w:t>
+      </w:r>
+      <w:r>
+        <w:rPr>
+          <w:i/>
+        </w:rPr>
+        <w:t xml:space="preserve"> — </w:t>
+      </w:r>
+      <w:r>
+        <w:t>site/js/components/waitlist-form.js</w:t>
+      </w:r>
+      <w:r>
+        <w:rPr>
+          <w:i/>
+        </w:rPr>
+        <w:t xml:space="preserve">: </w:t>
+      </w:r>
+      <w:r>
+        <w:t>initWaitlistForm*, показ ошибок, отправка;</w:t>
       </w:r>
     </w:p>
     <w:p>
@@ -1121,7 +2108,31 @@
         <w:jc w:val="both"/>
       </w:pPr>
       <w:r>
-        <w:t>– IMPL-03 — site/js/utils/validation.js: validateWaitlist и правила П1–П6;</w:t>
+        <w:t>– *</w:t>
+      </w:r>
+      <w:r>
+        <w:rPr>
+          <w:i/>
+        </w:rPr>
+        <w:t>IMPL-03</w:t>
+      </w:r>
+      <w:r>
+        <w:rPr>
+          <w:i/>
+        </w:rPr>
+        <w:t xml:space="preserve"> — </w:t>
+      </w:r>
+      <w:r>
+        <w:t>site/js/utils/validation.js</w:t>
+      </w:r>
+      <w:r>
+        <w:rPr>
+          <w:i/>
+        </w:rPr>
+        <w:t xml:space="preserve">: </w:t>
+      </w:r>
+      <w:r>
+        <w:t>validateWaitlist* и правила П1–П6;</w:t>
       </w:r>
     </w:p>
     <w:p>
@@ -1130,7 +2141,31 @@
         <w:jc w:val="both"/>
       </w:pPr>
       <w:r>
-        <w:t>– IMPL-04 — site/js/utils/storage.js: createStorage, getStorage;</w:t>
+        <w:t>– *</w:t>
+      </w:r>
+      <w:r>
+        <w:rPr>
+          <w:i/>
+        </w:rPr>
+        <w:t>IMPL-04</w:t>
+      </w:r>
+      <w:r>
+        <w:rPr>
+          <w:i/>
+        </w:rPr>
+        <w:t xml:space="preserve"> — </w:t>
+      </w:r>
+      <w:r>
+        <w:t>site/js/utils/storage.js</w:t>
+      </w:r>
+      <w:r>
+        <w:rPr>
+          <w:i/>
+        </w:rPr>
+        <w:t xml:space="preserve">: createStorage, </w:t>
+      </w:r>
+      <w:r>
+        <w:t>getStorage*;</w:t>
       </w:r>
     </w:p>
     <w:p>
@@ -1139,7 +2174,31 @@
         <w:jc w:val="both"/>
       </w:pPr>
       <w:r>
-        <w:t>– IMPL-05 — site/thanks.html и site/en/thanks.html: страница благодарности.</w:t>
+        <w:t>– *</w:t>
+      </w:r>
+      <w:r>
+        <w:rPr>
+          <w:i/>
+        </w:rPr>
+        <w:t>IMPL-05</w:t>
+      </w:r>
+      <w:r>
+        <w:rPr>
+          <w:i/>
+        </w:rPr>
+        <w:t xml:space="preserve"> — </w:t>
+      </w:r>
+      <w:r>
+        <w:t>site/thanks.html</w:t>
+      </w:r>
+      <w:r>
+        <w:rPr>
+          <w:i/>
+        </w:rPr>
+        <w:t xml:space="preserve"> и </w:t>
+      </w:r>
+      <w:r>
+        <w:t>site/en/thanks.html*: страница благодарности.</w:t>
       </w:r>
     </w:p>
     <w:p>
@@ -1166,7 +2225,16 @@
         <w:jc w:val="both"/>
       </w:pPr>
       <w:r>
-        <w:t>– TC-WL-001 — Все поля корректны;</w:t>
+        <w:t>– *</w:t>
+      </w:r>
+      <w:r>
+        <w:rPr>
+          <w:i/>
+        </w:rPr>
+        <w:t>TC-WL-001</w:t>
+      </w:r>
+      <w:r>
+        <w:t>* — Все поля корректны;</w:t>
       </w:r>
     </w:p>
     <w:p>
@@ -1175,7 +2243,16 @@
         <w:jc w:val="both"/>
       </w:pPr>
       <w:r>
-        <w:t>– TC-WL-002…007 — Имя: границы и недопустимые символы (П1);</w:t>
+        <w:t>– *</w:t>
+      </w:r>
+      <w:r>
+        <w:rPr>
+          <w:i/>
+        </w:rPr>
+        <w:t>TC-WL-002…007</w:t>
+      </w:r>
+      <w:r>
+        <w:t>* — Имя: границы и недопустимые символы (П1);</w:t>
       </w:r>
     </w:p>
     <w:p>
@@ -1184,7 +2261,16 @@
         <w:jc w:val="both"/>
       </w:pPr>
       <w:r>
-        <w:t>– TC-WL-008…011 — Почта: формат и длина (П2);</w:t>
+        <w:t>– *</w:t>
+      </w:r>
+      <w:r>
+        <w:rPr>
+          <w:i/>
+        </w:rPr>
+        <w:t>TC-WL-008…011</w:t>
+      </w:r>
+      <w:r>
+        <w:t>* — Почта: формат и длина (П2);</w:t>
       </w:r>
     </w:p>
     <w:p>
@@ -1193,7 +2279,16 @@
         <w:jc w:val="both"/>
       </w:pPr>
       <w:r>
-        <w:t>– TC-WL-012…017 — Размер команды: границы и тип (П4);</w:t>
+        <w:t>– *</w:t>
+      </w:r>
+      <w:r>
+        <w:rPr>
+          <w:i/>
+        </w:rPr>
+        <w:t>TC-WL-012…017</w:t>
+      </w:r>
+      <w:r>
+        <w:t>* — Размер команды: границы и тип (П4);</w:t>
       </w:r>
     </w:p>
     <w:p>
@@ -1202,7 +2297,16 @@
         <w:jc w:val="both"/>
       </w:pPr>
       <w:r>
-        <w:t>– TC-WL-018 — Нотация вне списка (П3);</w:t>
+        <w:t>– *</w:t>
+      </w:r>
+      <w:r>
+        <w:rPr>
+          <w:i/>
+        </w:rPr>
+        <w:t>TC-WL-018</w:t>
+      </w:r>
+      <w:r>
+        <w:t>* — Нотация вне списка (П3);</w:t>
       </w:r>
     </w:p>
     <w:p>
@@ -1211,7 +2315,16 @@
         <w:jc w:val="both"/>
       </w:pPr>
       <w:r>
-        <w:t>– TC-WL-019, 020 — Комментарий: граница 500 (П5);</w:t>
+        <w:t>– *</w:t>
+      </w:r>
+      <w:r>
+        <w:rPr>
+          <w:i/>
+        </w:rPr>
+        <w:t>TC-WL-019, 020</w:t>
+      </w:r>
+      <w:r>
+        <w:t>* — Комментарий: граница 500 (П5);</w:t>
       </w:r>
     </w:p>
     <w:p>
@@ -1220,7 +2333,16 @@
         <w:jc w:val="both"/>
       </w:pPr>
       <w:r>
-        <w:t>– TC-WL-021 — Согласие не дано (П6);</w:t>
+        <w:t>– *</w:t>
+      </w:r>
+      <w:r>
+        <w:rPr>
+          <w:i/>
+        </w:rPr>
+        <w:t>TC-WL-021</w:t>
+      </w:r>
+      <w:r>
+        <w:t>* — Согласие не дано (П6);</w:t>
       </w:r>
     </w:p>
     <w:p>
@@ -1229,7 +2351,16 @@
         <w:jc w:val="both"/>
       </w:pPr>
       <w:r>
-        <w:t>– TC-WL-022 — Пустая форма (A1);</w:t>
+        <w:t>– *</w:t>
+      </w:r>
+      <w:r>
+        <w:rPr>
+          <w:i/>
+        </w:rPr>
+        <w:t>TC-WL-022</w:t>
+      </w:r>
+      <w:r>
+        <w:t>* — Пустая форма (A1);</w:t>
       </w:r>
     </w:p>
     <w:p>
@@ -1238,7 +2369,16 @@
         <w:jc w:val="both"/>
       </w:pPr>
       <w:r>
-        <w:t>– SM-07 — Форма заявки есть на главной;</w:t>
+        <w:t>– *</w:t>
+      </w:r>
+      <w:r>
+        <w:rPr>
+          <w:i/>
+        </w:rPr>
+        <w:t>SM-07</w:t>
+      </w:r>
+      <w:r>
+        <w:t>* — Форма заявки есть на главной;</w:t>
       </w:r>
     </w:p>
     <w:p>
@@ -1247,7 +2387,16 @@
         <w:jc w:val="both"/>
       </w:pPr>
       <w:r>
-        <w:t>– CP-35 — Валидация корректной заявки;</w:t>
+        <w:t>– *</w:t>
+      </w:r>
+      <w:r>
+        <w:rPr>
+          <w:i/>
+        </w:rPr>
+        <w:t>CP-35</w:t>
+      </w:r>
+      <w:r>
+        <w:t>* — Валидация корректной заявки;</w:t>
       </w:r>
     </w:p>
     <w:p>
@@ -1256,7 +2405,16 @@
         <w:jc w:val="both"/>
       </w:pPr>
       <w:r>
-        <w:t>– CP-36 — У полей есть подписи и сообщения об ошибках.</w:t>
+        <w:t>– *</w:t>
+      </w:r>
+      <w:r>
+        <w:rPr>
+          <w:i/>
+        </w:rPr>
+        <w:t>CP-36</w:t>
+      </w:r>
+      <w:r>
+        <w:t>* — У полей есть подписи и сообщения об ошибках.</w:t>
       </w:r>
     </w:p>
     <w:p>
@@ -1283,7 +2441,16 @@
         <w:jc w:val="both"/>
       </w:pPr>
       <w:r>
-        <w:t>– SCR-01 — Главная страница, русская версия (01-home.png);</w:t>
+        <w:t>– *</w:t>
+      </w:r>
+      <w:r>
+        <w:rPr>
+          <w:i/>
+        </w:rPr>
+        <w:t>SCR-01</w:t>
+      </w:r>
+      <w:r>
+        <w:t>* — Главная страница, русская версия (01-home.png);</w:t>
       </w:r>
     </w:p>
     <w:p>
@@ -1292,7 +2459,16 @@
         <w:jc w:val="both"/>
       </w:pPr>
       <w:r>
-        <w:t>– SCR-02 — Главная страница, английская версия (02-home-en.png);</w:t>
+        <w:t>– *</w:t>
+      </w:r>
+      <w:r>
+        <w:rPr>
+          <w:i/>
+        </w:rPr>
+        <w:t>SCR-02</w:t>
+      </w:r>
+      <w:r>
+        <w:t>* — Главная страница, английская версия (02-home-en.png);</w:t>
       </w:r>
     </w:p>
     <w:p>
@@ -1301,7 +2477,16 @@
         <w:jc w:val="both"/>
       </w:pPr>
       <w:r>
-        <w:t>– SCR-03 — Форма заявки: ошибки при пустой отправке (03-form-errors.png);</w:t>
+        <w:t>– *</w:t>
+      </w:r>
+      <w:r>
+        <w:rPr>
+          <w:i/>
+        </w:rPr>
+        <w:t>SCR-03</w:t>
+      </w:r>
+      <w:r>
+        <w:t>* — Форма заявки: ошибки при пустой отправке (03-form-errors.png);</w:t>
       </w:r>
     </w:p>
     <w:p>
@@ -1310,7 +2495,16 @@
         <w:jc w:val="both"/>
       </w:pPr>
       <w:r>
-        <w:t>– SCR-04 — Форма заявки: заполнена корректными данными (04-form-filled.png);</w:t>
+        <w:t>– *</w:t>
+      </w:r>
+      <w:r>
+        <w:rPr>
+          <w:i/>
+        </w:rPr>
+        <w:t>SCR-04</w:t>
+      </w:r>
+      <w:r>
+        <w:t>* — Форма заявки: заполнена корректными данными (04-form-filled.png);</w:t>
       </w:r>
     </w:p>
     <w:p>
@@ -1319,7 +2513,16 @@
         <w:jc w:val="both"/>
       </w:pPr>
       <w:r>
-        <w:t>– SCR-05 — Страница благодарности (05-form-submitted.png);</w:t>
+        <w:t>– *</w:t>
+      </w:r>
+      <w:r>
+        <w:rPr>
+          <w:i/>
+        </w:rPr>
+        <w:t>SCR-05</w:t>
+      </w:r>
+      <w:r>
+        <w:t>* — Страница благодарности (05-form-submitted.png);</w:t>
       </w:r>
     </w:p>
     <w:p>
@@ -1328,7 +2531,22 @@
         <w:jc w:val="both"/>
       </w:pPr>
       <w:r>
-        <w:t>– SCR-06 — Запись заявки в LocalStorage (12-uc-storage-record.png);</w:t>
+        <w:t>– *</w:t>
+      </w:r>
+      <w:r>
+        <w:rPr>
+          <w:i/>
+        </w:rPr>
+        <w:t>SCR-06</w:t>
+      </w:r>
+      <w:r>
+        <w:rPr>
+          <w:i/>
+        </w:rPr>
+        <w:t xml:space="preserve"> — Запись заявки в </w:t>
+      </w:r>
+      <w:r>
+        <w:t>LocalStorage* (12-uc-storage-record.png);</w:t>
       </w:r>
     </w:p>
     <w:p>
@@ -1337,7 +2555,16 @@
         <w:jc w:val="both"/>
       </w:pPr>
       <w:r>
-        <w:t>– SCR-07 — Сбой записи: страница благодарности без ошибки (13-uc-storage-failure.png).</w:t>
+        <w:t>– *</w:t>
+      </w:r>
+      <w:r>
+        <w:rPr>
+          <w:i/>
+        </w:rPr>
+        <w:t>SCR-07</w:t>
+      </w:r>
+      <w:r>
+        <w:t>* — Сбой записи: страница благодарности без ошибки (13-uc-storage-failure.png).</w:t>
       </w:r>
     </w:p>
     <w:p>
@@ -1459,6 +2686,1079 @@
     </w:p>
     <w:p>
       <w:pPr>
+        <w:keepNext/>
+        <w:jc w:val="left"/>
+      </w:pPr>
+      <w:r>
+        <w:t>Таблица 3.1 – Данные формы: типы и допустимые значения</w:t>
+      </w:r>
+    </w:p>
+    <w:tbl>
+      <w:tblPr>
+        <w:tblW w:type="auto" w:w="0"/>
+        <w:jc w:val="center"/>
+        <w:tblLook w:firstColumn="1" w:firstRow="1" w:lastColumn="0" w:lastRow="0" w:noHBand="0" w:noVBand="1" w:val="04A0"/>
+        <w:tblBorders>
+          <w:top w:val="single" w:sz="4" w:color="000000"/>
+          <w:left w:val="single" w:sz="4" w:color="000000"/>
+          <w:bottom w:val="single" w:sz="4" w:color="000000"/>
+          <w:right w:val="single" w:sz="4" w:color="000000"/>
+          <w:insideH w:val="single" w:sz="4" w:color="000000"/>
+          <w:insideV w:val="single" w:sz="4" w:color="000000"/>
+        </w:tblBorders>
+      </w:tblPr>
+      <w:tblGrid>
+        <w:gridCol w:w="1559"/>
+        <w:gridCol w:w="1559"/>
+        <w:gridCol w:w="1559"/>
+        <w:gridCol w:w="1559"/>
+        <w:gridCol w:w="1559"/>
+        <w:gridCol w:w="1559"/>
+      </w:tblGrid>
+      <w:tr>
+        <w:tc>
+          <w:tcPr>
+            <w:tcW w:type="dxa" w:w="1559"/>
+          </w:tcPr>
+          <w:p>
+            <w:pPr>
+              <w:spacing w:line="240" w:lineRule="auto"/>
+              <w:jc w:val="center"/>
+            </w:pPr>
+            <w:r/>
+            <w:r>
+              <w:rPr>
+                <w:sz w:val="24"/>
+              </w:rPr>
+              <w:t>Поле</w:t>
+            </w:r>
+          </w:p>
+        </w:tc>
+        <w:tc>
+          <w:tcPr>
+            <w:tcW w:type="dxa" w:w="1559"/>
+          </w:tcPr>
+          <w:p>
+            <w:pPr>
+              <w:spacing w:line="240" w:lineRule="auto"/>
+              <w:jc w:val="center"/>
+            </w:pPr>
+            <w:r/>
+            <w:r>
+              <w:rPr>
+                <w:sz w:val="24"/>
+              </w:rPr>
+              <w:t>Тип</w:t>
+            </w:r>
+          </w:p>
+        </w:tc>
+        <w:tc>
+          <w:tcPr>
+            <w:tcW w:type="dxa" w:w="1559"/>
+          </w:tcPr>
+          <w:p>
+            <w:pPr>
+              <w:spacing w:line="240" w:lineRule="auto"/>
+              <w:jc w:val="center"/>
+            </w:pPr>
+            <w:r/>
+            <w:r>
+              <w:rPr>
+                <w:sz w:val="24"/>
+              </w:rPr>
+              <w:t>Обяз.</w:t>
+            </w:r>
+          </w:p>
+        </w:tc>
+        <w:tc>
+          <w:tcPr>
+            <w:tcW w:type="dxa" w:w="1559"/>
+          </w:tcPr>
+          <w:p>
+            <w:pPr>
+              <w:spacing w:line="240" w:lineRule="auto"/>
+              <w:jc w:val="center"/>
+            </w:pPr>
+            <w:r/>
+            <w:r>
+              <w:rPr>
+                <w:sz w:val="24"/>
+              </w:rPr>
+              <w:t>По умолч.</w:t>
+            </w:r>
+          </w:p>
+        </w:tc>
+        <w:tc>
+          <w:tcPr>
+            <w:tcW w:type="dxa" w:w="1559"/>
+          </w:tcPr>
+          <w:p>
+            <w:pPr>
+              <w:spacing w:line="240" w:lineRule="auto"/>
+              <w:jc w:val="center"/>
+            </w:pPr>
+            <w:r/>
+            <w:r>
+              <w:rPr>
+                <w:sz w:val="24"/>
+              </w:rPr>
+              <w:t>Допустимо</w:t>
+            </w:r>
+          </w:p>
+        </w:tc>
+        <w:tc>
+          <w:tcPr>
+            <w:tcW w:type="dxa" w:w="1559"/>
+          </w:tcPr>
+          <w:p>
+            <w:pPr>
+              <w:spacing w:line="240" w:lineRule="auto"/>
+              <w:jc w:val="center"/>
+            </w:pPr>
+            <w:r/>
+            <w:r>
+              <w:rPr>
+                <w:sz w:val="24"/>
+              </w:rPr>
+              <w:t>Недопустимо</w:t>
+            </w:r>
+          </w:p>
+        </w:tc>
+      </w:tr>
+      <w:tr>
+        <w:tc>
+          <w:tcPr>
+            <w:tcW w:type="dxa" w:w="1559"/>
+          </w:tcPr>
+          <w:p>
+            <w:pPr>
+              <w:spacing w:line="240" w:lineRule="auto"/>
+              <w:jc w:val="left"/>
+            </w:pPr>
+            <w:r/>
+            <w:r>
+              <w:rPr>
+                <w:sz w:val="24"/>
+              </w:rPr>
+              <w:t>name (#name)</w:t>
+            </w:r>
+          </w:p>
+        </w:tc>
+        <w:tc>
+          <w:tcPr>
+            <w:tcW w:type="dxa" w:w="1559"/>
+          </w:tcPr>
+          <w:p>
+            <w:pPr>
+              <w:spacing w:line="240" w:lineRule="auto"/>
+              <w:jc w:val="left"/>
+            </w:pPr>
+            <w:r/>
+            <w:r>
+              <w:rPr>
+                <w:sz w:val="24"/>
+              </w:rPr>
+              <w:t>string; input type=text</w:t>
+            </w:r>
+          </w:p>
+        </w:tc>
+        <w:tc>
+          <w:tcPr>
+            <w:tcW w:type="dxa" w:w="1559"/>
+          </w:tcPr>
+          <w:p>
+            <w:pPr>
+              <w:spacing w:line="240" w:lineRule="auto"/>
+              <w:jc w:val="left"/>
+            </w:pPr>
+            <w:r/>
+            <w:r>
+              <w:rPr>
+                <w:sz w:val="24"/>
+              </w:rPr>
+              <w:t>Да</w:t>
+            </w:r>
+          </w:p>
+        </w:tc>
+        <w:tc>
+          <w:tcPr>
+            <w:tcW w:type="dxa" w:w="1559"/>
+          </w:tcPr>
+          <w:p>
+            <w:pPr>
+              <w:spacing w:line="240" w:lineRule="auto"/>
+              <w:jc w:val="left"/>
+            </w:pPr>
+            <w:r/>
+            <w:r>
+              <w:rPr>
+                <w:sz w:val="24"/>
+              </w:rPr>
+              <w:t>пусто</w:t>
+            </w:r>
+          </w:p>
+        </w:tc>
+        <w:tc>
+          <w:tcPr>
+            <w:tcW w:type="dxa" w:w="1559"/>
+          </w:tcPr>
+          <w:p>
+            <w:pPr>
+              <w:spacing w:line="240" w:lineRule="auto"/>
+              <w:jc w:val="left"/>
+            </w:pPr>
+            <w:r/>
+            <w:r>
+              <w:rPr>
+                <w:sz w:val="24"/>
+              </w:rPr>
+              <w:t>От 2 до 60 символов; первая буква, далее буквы любого алфавита, пробел, апостроф, дефис; пробелы по краям игнорируются. Примеры: «Анна Иванова», «Ян», «O'Neil-Smith»</w:t>
+            </w:r>
+          </w:p>
+        </w:tc>
+        <w:tc>
+          <w:tcPr>
+            <w:tcW w:type="dxa" w:w="1559"/>
+          </w:tcPr>
+          <w:p>
+            <w:pPr>
+              <w:spacing w:line="240" w:lineRule="auto"/>
+              <w:jc w:val="left"/>
+            </w:pPr>
+            <w:r/>
+            <w:r>
+              <w:rPr>
+                <w:sz w:val="24"/>
+              </w:rPr>
+              <w:t>Пусто; 1 символ; 61 и более; цифры («Anna1»); знаки («Анна!»); первый символ не буква («-Анна»)</w:t>
+            </w:r>
+          </w:p>
+        </w:tc>
+      </w:tr>
+      <w:tr>
+        <w:tc>
+          <w:tcPr>
+            <w:tcW w:type="dxa" w:w="1559"/>
+          </w:tcPr>
+          <w:p>
+            <w:pPr>
+              <w:spacing w:line="240" w:lineRule="auto"/>
+              <w:jc w:val="left"/>
+            </w:pPr>
+            <w:r/>
+            <w:r>
+              <w:rPr>
+                <w:sz w:val="24"/>
+              </w:rPr>
+              <w:t>email (#email)</w:t>
+            </w:r>
+          </w:p>
+        </w:tc>
+        <w:tc>
+          <w:tcPr>
+            <w:tcW w:type="dxa" w:w="1559"/>
+          </w:tcPr>
+          <w:p>
+            <w:pPr>
+              <w:spacing w:line="240" w:lineRule="auto"/>
+              <w:jc w:val="left"/>
+            </w:pPr>
+            <w:r/>
+            <w:r>
+              <w:rPr>
+                <w:sz w:val="24"/>
+              </w:rPr>
+              <w:t>string; input type=email</w:t>
+            </w:r>
+          </w:p>
+        </w:tc>
+        <w:tc>
+          <w:tcPr>
+            <w:tcW w:type="dxa" w:w="1559"/>
+          </w:tcPr>
+          <w:p>
+            <w:pPr>
+              <w:spacing w:line="240" w:lineRule="auto"/>
+              <w:jc w:val="left"/>
+            </w:pPr>
+            <w:r/>
+            <w:r>
+              <w:rPr>
+                <w:sz w:val="24"/>
+              </w:rPr>
+              <w:t>Да</w:t>
+            </w:r>
+          </w:p>
+        </w:tc>
+        <w:tc>
+          <w:tcPr>
+            <w:tcW w:type="dxa" w:w="1559"/>
+          </w:tcPr>
+          <w:p>
+            <w:pPr>
+              <w:spacing w:line="240" w:lineRule="auto"/>
+              <w:jc w:val="left"/>
+            </w:pPr>
+            <w:r/>
+            <w:r>
+              <w:rPr>
+                <w:sz w:val="24"/>
+              </w:rPr>
+              <w:t>пусто</w:t>
+            </w:r>
+          </w:p>
+        </w:tc>
+        <w:tc>
+          <w:tcPr>
+            <w:tcW w:type="dxa" w:w="1559"/>
+          </w:tcPr>
+          <w:p>
+            <w:pPr>
+              <w:spacing w:line="240" w:lineRule="auto"/>
+              <w:jc w:val="left"/>
+            </w:pPr>
+            <w:r/>
+            <w:r>
+              <w:rPr>
+                <w:sz w:val="24"/>
+              </w:rPr>
+              <w:t>Вид name@domain.zone, зона не короче 2 символов, до 120 символов. Пример: anna@example.com</w:t>
+            </w:r>
+          </w:p>
+        </w:tc>
+        <w:tc>
+          <w:tcPr>
+            <w:tcW w:type="dxa" w:w="1559"/>
+          </w:tcPr>
+          <w:p>
+            <w:pPr>
+              <w:spacing w:line="240" w:lineRule="auto"/>
+              <w:jc w:val="left"/>
+            </w:pPr>
+            <w:r/>
+            <w:r>
+              <w:rPr>
+                <w:sz w:val="24"/>
+              </w:rPr>
+              <w:t>Пусто; без @; без зоны («anna@example»); пробелы внутри; 121 символ и более</w:t>
+            </w:r>
+          </w:p>
+        </w:tc>
+      </w:tr>
+      <w:tr>
+        <w:tc>
+          <w:tcPr>
+            <w:tcW w:type="dxa" w:w="1559"/>
+          </w:tcPr>
+          <w:p>
+            <w:pPr>
+              <w:spacing w:line="240" w:lineRule="auto"/>
+              <w:jc w:val="left"/>
+            </w:pPr>
+            <w:r/>
+            <w:r>
+              <w:rPr>
+                <w:sz w:val="24"/>
+              </w:rPr>
+              <w:t>notation (#notation)</w:t>
+            </w:r>
+          </w:p>
+        </w:tc>
+        <w:tc>
+          <w:tcPr>
+            <w:tcW w:type="dxa" w:w="1559"/>
+          </w:tcPr>
+          <w:p>
+            <w:pPr>
+              <w:spacing w:line="240" w:lineRule="auto"/>
+              <w:jc w:val="left"/>
+            </w:pPr>
+            <w:r/>
+            <w:r>
+              <w:rPr>
+                <w:sz w:val="24"/>
+              </w:rPr>
+              <w:t>enum; select, значение string</w:t>
+            </w:r>
+          </w:p>
+        </w:tc>
+        <w:tc>
+          <w:tcPr>
+            <w:tcW w:type="dxa" w:w="1559"/>
+          </w:tcPr>
+          <w:p>
+            <w:pPr>
+              <w:spacing w:line="240" w:lineRule="auto"/>
+              <w:jc w:val="left"/>
+            </w:pPr>
+            <w:r/>
+            <w:r>
+              <w:rPr>
+                <w:sz w:val="24"/>
+              </w:rPr>
+              <w:t>Да</w:t>
+            </w:r>
+          </w:p>
+        </w:tc>
+        <w:tc>
+          <w:tcPr>
+            <w:tcW w:type="dxa" w:w="1559"/>
+          </w:tcPr>
+          <w:p>
+            <w:pPr>
+              <w:spacing w:line="240" w:lineRule="auto"/>
+              <w:jc w:val="left"/>
+            </w:pPr>
+            <w:r/>
+            <w:r>
+              <w:rPr>
+                <w:sz w:val="24"/>
+              </w:rPr>
+              <w:t>не выбрано</w:t>
+            </w:r>
+          </w:p>
+        </w:tc>
+        <w:tc>
+          <w:tcPr>
+            <w:tcW w:type="dxa" w:w="1559"/>
+          </w:tcPr>
+          <w:p>
+            <w:pPr>
+              <w:spacing w:line="240" w:lineRule="auto"/>
+              <w:jc w:val="left"/>
+            </w:pPr>
+            <w:r/>
+            <w:r>
+              <w:rPr>
+                <w:sz w:val="24"/>
+              </w:rPr>
+              <w:t>Ровно одно из: idef0, dfd, erd, bpmn, uml, petri</w:t>
+            </w:r>
+          </w:p>
+        </w:tc>
+        <w:tc>
+          <w:tcPr>
+            <w:tcW w:type="dxa" w:w="1559"/>
+          </w:tcPr>
+          <w:p>
+            <w:pPr>
+              <w:spacing w:line="240" w:lineRule="auto"/>
+              <w:jc w:val="left"/>
+            </w:pPr>
+            <w:r/>
+            <w:r>
+              <w:rPr>
+                <w:sz w:val="24"/>
+              </w:rPr>
+              <w:t>Пусто (пункт «Выберите нотацию»); любое другое значение («xyz»); заглавные буквы («IDEF0»)</w:t>
+            </w:r>
+          </w:p>
+        </w:tc>
+      </w:tr>
+      <w:tr>
+        <w:tc>
+          <w:tcPr>
+            <w:tcW w:type="dxa" w:w="1559"/>
+          </w:tcPr>
+          <w:p>
+            <w:pPr>
+              <w:spacing w:line="240" w:lineRule="auto"/>
+              <w:jc w:val="left"/>
+            </w:pPr>
+            <w:r/>
+            <w:r>
+              <w:rPr>
+                <w:sz w:val="24"/>
+              </w:rPr>
+              <w:t>team (#team)</w:t>
+            </w:r>
+          </w:p>
+        </w:tc>
+        <w:tc>
+          <w:tcPr>
+            <w:tcW w:type="dxa" w:w="1559"/>
+          </w:tcPr>
+          <w:p>
+            <w:pPr>
+              <w:spacing w:line="240" w:lineRule="auto"/>
+              <w:jc w:val="left"/>
+            </w:pPr>
+            <w:r/>
+            <w:r>
+              <w:rPr>
+                <w:sz w:val="24"/>
+              </w:rPr>
+              <w:t>integer; input type=number (в коде допускается и строка из цифр)</w:t>
+            </w:r>
+          </w:p>
+        </w:tc>
+        <w:tc>
+          <w:tcPr>
+            <w:tcW w:type="dxa" w:w="1559"/>
+          </w:tcPr>
+          <w:p>
+            <w:pPr>
+              <w:spacing w:line="240" w:lineRule="auto"/>
+              <w:jc w:val="left"/>
+            </w:pPr>
+            <w:r/>
+            <w:r>
+              <w:rPr>
+                <w:sz w:val="24"/>
+              </w:rPr>
+              <w:t>Да</w:t>
+            </w:r>
+          </w:p>
+        </w:tc>
+        <w:tc>
+          <w:tcPr>
+            <w:tcW w:type="dxa" w:w="1559"/>
+          </w:tcPr>
+          <w:p>
+            <w:pPr>
+              <w:spacing w:line="240" w:lineRule="auto"/>
+              <w:jc w:val="left"/>
+            </w:pPr>
+            <w:r/>
+            <w:r>
+              <w:rPr>
+                <w:sz w:val="24"/>
+              </w:rPr>
+              <w:t>0</w:t>
+            </w:r>
+          </w:p>
+        </w:tc>
+        <w:tc>
+          <w:tcPr>
+            <w:tcW w:type="dxa" w:w="1559"/>
+          </w:tcPr>
+          <w:p>
+            <w:pPr>
+              <w:spacing w:line="240" w:lineRule="auto"/>
+              <w:jc w:val="left"/>
+            </w:pPr>
+            <w:r/>
+            <w:r>
+              <w:rPr>
+                <w:sz w:val="24"/>
+              </w:rPr>
+              <w:t>Целое от 0 до 500 включительно. Примеры: 0, 5, 500, «12»</w:t>
+            </w:r>
+          </w:p>
+        </w:tc>
+        <w:tc>
+          <w:tcPr>
+            <w:tcW w:type="dxa" w:w="1559"/>
+          </w:tcPr>
+          <w:p>
+            <w:pPr>
+              <w:spacing w:line="240" w:lineRule="auto"/>
+              <w:jc w:val="left"/>
+            </w:pPr>
+            <w:r/>
+            <w:r>
+              <w:rPr>
+                <w:sz w:val="24"/>
+              </w:rPr>
+              <w:t>Меньше 0 («-1»); больше 500 («501»); дробное («2.5»); не число («abc»); пусто</w:t>
+            </w:r>
+          </w:p>
+        </w:tc>
+      </w:tr>
+      <w:tr>
+        <w:tc>
+          <w:tcPr>
+            <w:tcW w:type="dxa" w:w="1559"/>
+          </w:tcPr>
+          <w:p>
+            <w:pPr>
+              <w:spacing w:line="240" w:lineRule="auto"/>
+              <w:jc w:val="left"/>
+            </w:pPr>
+            <w:r/>
+            <w:r>
+              <w:rPr>
+                <w:sz w:val="24"/>
+              </w:rPr>
+              <w:t>comment (#comment)</w:t>
+            </w:r>
+          </w:p>
+        </w:tc>
+        <w:tc>
+          <w:tcPr>
+            <w:tcW w:type="dxa" w:w="1559"/>
+          </w:tcPr>
+          <w:p>
+            <w:pPr>
+              <w:spacing w:line="240" w:lineRule="auto"/>
+              <w:jc w:val="left"/>
+            </w:pPr>
+            <w:r/>
+            <w:r>
+              <w:rPr>
+                <w:sz w:val="24"/>
+              </w:rPr>
+              <w:t>string; textarea</w:t>
+            </w:r>
+          </w:p>
+        </w:tc>
+        <w:tc>
+          <w:tcPr>
+            <w:tcW w:type="dxa" w:w="1559"/>
+          </w:tcPr>
+          <w:p>
+            <w:pPr>
+              <w:spacing w:line="240" w:lineRule="auto"/>
+              <w:jc w:val="left"/>
+            </w:pPr>
+            <w:r/>
+            <w:r>
+              <w:rPr>
+                <w:sz w:val="24"/>
+              </w:rPr>
+              <w:t>Нет</w:t>
+            </w:r>
+          </w:p>
+        </w:tc>
+        <w:tc>
+          <w:tcPr>
+            <w:tcW w:type="dxa" w:w="1559"/>
+          </w:tcPr>
+          <w:p>
+            <w:pPr>
+              <w:spacing w:line="240" w:lineRule="auto"/>
+              <w:jc w:val="left"/>
+            </w:pPr>
+            <w:r/>
+            <w:r>
+              <w:rPr>
+                <w:sz w:val="24"/>
+              </w:rPr>
+              <w:t>пусто</w:t>
+            </w:r>
+          </w:p>
+        </w:tc>
+        <w:tc>
+          <w:tcPr>
+            <w:tcW w:type="dxa" w:w="1559"/>
+          </w:tcPr>
+          <w:p>
+            <w:pPr>
+              <w:spacing w:line="240" w:lineRule="auto"/>
+              <w:jc w:val="left"/>
+            </w:pPr>
+            <w:r/>
+            <w:r>
+              <w:rPr>
+                <w:sz w:val="24"/>
+              </w:rPr>
+              <w:t>От 0 до 500 символов (пусто допустимо)</w:t>
+            </w:r>
+          </w:p>
+        </w:tc>
+        <w:tc>
+          <w:tcPr>
+            <w:tcW w:type="dxa" w:w="1559"/>
+          </w:tcPr>
+          <w:p>
+            <w:pPr>
+              <w:spacing w:line="240" w:lineRule="auto"/>
+              <w:jc w:val="left"/>
+            </w:pPr>
+            <w:r/>
+            <w:r>
+              <w:rPr>
+                <w:sz w:val="24"/>
+              </w:rPr>
+              <w:t>501 символ и более (в браузере ввод ограничен maxlength=500)</w:t>
+            </w:r>
+          </w:p>
+        </w:tc>
+      </w:tr>
+      <w:tr>
+        <w:tc>
+          <w:tcPr>
+            <w:tcW w:type="dxa" w:w="1559"/>
+          </w:tcPr>
+          <w:p>
+            <w:pPr>
+              <w:spacing w:line="240" w:lineRule="auto"/>
+              <w:jc w:val="left"/>
+            </w:pPr>
+            <w:r/>
+            <w:r>
+              <w:rPr>
+                <w:sz w:val="24"/>
+              </w:rPr>
+              <w:t>consent (#consent)</w:t>
+            </w:r>
+          </w:p>
+        </w:tc>
+        <w:tc>
+          <w:tcPr>
+            <w:tcW w:type="dxa" w:w="1559"/>
+          </w:tcPr>
+          <w:p>
+            <w:pPr>
+              <w:spacing w:line="240" w:lineRule="auto"/>
+              <w:jc w:val="left"/>
+            </w:pPr>
+            <w:r/>
+            <w:r>
+              <w:rPr>
+                <w:sz w:val="24"/>
+              </w:rPr>
+              <w:t>boolean; checkbox</w:t>
+            </w:r>
+          </w:p>
+        </w:tc>
+        <w:tc>
+          <w:tcPr>
+            <w:tcW w:type="dxa" w:w="1559"/>
+          </w:tcPr>
+          <w:p>
+            <w:pPr>
+              <w:spacing w:line="240" w:lineRule="auto"/>
+              <w:jc w:val="left"/>
+            </w:pPr>
+            <w:r/>
+            <w:r>
+              <w:rPr>
+                <w:sz w:val="24"/>
+              </w:rPr>
+              <w:t>Да</w:t>
+            </w:r>
+          </w:p>
+        </w:tc>
+        <w:tc>
+          <w:tcPr>
+            <w:tcW w:type="dxa" w:w="1559"/>
+          </w:tcPr>
+          <w:p>
+            <w:pPr>
+              <w:spacing w:line="240" w:lineRule="auto"/>
+              <w:jc w:val="left"/>
+            </w:pPr>
+            <w:r/>
+            <w:r>
+              <w:rPr>
+                <w:sz w:val="24"/>
+              </w:rPr>
+              <w:t>false (снят)</w:t>
+            </w:r>
+          </w:p>
+        </w:tc>
+        <w:tc>
+          <w:tcPr>
+            <w:tcW w:type="dxa" w:w="1559"/>
+          </w:tcPr>
+          <w:p>
+            <w:pPr>
+              <w:spacing w:line="240" w:lineRule="auto"/>
+              <w:jc w:val="left"/>
+            </w:pPr>
+            <w:r/>
+            <w:r>
+              <w:rPr>
+                <w:sz w:val="24"/>
+              </w:rPr>
+              <w:t>true (флажок отмечен)</w:t>
+            </w:r>
+          </w:p>
+        </w:tc>
+        <w:tc>
+          <w:tcPr>
+            <w:tcW w:type="dxa" w:w="1559"/>
+          </w:tcPr>
+          <w:p>
+            <w:pPr>
+              <w:spacing w:line="240" w:lineRule="auto"/>
+              <w:jc w:val="left"/>
+            </w:pPr>
+            <w:r/>
+            <w:r>
+              <w:rPr>
+                <w:sz w:val="24"/>
+              </w:rPr>
+              <w:t>false (флажок снят)</w:t>
+            </w:r>
+          </w:p>
+        </w:tc>
+      </w:tr>
+      <w:tr>
+        <w:tc>
+          <w:tcPr>
+            <w:tcW w:type="dxa" w:w="1559"/>
+          </w:tcPr>
+          <w:p>
+            <w:pPr>
+              <w:spacing w:line="240" w:lineRule="auto"/>
+              <w:jc w:val="left"/>
+            </w:pPr>
+            <w:r/>
+            <w:r>
+              <w:rPr>
+                <w:sz w:val="24"/>
+              </w:rPr>
+              <w:t>createdAt (формирует система)</w:t>
+            </w:r>
+          </w:p>
+        </w:tc>
+        <w:tc>
+          <w:tcPr>
+            <w:tcW w:type="dxa" w:w="1559"/>
+          </w:tcPr>
+          <w:p>
+            <w:pPr>
+              <w:spacing w:line="240" w:lineRule="auto"/>
+              <w:jc w:val="left"/>
+            </w:pPr>
+            <w:r/>
+            <w:r>
+              <w:rPr>
+                <w:sz w:val="24"/>
+              </w:rPr>
+              <w:t>string; время ISO 8601 (UTC)</w:t>
+            </w:r>
+          </w:p>
+        </w:tc>
+        <w:tc>
+          <w:tcPr>
+            <w:tcW w:type="dxa" w:w="1559"/>
+          </w:tcPr>
+          <w:p>
+            <w:pPr>
+              <w:spacing w:line="240" w:lineRule="auto"/>
+              <w:jc w:val="left"/>
+            </w:pPr>
+            <w:r/>
+            <w:r>
+              <w:rPr>
+                <w:sz w:val="24"/>
+              </w:rPr>
+              <w:t>Нет (не вводится)</w:t>
+            </w:r>
+          </w:p>
+        </w:tc>
+        <w:tc>
+          <w:tcPr>
+            <w:tcW w:type="dxa" w:w="1559"/>
+          </w:tcPr>
+          <w:p>
+            <w:pPr>
+              <w:spacing w:line="240" w:lineRule="auto"/>
+              <w:jc w:val="left"/>
+            </w:pPr>
+            <w:r/>
+            <w:r>
+              <w:rPr>
+                <w:sz w:val="24"/>
+              </w:rPr>
+              <w:t>текущее время в момент отправки</w:t>
+            </w:r>
+          </w:p>
+        </w:tc>
+        <w:tc>
+          <w:tcPr>
+            <w:tcW w:type="dxa" w:w="1559"/>
+          </w:tcPr>
+          <w:p>
+            <w:pPr>
+              <w:spacing w:line="240" w:lineRule="auto"/>
+              <w:jc w:val="left"/>
+            </w:pPr>
+            <w:r/>
+            <w:r>
+              <w:rPr>
+                <w:sz w:val="24"/>
+              </w:rPr>
+              <w:t>Строка вида 2026-10-25T12:00:00.000Z</w:t>
+            </w:r>
+          </w:p>
+        </w:tc>
+        <w:tc>
+          <w:tcPr>
+            <w:tcW w:type="dxa" w:w="1559"/>
+          </w:tcPr>
+          <w:p>
+            <w:pPr>
+              <w:spacing w:line="240" w:lineRule="auto"/>
+              <w:jc w:val="left"/>
+            </w:pPr>
+            <w:r/>
+            <w:r>
+              <w:rPr>
+                <w:sz w:val="24"/>
+              </w:rPr>
+              <w:t>Не вводится посетителем</w:t>
+            </w:r>
+          </w:p>
+        </w:tc>
+      </w:tr>
+    </w:tbl>
+    <w:p/>
+    <w:p>
+      <w:pPr>
+        <w:pStyle w:val="Heading2"/>
+        <w:ind w:firstLine="709"/>
+        <w:jc w:val="left"/>
+      </w:pPr>
+      <w:r>
+        <w:rPr>
+          <w:b/>
+        </w:rPr>
+        <w:t>3.2 Диаграммы процесса</w:t>
+      </w:r>
+    </w:p>
+    <w:p>
+      <w:pPr>
+        <w:keepNext/>
+        <w:jc w:val="center"/>
+      </w:pPr>
+      <w:r>
+        <w:drawing>
+          <wp:inline xmlns:a="http://schemas.openxmlformats.org/drawingml/2006/main" xmlns:pic="http://schemas.openxmlformats.org/drawingml/2006/picture">
+            <wp:extent cx="3952434" cy="7199999"/>
+            <wp:docPr id="1" name="Picture 1"/>
+            <wp:cNvGraphicFramePr>
+              <a:graphicFrameLocks noChangeAspect="1"/>
+            </wp:cNvGraphicFramePr>
+            <a:graphic>
+              <a:graphicData uri="http://schemas.openxmlformats.org/drawingml/2006/picture">
+                <pic:pic>
+                  <pic:nvPicPr>
+                    <pic:cNvPr id="0" name="flow.png"/>
+                    <pic:cNvPicPr/>
+                  </pic:nvPicPr>
+                  <pic:blipFill>
+                    <a:blip r:embed="rId10"/>
+                    <a:stretch>
+                      <a:fillRect/>
+                    </a:stretch>
+                  </pic:blipFill>
+                  <pic:spPr>
+                    <a:xfrm>
+                      <a:off x="0" y="0"/>
+                      <a:ext cx="3952434" cy="7199999"/>
+                    </a:xfrm>
+                    <a:prstGeom prst="rect"/>
+                  </pic:spPr>
+                </pic:pic>
+              </a:graphicData>
+            </a:graphic>
+          </wp:inline>
+        </w:drawing>
+      </w:r>
+    </w:p>
+    <w:p>
+      <w:pPr>
+        <w:jc w:val="center"/>
+      </w:pPr>
+      <w:r>
+        <w:t>Рисунок 3.1 – Блок-схема сценария UC-01</w:t>
+      </w:r>
+    </w:p>
+    <w:p/>
+    <w:p>
+      <w:pPr>
+        <w:keepNext/>
+        <w:jc w:val="center"/>
+      </w:pPr>
+      <w:r>
+        <w:drawing>
+          <wp:inline xmlns:a="http://schemas.openxmlformats.org/drawingml/2006/main" xmlns:pic="http://schemas.openxmlformats.org/drawingml/2006/picture">
+            <wp:extent cx="5580000" cy="1411542"/>
+            <wp:docPr id="2" name="Picture 2"/>
+            <wp:cNvGraphicFramePr>
+              <a:graphicFrameLocks noChangeAspect="1"/>
+            </wp:cNvGraphicFramePr>
+            <a:graphic>
+              <a:graphicData uri="http://schemas.openxmlformats.org/drawingml/2006/picture">
+                <pic:pic>
+                  <pic:nvPicPr>
+                    <pic:cNvPr id="0" name="states.png"/>
+                    <pic:cNvPicPr/>
+                  </pic:nvPicPr>
+                  <pic:blipFill>
+                    <a:blip r:embed="rId11"/>
+                    <a:stretch>
+                      <a:fillRect/>
+                    </a:stretch>
+                  </pic:blipFill>
+                  <pic:spPr>
+                    <a:xfrm>
+                      <a:off x="0" y="0"/>
+                      <a:ext cx="5580000" cy="1411542"/>
+                    </a:xfrm>
+                    <a:prstGeom prst="rect"/>
+                  </pic:spPr>
+                </pic:pic>
+              </a:graphicData>
+            </a:graphic>
+          </wp:inline>
+        </w:drawing>
+      </w:r>
+    </w:p>
+    <w:p>
+      <w:pPr>
+        <w:jc w:val="center"/>
+      </w:pPr>
+      <w:r>
+        <w:t>Рисунок 3.2 – Состояния поля формы при проверке</w:t>
+      </w:r>
+    </w:p>
+    <w:p/>
+    <w:p>
+      <w:pPr>
+        <w:keepNext/>
+        <w:jc w:val="center"/>
+      </w:pPr>
+      <w:r>
+        <w:drawing>
+          <wp:inline xmlns:a="http://schemas.openxmlformats.org/drawingml/2006/main" xmlns:pic="http://schemas.openxmlformats.org/drawingml/2006/picture">
+            <wp:extent cx="5580000" cy="950875"/>
+            <wp:docPr id="3" name="Picture 3"/>
+            <wp:cNvGraphicFramePr>
+              <a:graphicFrameLocks noChangeAspect="1"/>
+            </wp:cNvGraphicFramePr>
+            <a:graphic>
+              <a:graphicData uri="http://schemas.openxmlformats.org/drawingml/2006/picture">
+                <pic:pic>
+                  <pic:nvPicPr>
+                    <pic:cNvPr id="0" name="components.png"/>
+                    <pic:cNvPicPr/>
+                  </pic:nvPicPr>
+                  <pic:blipFill>
+                    <a:blip r:embed="rId12"/>
+                    <a:stretch>
+                      <a:fillRect/>
+                    </a:stretch>
+                  </pic:blipFill>
+                  <pic:spPr>
+                    <a:xfrm>
+                      <a:off x="0" y="0"/>
+                      <a:ext cx="5580000" cy="950875"/>
+                    </a:xfrm>
+                    <a:prstGeom prst="rect"/>
+                  </pic:spPr>
+                </pic:pic>
+              </a:graphicData>
+            </a:graphic>
+          </wp:inline>
+        </w:drawing>
+      </w:r>
+    </w:p>
+    <w:p>
+      <w:pPr>
+        <w:jc w:val="center"/>
+      </w:pPr>
+      <w:r>
+        <w:t>Рисунок 3.3 – Компоненты и обмен данными</w:t>
+      </w:r>
+    </w:p>
+    <w:p/>
+    <w:p>
+      <w:pPr>
         <w:ind w:firstLine="709"/>
         <w:jc w:val="both"/>
       </w:pPr>
@@ -1481,7 +3781,7 @@
         <w:jc w:val="left"/>
       </w:pPr>
       <w:r>
-        <w:t>Таблица 3.1 – Требования к полям формы</w:t>
+        <w:t>Таблица 3.2 – Требования к полям формы</w:t>
       </w:r>
     </w:p>
     <w:tbl>
@@ -1780,7 +4080,7 @@
         <w:rPr>
           <w:b/>
         </w:rPr>
-        <w:t>3.2 Классы эквивалентности и границы</w:t>
+        <w:t>3.3 Классы эквивалентности и границы</w:t>
       </w:r>
     </w:p>
     <w:p>
@@ -1798,7 +4098,7 @@
         <w:jc w:val="left"/>
       </w:pPr>
       <w:r>
-        <w:t>Таблица 3.2 – Классы эквивалентности и граничные значения</w:t>
+        <w:t>Таблица 3.3 – Классы эквивалентности и граничные значения</w:t>
       </w:r>
     </w:p>
     <w:tbl>
@@ -2351,7 +4651,7 @@
         <w:rPr>
           <w:b/>
         </w:rPr>
-        <w:t>3.3 Тест-кейсы и результаты</w:t>
+        <w:t>3.4 Тест-кейсы и результаты</w:t>
       </w:r>
     </w:p>
     <w:p>
@@ -2369,7 +4669,7 @@
         <w:jc w:val="left"/>
       </w:pPr>
       <w:r>
-        <w:t>Таблица 3.3 – Тест-кейсы и результаты выполнения</w:t>
+        <w:t>Таблица 3.4 – Тест-кейсы и результаты выполнения</w:t>
       </w:r>
     </w:p>
     <w:tbl>

--- a/testing-course/reports/lab2/output/note.docx
+++ b/testing-course/reports/lab2/output/note.docx
@@ -671,7 +671,7 @@
         <w:rPr>
           <w:i/>
         </w:rPr>
-        <w:t>Точки входа.</w:t>
+        <w:t>Как перейти к форме.</w:t>
       </w:r>
       <w:r>
         <w:t>*</w:t>
@@ -683,19 +683,13 @@
         <w:jc w:val="both"/>
       </w:pPr>
       <w:r>
-        <w:t>– Кнопка *</w:t>
+        <w:t>*</w:t>
       </w:r>
       <w:r>
         <w:rPr>
           <w:i/>
         </w:rPr>
-        <w:t>«В бету»</w:t>
-      </w:r>
-      <w:r>
-        <w:rPr>
-          <w:i/>
-        </w:rPr>
-        <w:t xml:space="preserve"> в шапке, кнопка </w:t>
+        <w:t xml:space="preserve">Форма находится на главной странице сайта в разделе </w:t>
       </w:r>
       <w:r>
         <w:rPr>
@@ -707,34 +701,31 @@
         <w:rPr>
           <w:i/>
         </w:rPr>
-        <w:t xml:space="preserve"> на первом экране и ссылки </w:t>
+        <w:t xml:space="preserve"> (якорь </w:t>
+      </w:r>
+      <w:r>
+        <w:t>#waitlist</w:t>
       </w:r>
       <w:r>
         <w:rPr>
           <w:i/>
         </w:rPr>
-        <w:t>«Записаться в бету: UML»</w:t>
+        <w:t xml:space="preserve">), доступна всем посетителям </w:t>
       </w:r>
       <w:r>
         <w:rPr>
           <w:i/>
         </w:rPr>
-        <w:t xml:space="preserve">, </w:t>
+        <w:t>без регистрации и авторизации</w:t>
       </w:r>
       <w:r>
         <w:rPr>
           <w:i/>
         </w:rPr>
-        <w:t>«Записаться в бету: BPMN»</w:t>
-      </w:r>
-      <w:r>
-        <w:rPr>
-          <w:i/>
-        </w:rPr>
-        <w:t xml:space="preserve"> и т. п. на карточках нотаций. Все ведут к якорю </w:t>
-      </w:r>
-      <w:r>
-        <w:t>#waitlist*.</w:t>
+        <w:t>. Перейти к ней можно так:</w:t>
+      </w:r>
+      <w:r>
+        <w:t>*</w:t>
       </w:r>
     </w:p>
     <w:p>
@@ -743,16 +734,34 @@
         <w:jc w:val="both"/>
       </w:pPr>
       <w:r>
-        <w:t>*</w:t>
+        <w:t>– *</w:t>
       </w:r>
       <w:r>
         <w:rPr>
           <w:i/>
         </w:rPr>
-        <w:t>Предусловия.</w:t>
-      </w:r>
-      <w:r>
-        <w:t>*</w:t>
+        <w:t>1.</w:t>
+      </w:r>
+      <w:r>
+        <w:rPr>
+          <w:i/>
+        </w:rPr>
+        <w:t xml:space="preserve"> Шапка главной страницы, кнопка </w:t>
+      </w:r>
+      <w:r>
+        <w:rPr>
+          <w:i/>
+        </w:rPr>
+        <w:t>«В бету»</w:t>
+      </w:r>
+      <w:r>
+        <w:rPr>
+          <w:i/>
+        </w:rPr>
+        <w:t xml:space="preserve"> (en: «Join the beta»), </w:t>
+      </w:r>
+      <w:r>
+        <w:t>site/index.html*, строка 67;</w:t>
       </w:r>
     </w:p>
     <w:p>
@@ -761,7 +770,28 @@
         <w:jc w:val="both"/>
       </w:pPr>
       <w:r>
-        <w:t>– 1. Открыта главная страница: русская (/) или английская (/en/);</w:t>
+        <w:t>– *</w:t>
+      </w:r>
+      <w:r>
+        <w:rPr>
+          <w:i/>
+        </w:rPr>
+        <w:t>2.</w:t>
+      </w:r>
+      <w:r>
+        <w:rPr>
+          <w:i/>
+        </w:rPr>
+        <w:t xml:space="preserve"> Первый экран, кнопка </w:t>
+      </w:r>
+      <w:r>
+        <w:rPr>
+          <w:i/>
+        </w:rPr>
+        <w:t>«Записаться в бету»</w:t>
+      </w:r>
+      <w:r>
+        <w:t>*, строка 88;</w:t>
       </w:r>
     </w:p>
     <w:p>
@@ -770,52 +800,28 @@
         <w:jc w:val="both"/>
       </w:pPr>
       <w:r>
-        <w:t>– 2. Раздел *</w:t>
+        <w:t>– *</w:t>
       </w:r>
       <w:r>
         <w:rPr>
           <w:i/>
         </w:rPr>
-        <w:t>«Записаться в бету»</w:t>
+        <w:t>3.</w:t>
       </w:r>
       <w:r>
         <w:rPr>
           <w:i/>
         </w:rPr>
-        <w:t xml:space="preserve"> показан, форма пуста: список </w:t>
+        <w:t xml:space="preserve"> Раздел «Нотации»: шесть ссылок </w:t>
       </w:r>
       <w:r>
         <w:rPr>
           <w:i/>
         </w:rPr>
-        <w:t>«Нотация»</w:t>
-      </w:r>
-      <w:r>
-        <w:rPr>
-          <w:i/>
-        </w:rPr>
-        <w:t xml:space="preserve"> стоит на пункте </w:t>
-      </w:r>
-      <w:r>
-        <w:rPr>
-          <w:i/>
-        </w:rPr>
-        <w:t>«Выберите нотацию»</w:t>
-      </w:r>
-      <w:r>
-        <w:rPr>
-          <w:i/>
-        </w:rPr>
-        <w:t xml:space="preserve">, в поле </w:t>
-      </w:r>
-      <w:r>
-        <w:rPr>
-          <w:i/>
-        </w:rPr>
-        <w:t>«Размер команды»</w:t>
-      </w:r>
-      <w:r>
-        <w:t>* значение 0, флажок согласия снят;</w:t>
+        <w:t>«Записаться в бету: UML / BPMN / ERD / DFD / IDEF0 / сети Петри»</w:t>
+      </w:r>
+      <w:r>
+        <w:t>*, строки 127–172;</w:t>
       </w:r>
     </w:p>
     <w:p>
@@ -824,16 +830,52 @@
         <w:jc w:val="both"/>
       </w:pPr>
       <w:r>
-        <w:t xml:space="preserve">– 3. Скрипт </w:t>
+        <w:t>– *</w:t>
       </w:r>
       <w:r>
         <w:rPr>
           <w:i/>
         </w:rPr>
-        <w:t>site/js/script.js</w:t>
-      </w:r>
-      <w:r>
-        <w:t xml:space="preserve"> загружен (иначе форма не работает).</w:t>
+        <w:t>4.</w:t>
+      </w:r>
+      <w:r>
+        <w:rPr>
+          <w:i/>
+        </w:rPr>
+        <w:t xml:space="preserve"> Страницы </w:t>
+      </w:r>
+      <w:r>
+        <w:t>privacy.html</w:t>
+      </w:r>
+      <w:r>
+        <w:rPr>
+          <w:i/>
+        </w:rPr>
+        <w:t xml:space="preserve"> и </w:t>
+      </w:r>
+      <w:r>
+        <w:t>thanks.html</w:t>
+      </w:r>
+      <w:r>
+        <w:rPr>
+          <w:i/>
+        </w:rPr>
+        <w:t xml:space="preserve">: кнопка </w:t>
+      </w:r>
+      <w:r>
+        <w:rPr>
+          <w:i/>
+        </w:rPr>
+        <w:t>«В бету»</w:t>
+      </w:r>
+      <w:r>
+        <w:rPr>
+          <w:i/>
+        </w:rPr>
+        <w:t xml:space="preserve"> в шапке ведёт на </w:t>
+      </w:r>
+      <w:r>
+        <w:t>./#waitlist*;</w:t>
       </w:r>
     </w:p>
     <w:p>
@@ -842,16 +884,16 @@
         <w:jc w:val="both"/>
       </w:pPr>
       <w:r>
-        <w:t>*</w:t>
+        <w:t>– *</w:t>
       </w:r>
       <w:r>
         <w:rPr>
           <w:i/>
         </w:rPr>
-        <w:t>Основной поток событий.</w:t>
-      </w:r>
-      <w:r>
-        <w:t>*</w:t>
+        <w:t>5.</w:t>
+      </w:r>
+      <w:r>
+        <w:t>* Прямой адрес: http://localhost:5173/#waitlist (русская версия), http://localhost:5173/en/#waitlist (английская);</w:t>
       </w:r>
     </w:p>
     <w:p>
@@ -860,34 +902,16 @@
         <w:jc w:val="both"/>
       </w:pPr>
       <w:r>
-        <w:t>– 1. Посетитель нажимает *</w:t>
+        <w:t>– *</w:t>
       </w:r>
       <w:r>
         <w:rPr>
           <w:i/>
         </w:rPr>
-        <w:t>«В бету»</w:t>
-      </w:r>
-      <w:r>
-        <w:rPr>
-          <w:i/>
-        </w:rPr>
-        <w:t xml:space="preserve"> (или </w:t>
-      </w:r>
-      <w:r>
-        <w:rPr>
-          <w:i/>
-        </w:rPr>
-        <w:t>«Записаться в бету»</w:t>
-      </w:r>
-      <w:r>
-        <w:rPr>
-          <w:i/>
-        </w:rPr>
-        <w:t xml:space="preserve">); страница прокручивается к разделу </w:t>
-      </w:r>
-      <w:r>
-        <w:t>#waitlist*;</w:t>
+        <w:t>6.</w:t>
+      </w:r>
+      <w:r>
+        <w:t>* Клавиатура: Tab до кнопки или ссылки и Enter; ссылка-якорь прокручивает страницу к форме;</w:t>
       </w:r>
     </w:p>
     <w:p>
@@ -896,28 +920,37 @@
         <w:jc w:val="both"/>
       </w:pPr>
       <w:r>
-        <w:t>– 2. Посетитель вводит имя в поле *</w:t>
+        <w:t>– *</w:t>
       </w:r>
       <w:r>
         <w:rPr>
           <w:i/>
         </w:rPr>
-        <w:t>«Имя»</w:t>
+        <w:t>7.</w:t>
       </w:r>
       <w:r>
         <w:rPr>
           <w:i/>
         </w:rPr>
-        <w:t xml:space="preserve"> (подсказка </w:t>
+        <w:t xml:space="preserve"> React-приложение (</w:t>
+      </w:r>
+      <w:r>
+        <w:t>react-app</w:t>
       </w:r>
       <w:r>
         <w:rPr>
           <w:i/>
         </w:rPr>
-        <w:t>«От 2 до 60 букв. Допустимы пробел, дефис и апостроф.»</w:t>
-      </w:r>
-      <w:r>
-        <w:t>*);</w:t>
+        <w:t xml:space="preserve">): кнопка </w:t>
+      </w:r>
+      <w:r>
+        <w:rPr>
+          <w:i/>
+        </w:rPr>
+        <w:t>«Записаться в бету»</w:t>
+      </w:r>
+      <w:r>
+        <w:t>* в шапке (UC-04, только сообщение, заявка не сохраняется).</w:t>
       </w:r>
     </w:p>
     <w:p>
@@ -926,28 +959,16 @@
         <w:jc w:val="both"/>
       </w:pPr>
       <w:r>
-        <w:t>– 3. Посетитель вводит адрес в поле *</w:t>
+        <w:t>*</w:t>
       </w:r>
       <w:r>
         <w:rPr>
           <w:i/>
         </w:rPr>
-        <w:t>«Электронная почта»</w:t>
-      </w:r>
-      <w:r>
-        <w:rPr>
-          <w:i/>
-        </w:rPr>
-        <w:t xml:space="preserve"> (подсказка </w:t>
-      </w:r>
-      <w:r>
-        <w:rPr>
-          <w:i/>
-        </w:rPr>
-        <w:t>«Адрес вида name@example.com. На него придёт приглашение.»</w:t>
-      </w:r>
-      <w:r>
-        <w:t>*);</w:t>
+        <w:t>Предусловия.</w:t>
+      </w:r>
+      <w:r>
+        <w:t>*</w:t>
       </w:r>
     </w:p>
     <w:p>
@@ -956,16 +977,7 @@
         <w:jc w:val="both"/>
       </w:pPr>
       <w:r>
-        <w:t>– 4. Посетитель выбирает нотацию в списке: IDEF0, DFD, ERD, BPMN, UML или *</w:t>
-      </w:r>
-      <w:r>
-        <w:rPr>
-          <w:i/>
-        </w:rPr>
-        <w:t>«Сети Петри»</w:t>
-      </w:r>
-      <w:r>
-        <w:t>*;</w:t>
+        <w:t>– 1. Открыта главная страница: русская (/) или английская (/en/);</w:t>
       </w:r>
     </w:p>
     <w:p>
@@ -974,7 +986,43 @@
         <w:jc w:val="both"/>
       </w:pPr>
       <w:r>
-        <w:t>– 5. Посетитель вводит целое число в поле *</w:t>
+        <w:t>– 2. Раздел *</w:t>
+      </w:r>
+      <w:r>
+        <w:rPr>
+          <w:i/>
+        </w:rPr>
+        <w:t>«Записаться в бету»</w:t>
+      </w:r>
+      <w:r>
+        <w:rPr>
+          <w:i/>
+        </w:rPr>
+        <w:t xml:space="preserve"> показан, форма пуста: список </w:t>
+      </w:r>
+      <w:r>
+        <w:rPr>
+          <w:i/>
+        </w:rPr>
+        <w:t>«Нотация»</w:t>
+      </w:r>
+      <w:r>
+        <w:rPr>
+          <w:i/>
+        </w:rPr>
+        <w:t xml:space="preserve"> стоит на пункте </w:t>
+      </w:r>
+      <w:r>
+        <w:rPr>
+          <w:i/>
+        </w:rPr>
+        <w:t>«Выберите нотацию»</w:t>
+      </w:r>
+      <w:r>
+        <w:rPr>
+          <w:i/>
+        </w:rPr>
+        <w:t xml:space="preserve">, в поле </w:t>
       </w:r>
       <w:r>
         <w:rPr>
@@ -983,19 +1031,7 @@
         <w:t>«Размер команды»</w:t>
       </w:r>
       <w:r>
-        <w:rPr>
-          <w:i/>
-        </w:rPr>
-        <w:t xml:space="preserve"> (подсказка </w:t>
-      </w:r>
-      <w:r>
-        <w:rPr>
-          <w:i/>
-        </w:rPr>
-        <w:t>«Целое число от 0 до 500. Укажите 0, если работаете один.»</w:t>
-      </w:r>
-      <w:r>
-        <w:t>*);</w:t>
+        <w:t>* значение 0, флажок согласия снят;</w:t>
       </w:r>
     </w:p>
     <w:p>
@@ -1004,16 +1040,16 @@
         <w:jc w:val="both"/>
       </w:pPr>
       <w:r>
-        <w:t>– 6. Посетитель при желании вводит текст в поле *</w:t>
+        <w:t xml:space="preserve">– 3. Скрипт </w:t>
       </w:r>
       <w:r>
         <w:rPr>
           <w:i/>
         </w:rPr>
-        <w:t>«Комментарий (по желанию)»</w:t>
-      </w:r>
-      <w:r>
-        <w:t>*;</w:t>
+        <w:t>site/js/script.js</w:t>
+      </w:r>
+      <w:r>
+        <w:t xml:space="preserve"> загружен (иначе форма не работает).</w:t>
       </w:r>
     </w:p>
     <w:p>
@@ -1022,16 +1058,16 @@
         <w:jc w:val="both"/>
       </w:pPr>
       <w:r>
-        <w:t>– 7. Посетитель отмечает флажок *</w:t>
+        <w:t>*</w:t>
       </w:r>
       <w:r>
         <w:rPr>
           <w:i/>
         </w:rPr>
-        <w:t>«Согласен получать письма о запуске беты и с политикой конфиденциальности»</w:t>
-      </w:r>
-      <w:r>
-        <w:t>*;</w:t>
+        <w:t>Основной поток событий.</w:t>
+      </w:r>
+      <w:r>
+        <w:t>*</w:t>
       </w:r>
     </w:p>
     <w:p>
@@ -1040,16 +1076,34 @@
         <w:jc w:val="both"/>
       </w:pPr>
       <w:r>
-        <w:t>– 8. Посетитель нажимает кнопку *</w:t>
+        <w:t>– 1. Посетитель переходит к форме одним из способов раздела «Как перейти к форме», например нажимает *</w:t>
       </w:r>
       <w:r>
         <w:rPr>
           <w:i/>
         </w:rPr>
-        <w:t>«Отправить»</w:t>
-      </w:r>
-      <w:r>
-        <w:t>*;</w:t>
+        <w:t>«В бету»</w:t>
+      </w:r>
+      <w:r>
+        <w:rPr>
+          <w:i/>
+        </w:rPr>
+        <w:t xml:space="preserve"> (или </w:t>
+      </w:r>
+      <w:r>
+        <w:rPr>
+          <w:i/>
+        </w:rPr>
+        <w:t>«Записаться в бету»</w:t>
+      </w:r>
+      <w:r>
+        <w:rPr>
+          <w:i/>
+        </w:rPr>
+        <w:t xml:space="preserve">); страница прокручивается к разделу </w:t>
+      </w:r>
+      <w:r>
+        <w:t>#waitlist*;</w:t>
       </w:r>
     </w:p>
     <w:p>
@@ -1058,16 +1112,31 @@
         <w:jc w:val="both"/>
       </w:pPr>
       <w:r>
-        <w:t xml:space="preserve">– 9. Система считывает шесть полей и проверяет каждое по правилам П1–П6 (функция </w:t>
+        <w:t>– 2. Посетитель вводит имя в поле *</w:t>
       </w:r>
       <w:r>
         <w:rPr>
           <w:i/>
         </w:rPr>
-        <w:t>validateWaitlist</w:t>
-      </w:r>
-      <w:r>
-        <w:t>);</w:t>
+        <w:t>«Имя\</w:t>
+      </w:r>
+      <w:r>
+        <w:t>»*</w:t>
+      </w:r>
+      <w:r>
+        <w:rPr>
+          <w:i/>
+        </w:rPr>
+        <w:t xml:space="preserve"> (подсказка </w:t>
+      </w:r>
+      <w:r>
+        <w:rPr>
+          <w:i/>
+        </w:rPr>
+        <w:t>«От 2 до 60 букв. Допустимы пробел, дефис и апостроф.»</w:t>
+      </w:r>
+      <w:r>
+        <w:t>*);</w:t>
       </w:r>
     </w:p>
     <w:p>
@@ -1076,34 +1145,31 @@
         <w:jc w:val="both"/>
       </w:pPr>
       <w:r>
-        <w:t xml:space="preserve">– 10. Система формирует запись {name, email, notation, team, comment, createdAt}, где name, email и comment очищены от пробелов по краям, team приведён к числу, createdAt — время в формате ISO 8601; добавляет запись в массив </w:t>
+        <w:t>– 3. Посетитель вводит адрес в поле *</w:t>
       </w:r>
       <w:r>
         <w:rPr>
           <w:i/>
         </w:rPr>
-        <w:t>LocalStorage</w:t>
-      </w:r>
-      <w:r>
-        <w:t xml:space="preserve"> по ключу </w:t>
+        <w:t>«Электронная почта\</w:t>
+      </w:r>
+      <w:r>
+        <w:t>»*</w:t>
       </w:r>
       <w:r>
         <w:rPr>
           <w:i/>
         </w:rPr>
-        <w:t>dslkit.waitlist</w:t>
-      </w:r>
-      <w:r>
-        <w:t xml:space="preserve"> и пишет в консоль *</w:t>
+        <w:t xml:space="preserve"> (подсказка </w:t>
       </w:r>
       <w:r>
         <w:rPr>
           <w:i/>
         </w:rPr>
-        <w:t>«DSLKit: заявка сохранена в LocalStorage»</w:t>
-      </w:r>
-      <w:r>
-        <w:t>* с названием нотации;</w:t>
+        <w:t>«Адрес вида name@example.com. На него придёт приглашение.»</w:t>
+      </w:r>
+      <w:r>
+        <w:t>*);</w:t>
       </w:r>
     </w:p>
     <w:p>
@@ -1112,34 +1178,22 @@
         <w:jc w:val="both"/>
       </w:pPr>
       <w:r>
-        <w:t xml:space="preserve">– 11. Система открывает страницу благодарности </w:t>
+        <w:t>– 4. Посетитель выбирает нотацию в списке «Нотация\</w:t>
       </w:r>
       <w:r>
         <w:rPr>
           <w:i/>
         </w:rPr>
-        <w:t>thanks.html</w:t>
-      </w:r>
-      <w:r>
-        <w:t xml:space="preserve"> (для английской версии en/</w:t>
+        <w:t xml:space="preserve">»: IDEF0, DFD, ERD, BPMN, UML или </w:t>
       </w:r>
       <w:r>
         <w:rPr>
           <w:i/>
         </w:rPr>
-        <w:t>thanks.html</w:t>
-      </w:r>
-      <w:r>
-        <w:t>) с заголовком *</w:t>
-      </w:r>
-      <w:r>
-        <w:rPr>
-          <w:i/>
-        </w:rPr>
-        <w:t>«Спасибо, вы в списке беты»</w:t>
-      </w:r>
-      <w:r>
-        <w:t>*.</w:t>
+        <w:t>«Сети Петри»</w:t>
+      </w:r>
+      <w:r>
+        <w:t>*;</w:t>
       </w:r>
     </w:p>
     <w:p>
@@ -1148,16 +1202,31 @@
         <w:jc w:val="both"/>
       </w:pPr>
       <w:r>
-        <w:t>*</w:t>
+        <w:t>– 5. Посетитель вводит целое число в поле *</w:t>
       </w:r>
       <w:r>
         <w:rPr>
           <w:i/>
         </w:rPr>
-        <w:t>Правила проверки полей.</w:t>
-      </w:r>
-      <w:r>
-        <w:t>*</w:t>
+        <w:t>«Размер команды\</w:t>
+      </w:r>
+      <w:r>
+        <w:t>»*</w:t>
+      </w:r>
+      <w:r>
+        <w:rPr>
+          <w:i/>
+        </w:rPr>
+        <w:t xml:space="preserve"> (подсказка </w:t>
+      </w:r>
+      <w:r>
+        <w:rPr>
+          <w:i/>
+        </w:rPr>
+        <w:t>«Целое число от 0 до 500. Укажите 0, если работаете один.»</w:t>
+      </w:r>
+      <w:r>
+        <w:t>*);</w:t>
       </w:r>
     </w:p>
     <w:p>
@@ -1166,22 +1235,16 @@
         <w:jc w:val="both"/>
       </w:pPr>
       <w:r>
-        <w:t>– *</w:t>
+        <w:t>– 6. Посетитель при желании вводит текст в поле *</w:t>
       </w:r>
       <w:r>
         <w:rPr>
           <w:i/>
         </w:rPr>
-        <w:t>П1</w:t>
-      </w:r>
-      <w:r>
-        <w:rPr>
-          <w:i/>
-        </w:rPr>
-        <w:t>. Имя (</w:t>
-      </w:r>
-      <w:r>
-        <w:t>#name*): 2–60 символов после обрезки пробелов, первый символ буква, далее буквы, пробел, апостроф, дефис. В разметке: minlength=2, maxlength=60;</w:t>
+        <w:t>«Комментарий (по желанию)»</w:t>
+      </w:r>
+      <w:r>
+        <w:t>*;</w:t>
       </w:r>
     </w:p>
     <w:p>
@@ -1190,22 +1253,16 @@
         <w:jc w:val="both"/>
       </w:pPr>
       <w:r>
-        <w:t>– *</w:t>
+        <w:t>– 7. Посетитель отмечает флажок *</w:t>
       </w:r>
       <w:r>
         <w:rPr>
           <w:i/>
         </w:rPr>
-        <w:t>П2</w:t>
-      </w:r>
-      <w:r>
-        <w:rPr>
-          <w:i/>
-        </w:rPr>
-        <w:t>. Почта (</w:t>
-      </w:r>
-      <w:r>
-        <w:t>#email*): вид name@domain.zone без пробелов, зона не короче двух символов, не более 120 символов после обрезки. В разметке: type=email, maxlength=120;</w:t>
+        <w:t>«Согласен получать письма о запуске беты и с политикой конфиденциальности\</w:t>
+      </w:r>
+      <w:r>
+        <w:t>»**;</w:t>
       </w:r>
     </w:p>
     <w:p>
@@ -1214,37 +1271,16 @@
         <w:jc w:val="both"/>
       </w:pPr>
       <w:r>
-        <w:t>– *</w:t>
+        <w:t>– 8. Посетитель нажимает кнопку *</w:t>
       </w:r>
       <w:r>
         <w:rPr>
           <w:i/>
         </w:rPr>
-        <w:t>П3</w:t>
-      </w:r>
-      <w:r>
-        <w:rPr>
-          <w:i/>
-        </w:rPr>
-        <w:t>. Нотация (</w:t>
-      </w:r>
-      <w:r>
-        <w:t>#notation</w:t>
-      </w:r>
-      <w:r>
-        <w:rPr>
-          <w:i/>
-        </w:rPr>
-        <w:t xml:space="preserve">): idef0, dfd, erd, bpmn, uml или petri; пункт </w:t>
-      </w:r>
-      <w:r>
-        <w:rPr>
-          <w:i/>
-        </w:rPr>
-        <w:t>«Выберите нотацию»</w:t>
-      </w:r>
-      <w:r>
-        <w:t>* недопустим;</w:t>
+        <w:t>«Отправить»</w:t>
+      </w:r>
+      <w:r>
+        <w:t>*;</w:t>
       </w:r>
     </w:p>
     <w:p>
@@ -1253,22 +1289,16 @@
         <w:jc w:val="both"/>
       </w:pPr>
       <w:r>
-        <w:t>– *</w:t>
+        <w:t xml:space="preserve">– 9. Система считывает шесть полей и проверяет каждое по правилам П1–П6 из таблицы «Структура данных» (функция </w:t>
       </w:r>
       <w:r>
         <w:rPr>
           <w:i/>
         </w:rPr>
-        <w:t>П4</w:t>
-      </w:r>
-      <w:r>
-        <w:rPr>
-          <w:i/>
-        </w:rPr>
-        <w:t>. Размер команды (</w:t>
-      </w:r>
-      <w:r>
-        <w:t>#team*): целое от 0 до 500; допускается строка из цифр; отрицательные, дробные и нечисловые значения недопустимы. В разметке: min=0, max=500, step=1;</w:t>
+        <w:t>validateWaitlist</w:t>
+      </w:r>
+      <w:r>
+        <w:t>);</w:t>
       </w:r>
     </w:p>
     <w:p>
@@ -1277,22 +1307,34 @@
         <w:jc w:val="both"/>
       </w:pPr>
       <w:r>
-        <w:t>– *</w:t>
+        <w:t xml:space="preserve">– 10. Система формирует запись {name, email, notation, team, comment, createdAt}, где name, email и comment очищены от пробелов по краям, team приведён к числу, createdAt — время в формате ISO 8601; добавляет запись в массив </w:t>
       </w:r>
       <w:r>
         <w:rPr>
           <w:i/>
         </w:rPr>
-        <w:t>П5</w:t>
+        <w:t>LocalStorage</w:t>
+      </w:r>
+      <w:r>
+        <w:t xml:space="preserve"> по ключу </w:t>
       </w:r>
       <w:r>
         <w:rPr>
           <w:i/>
         </w:rPr>
-        <w:t>. Комментарий (</w:t>
-      </w:r>
-      <w:r>
-        <w:t>#comment*): не более 500 символов (длина считается без обрезки), поле необязательное. В разметке: maxlength=500, поэтому в браузере больше 500 символов ввести нельзя;</w:t>
+        <w:t>dslkit.waitlist</w:t>
+      </w:r>
+      <w:r>
+        <w:t xml:space="preserve"> и пишет в консоль *</w:t>
+      </w:r>
+      <w:r>
+        <w:rPr>
+          <w:i/>
+        </w:rPr>
+        <w:t>«DSLKit: заявка сохранена в LocalStorage»</w:t>
+      </w:r>
+      <w:r>
+        <w:t>* с названием нотации;</w:t>
       </w:r>
     </w:p>
     <w:p>
@@ -1301,22 +1343,34 @@
         <w:jc w:val="both"/>
       </w:pPr>
       <w:r>
-        <w:t>– *</w:t>
+        <w:t xml:space="preserve">– 11. Система открывает страницу благодарности </w:t>
       </w:r>
       <w:r>
         <w:rPr>
           <w:i/>
         </w:rPr>
-        <w:t>П6</w:t>
+        <w:t>thanks.html</w:t>
+      </w:r>
+      <w:r>
+        <w:t xml:space="preserve"> (для английской версии en/</w:t>
       </w:r>
       <w:r>
         <w:rPr>
           <w:i/>
         </w:rPr>
-        <w:t>. Согласие (</w:t>
-      </w:r>
-      <w:r>
-        <w:t>#consent*): флажок обязательно отмечен;</w:t>
+        <w:t>thanks.html</w:t>
+      </w:r>
+      <w:r>
+        <w:t>) с заголовком *</w:t>
+      </w:r>
+      <w:r>
+        <w:rPr>
+          <w:i/>
+        </w:rPr>
+        <w:t>«Спасибо, вы в списке беты»</w:t>
+      </w:r>
+      <w:r>
+        <w:t>*;</w:t>
       </w:r>
     </w:p>
     <w:p>
@@ -1325,7 +1379,7 @@
         <w:jc w:val="both"/>
       </w:pPr>
       <w:r>
-        <w:t>– Встроенная проверка браузера отключена (form.noValidate), показываются только собственные сообщения сайта.</w:t>
+        <w:t>– \* — обязательное поле. В интерфейсе сайта звёздочек нет, обязательность указана фразой «Все поля, кроме комментария, обязательны».</w:t>
       </w:r>
     </w:p>
     <w:p>
@@ -1994,10 +2048,25 @@
         <w:rPr>
           <w:i/>
         </w:rPr>
-        <w:t>D-1</w:t>
-      </w:r>
-      <w:r>
-        <w:t>* — Повторные заявки принимаются;</w:t>
+        <w:t>UC-03</w:t>
+      </w:r>
+      <w:r>
+        <w:rPr>
+          <w:i/>
+        </w:rPr>
+        <w:t xml:space="preserve"> — Авторизация и вход в приложение: в текущей версии </w:t>
+      </w:r>
+      <w:r>
+        <w:t>не реализована</w:t>
+      </w:r>
+      <w:r>
+        <w:rPr>
+          <w:i/>
+        </w:rPr>
+        <w:t>, форма и приложение (</w:t>
+      </w:r>
+      <w:r>
+        <w:t>site/app/*) работают без входа; задача на будущее, после появления серверной части;</w:t>
       </w:r>
     </w:p>
     <w:p>
@@ -2012,10 +2081,16 @@
         <w:rPr>
           <w:i/>
         </w:rPr>
-        <w:t>D-2</w:t>
-      </w:r>
-      <w:r>
-        <w:t>* — Потеря заявки при сбое хранилища.</w:t>
+        <w:t>UC-04</w:t>
+      </w:r>
+      <w:r>
+        <w:rPr>
+          <w:i/>
+        </w:rPr>
+        <w:t xml:space="preserve"> — Запись в бету из React-приложения (</w:t>
+      </w:r>
+      <w:r>
+        <w:t>react-app/src/App.jsx*, лаб. 7);</w:t>
       </w:r>
     </w:p>
     <w:p>
@@ -2024,16 +2099,16 @@
         <w:jc w:val="both"/>
       </w:pPr>
       <w:r>
-        <w:t>*</w:t>
+        <w:t>– *</w:t>
       </w:r>
       <w:r>
         <w:rPr>
           <w:i/>
         </w:rPr>
-        <w:t>Реализация.</w:t>
-      </w:r>
-      <w:r>
-        <w:t>*</w:t>
+        <w:t>D-1</w:t>
+      </w:r>
+      <w:r>
+        <w:t>* — Повторные заявки принимаются;</w:t>
       </w:r>
     </w:p>
     <w:p>
@@ -2048,25 +2123,10 @@
         <w:rPr>
           <w:i/>
         </w:rPr>
-        <w:t>IMPL-01</w:t>
-      </w:r>
-      <w:r>
-        <w:rPr>
-          <w:i/>
-        </w:rPr>
-        <w:t xml:space="preserve"> — </w:t>
-      </w:r>
-      <w:r>
-        <w:t>site/index.html</w:t>
-      </w:r>
-      <w:r>
-        <w:rPr>
-          <w:i/>
-        </w:rPr>
-        <w:t xml:space="preserve">: разметка формы </w:t>
-      </w:r>
-      <w:r>
-        <w:t>#waitlist-form*;</w:t>
+        <w:t>D-2</w:t>
+      </w:r>
+      <w:r>
+        <w:t>* — Потеря заявки при сбое хранилища.</w:t>
       </w:r>
     </w:p>
     <w:p>
@@ -2075,31 +2135,16 @@
         <w:jc w:val="both"/>
       </w:pPr>
       <w:r>
-        <w:t>– *</w:t>
+        <w:t>*</w:t>
       </w:r>
       <w:r>
         <w:rPr>
           <w:i/>
         </w:rPr>
-        <w:t>IMPL-02</w:t>
-      </w:r>
-      <w:r>
-        <w:rPr>
-          <w:i/>
-        </w:rPr>
-        <w:t xml:space="preserve"> — </w:t>
-      </w:r>
-      <w:r>
-        <w:t>site/js/components/waitlist-form.js</w:t>
-      </w:r>
-      <w:r>
-        <w:rPr>
-          <w:i/>
-        </w:rPr>
-        <w:t xml:space="preserve">: </w:t>
-      </w:r>
-      <w:r>
-        <w:t>initWaitlistForm*, показ ошибок, отправка;</w:t>
+        <w:t>Реализация.</w:t>
+      </w:r>
+      <w:r>
+        <w:t>*</w:t>
       </w:r>
     </w:p>
     <w:p>
@@ -2114,7 +2159,7 @@
         <w:rPr>
           <w:i/>
         </w:rPr>
-        <w:t>IMPL-03</w:t>
+        <w:t>IMPL-01</w:t>
       </w:r>
       <w:r>
         <w:rPr>
@@ -2123,16 +2168,16 @@
         <w:t xml:space="preserve"> — </w:t>
       </w:r>
       <w:r>
-        <w:t>site/js/utils/validation.js</w:t>
+        <w:t>site/index.html</w:t>
       </w:r>
       <w:r>
         <w:rPr>
           <w:i/>
         </w:rPr>
-        <w:t xml:space="preserve">: </w:t>
-      </w:r>
-      <w:r>
-        <w:t>validateWaitlist* и правила П1–П6;</w:t>
+        <w:t xml:space="preserve">: разметка формы </w:t>
+      </w:r>
+      <w:r>
+        <w:t>#waitlist-form*;</w:t>
       </w:r>
     </w:p>
     <w:p>
@@ -2147,7 +2192,7 @@
         <w:rPr>
           <w:i/>
         </w:rPr>
-        <w:t>IMPL-04</w:t>
+        <w:t>IMPL-02</w:t>
       </w:r>
       <w:r>
         <w:rPr>
@@ -2156,16 +2201,16 @@
         <w:t xml:space="preserve"> — </w:t>
       </w:r>
       <w:r>
-        <w:t>site/js/utils/storage.js</w:t>
+        <w:t>site/js/components/waitlist-form.js</w:t>
       </w:r>
       <w:r>
         <w:rPr>
           <w:i/>
         </w:rPr>
-        <w:t xml:space="preserve">: createStorage, </w:t>
-      </w:r>
-      <w:r>
-        <w:t>getStorage*;</w:t>
+        <w:t xml:space="preserve">: </w:t>
+      </w:r>
+      <w:r>
+        <w:t>initWaitlistForm*, показ ошибок, отправка;</w:t>
       </w:r>
     </w:p>
     <w:p>
@@ -2180,7 +2225,7 @@
         <w:rPr>
           <w:i/>
         </w:rPr>
-        <w:t>IMPL-05</w:t>
+        <w:t>IMPL-03</w:t>
       </w:r>
       <w:r>
         <w:rPr>
@@ -2189,16 +2234,16 @@
         <w:t xml:space="preserve"> — </w:t>
       </w:r>
       <w:r>
-        <w:t>site/thanks.html</w:t>
+        <w:t>site/js/utils/validation.js</w:t>
       </w:r>
       <w:r>
         <w:rPr>
           <w:i/>
         </w:rPr>
-        <w:t xml:space="preserve"> и </w:t>
-      </w:r>
-      <w:r>
-        <w:t>site/en/thanks.html*: страница благодарности.</w:t>
+        <w:t xml:space="preserve">: </w:t>
+      </w:r>
+      <w:r>
+        <w:t>validateWaitlist* и правила П1–П6;</w:t>
       </w:r>
     </w:p>
     <w:p>
@@ -2207,16 +2252,31 @@
         <w:jc w:val="both"/>
       </w:pPr>
       <w:r>
-        <w:t>*</w:t>
+        <w:t>– *</w:t>
       </w:r>
       <w:r>
         <w:rPr>
           <w:i/>
         </w:rPr>
-        <w:t>Тест-кейсы и проверки.</w:t>
-      </w:r>
-      <w:r>
-        <w:t>*</w:t>
+        <w:t>IMPL-04</w:t>
+      </w:r>
+      <w:r>
+        <w:rPr>
+          <w:i/>
+        </w:rPr>
+        <w:t xml:space="preserve"> — </w:t>
+      </w:r>
+      <w:r>
+        <w:t>site/js/utils/storage.js</w:t>
+      </w:r>
+      <w:r>
+        <w:rPr>
+          <w:i/>
+        </w:rPr>
+        <w:t xml:space="preserve">: createStorage, </w:t>
+      </w:r>
+      <w:r>
+        <w:t>getStorage*;</w:t>
       </w:r>
     </w:p>
     <w:p>
@@ -2231,10 +2291,25 @@
         <w:rPr>
           <w:i/>
         </w:rPr>
-        <w:t>TC-WL-001</w:t>
-      </w:r>
-      <w:r>
-        <w:t>* — Все поля корректны;</w:t>
+        <w:t>IMPL-05</w:t>
+      </w:r>
+      <w:r>
+        <w:rPr>
+          <w:i/>
+        </w:rPr>
+        <w:t xml:space="preserve"> — </w:t>
+      </w:r>
+      <w:r>
+        <w:t>site/thanks.html</w:t>
+      </w:r>
+      <w:r>
+        <w:rPr>
+          <w:i/>
+        </w:rPr>
+        <w:t xml:space="preserve"> и </w:t>
+      </w:r>
+      <w:r>
+        <w:t>site/en/thanks.html*: страница благодарности.</w:t>
       </w:r>
     </w:p>
     <w:p>
@@ -2243,16 +2318,16 @@
         <w:jc w:val="both"/>
       </w:pPr>
       <w:r>
-        <w:t>– *</w:t>
+        <w:t>*</w:t>
       </w:r>
       <w:r>
         <w:rPr>
           <w:i/>
         </w:rPr>
-        <w:t>TC-WL-002…007</w:t>
-      </w:r>
-      <w:r>
-        <w:t>* — Имя: границы и недопустимые символы (П1);</w:t>
+        <w:t>Тест-кейсы и проверки.</w:t>
+      </w:r>
+      <w:r>
+        <w:t>*</w:t>
       </w:r>
     </w:p>
     <w:p>
@@ -2267,10 +2342,10 @@
         <w:rPr>
           <w:i/>
         </w:rPr>
-        <w:t>TC-WL-008…011</w:t>
-      </w:r>
-      <w:r>
-        <w:t>* — Почта: формат и длина (П2);</w:t>
+        <w:t>TC-WL-001</w:t>
+      </w:r>
+      <w:r>
+        <w:t>* — Все поля корректны;</w:t>
       </w:r>
     </w:p>
     <w:p>
@@ -2285,10 +2360,10 @@
         <w:rPr>
           <w:i/>
         </w:rPr>
-        <w:t>TC-WL-012…017</w:t>
-      </w:r>
-      <w:r>
-        <w:t>* — Размер команды: границы и тип (П4);</w:t>
+        <w:t>TC-WL-002…007</w:t>
+      </w:r>
+      <w:r>
+        <w:t>* — Имя: границы и недопустимые символы (П1);</w:t>
       </w:r>
     </w:p>
     <w:p>
@@ -2303,10 +2378,10 @@
         <w:rPr>
           <w:i/>
         </w:rPr>
-        <w:t>TC-WL-018</w:t>
-      </w:r>
-      <w:r>
-        <w:t>* — Нотация вне списка (П3);</w:t>
+        <w:t>TC-WL-008…011</w:t>
+      </w:r>
+      <w:r>
+        <w:t>* — Почта: формат и длина (П2);</w:t>
       </w:r>
     </w:p>
     <w:p>
@@ -2321,10 +2396,10 @@
         <w:rPr>
           <w:i/>
         </w:rPr>
-        <w:t>TC-WL-019, 020</w:t>
-      </w:r>
-      <w:r>
-        <w:t>* — Комментарий: граница 500 (П5);</w:t>
+        <w:t>TC-WL-012…017</w:t>
+      </w:r>
+      <w:r>
+        <w:t>* — Размер команды: границы и тип (П4);</w:t>
       </w:r>
     </w:p>
     <w:p>
@@ -2339,10 +2414,10 @@
         <w:rPr>
           <w:i/>
         </w:rPr>
-        <w:t>TC-WL-021</w:t>
-      </w:r>
-      <w:r>
-        <w:t>* — Согласие не дано (П6);</w:t>
+        <w:t>TC-WL-018</w:t>
+      </w:r>
+      <w:r>
+        <w:t>* — Нотация вне списка (П3);</w:t>
       </w:r>
     </w:p>
     <w:p>
@@ -2357,10 +2432,10 @@
         <w:rPr>
           <w:i/>
         </w:rPr>
-        <w:t>TC-WL-022</w:t>
-      </w:r>
-      <w:r>
-        <w:t>* — Пустая форма (A1);</w:t>
+        <w:t>TC-WL-019, 020</w:t>
+      </w:r>
+      <w:r>
+        <w:t>* — Комментарий: граница 500 (П5);</w:t>
       </w:r>
     </w:p>
     <w:p>
@@ -2375,10 +2450,10 @@
         <w:rPr>
           <w:i/>
         </w:rPr>
-        <w:t>SM-07</w:t>
-      </w:r>
-      <w:r>
-        <w:t>* — Форма заявки есть на главной;</w:t>
+        <w:t>TC-WL-021</w:t>
+      </w:r>
+      <w:r>
+        <w:t>* — Согласие не дано (П6);</w:t>
       </w:r>
     </w:p>
     <w:p>
@@ -2393,10 +2468,10 @@
         <w:rPr>
           <w:i/>
         </w:rPr>
-        <w:t>CP-35</w:t>
-      </w:r>
-      <w:r>
-        <w:t>* — Валидация корректной заявки;</w:t>
+        <w:t>TC-WL-022</w:t>
+      </w:r>
+      <w:r>
+        <w:t>* — Пустая форма (A1);</w:t>
       </w:r>
     </w:p>
     <w:p>
@@ -2411,10 +2486,10 @@
         <w:rPr>
           <w:i/>
         </w:rPr>
-        <w:t>CP-36</w:t>
-      </w:r>
-      <w:r>
-        <w:t>* — У полей есть подписи и сообщения об ошибках.</w:t>
+        <w:t>SM-07</w:t>
+      </w:r>
+      <w:r>
+        <w:t>* — Форма заявки есть на главной;</w:t>
       </w:r>
     </w:p>
     <w:p>
@@ -2423,16 +2498,16 @@
         <w:jc w:val="both"/>
       </w:pPr>
       <w:r>
-        <w:t>*</w:t>
+        <w:t>– *</w:t>
       </w:r>
       <w:r>
         <w:rPr>
           <w:i/>
         </w:rPr>
-        <w:t>Скриншоты интерфейса.</w:t>
-      </w:r>
-      <w:r>
-        <w:t>*</w:t>
+        <w:t>CP-35</w:t>
+      </w:r>
+      <w:r>
+        <w:t>* — Валидация корректной заявки;</w:t>
       </w:r>
     </w:p>
     <w:p>
@@ -2447,10 +2522,10 @@
         <w:rPr>
           <w:i/>
         </w:rPr>
-        <w:t>SCR-01</w:t>
-      </w:r>
-      <w:r>
-        <w:t>* — Главная страница, русская версия (01-home.png);</w:t>
+        <w:t>CP-36</w:t>
+      </w:r>
+      <w:r>
+        <w:t>* — У полей есть подписи и сообщения об ошибках.</w:t>
       </w:r>
     </w:p>
     <w:p>
@@ -2459,16 +2534,16 @@
         <w:jc w:val="both"/>
       </w:pPr>
       <w:r>
-        <w:t>– *</w:t>
+        <w:t>*</w:t>
       </w:r>
       <w:r>
         <w:rPr>
           <w:i/>
         </w:rPr>
-        <w:t>SCR-02</w:t>
-      </w:r>
-      <w:r>
-        <w:t>* — Главная страница, английская версия (02-home-en.png);</w:t>
+        <w:t>Скриншоты интерфейса.</w:t>
+      </w:r>
+      <w:r>
+        <w:t>*</w:t>
       </w:r>
     </w:p>
     <w:p>
@@ -2483,10 +2558,10 @@
         <w:rPr>
           <w:i/>
         </w:rPr>
-        <w:t>SCR-03</w:t>
-      </w:r>
-      <w:r>
-        <w:t>* — Форма заявки: ошибки при пустой отправке (03-form-errors.png);</w:t>
+        <w:t>SCR-01</w:t>
+      </w:r>
+      <w:r>
+        <w:t>* — Главная страница, русская версия (01-home.png);</w:t>
       </w:r>
     </w:p>
     <w:p>
@@ -2501,10 +2576,10 @@
         <w:rPr>
           <w:i/>
         </w:rPr>
-        <w:t>SCR-04</w:t>
-      </w:r>
-      <w:r>
-        <w:t>* — Форма заявки: заполнена корректными данными (04-form-filled.png);</w:t>
+        <w:t>SCR-02</w:t>
+      </w:r>
+      <w:r>
+        <w:t>* — Главная страница, английская версия (02-home-en.png);</w:t>
       </w:r>
     </w:p>
     <w:p>
@@ -2519,10 +2594,10 @@
         <w:rPr>
           <w:i/>
         </w:rPr>
-        <w:t>SCR-05</w:t>
-      </w:r>
-      <w:r>
-        <w:t>* — Страница благодарности (05-form-submitted.png);</w:t>
+        <w:t>SCR-03</w:t>
+      </w:r>
+      <w:r>
+        <w:t>* — Форма заявки: ошибки при пустой отправке (03-form-errors.png);</w:t>
       </w:r>
     </w:p>
     <w:p>
@@ -2537,16 +2612,10 @@
         <w:rPr>
           <w:i/>
         </w:rPr>
-        <w:t>SCR-06</w:t>
-      </w:r>
-      <w:r>
-        <w:rPr>
-          <w:i/>
-        </w:rPr>
-        <w:t xml:space="preserve"> — Запись заявки в </w:t>
-      </w:r>
-      <w:r>
-        <w:t>LocalStorage* (12-uc-storage-record.png);</w:t>
+        <w:t>SCR-04</w:t>
+      </w:r>
+      <w:r>
+        <w:t>* — Форма заявки: заполнена корректными данными (04-form-filled.png);</w:t>
       </w:r>
     </w:p>
     <w:p>
@@ -2561,10 +2630,10 @@
         <w:rPr>
           <w:i/>
         </w:rPr>
-        <w:t>SCR-07</w:t>
-      </w:r>
-      <w:r>
-        <w:t>* — Сбой записи: страница благодарности без ошибки (13-uc-storage-failure.png).</w:t>
+        <w:t>SCR-05</w:t>
+      </w:r>
+      <w:r>
+        <w:t>* — Страница благодарности (05-form-submitted.png);</w:t>
       </w:r>
     </w:p>
     <w:p>
@@ -2573,16 +2642,22 @@
         <w:jc w:val="both"/>
       </w:pPr>
       <w:r>
-        <w:t>*</w:t>
+        <w:t>– *</w:t>
       </w:r>
       <w:r>
         <w:rPr>
           <w:i/>
         </w:rPr>
-        <w:t>Ссылки.</w:t>
-      </w:r>
-      <w:r>
-        <w:t>*</w:t>
+        <w:t>SCR-06</w:t>
+      </w:r>
+      <w:r>
+        <w:rPr>
+          <w:i/>
+        </w:rPr>
+        <w:t xml:space="preserve"> — Запись заявки в </w:t>
+      </w:r>
+      <w:r>
+        <w:t>LocalStorage* (12-uc-storage-record.png);</w:t>
       </w:r>
     </w:p>
     <w:p>
@@ -2591,7 +2666,16 @@
         <w:jc w:val="both"/>
       </w:pPr>
       <w:r>
-        <w:t>– Страницы проекта (при запущенном npm start):;</w:t>
+        <w:t>– *</w:t>
+      </w:r>
+      <w:r>
+        <w:rPr>
+          <w:i/>
+        </w:rPr>
+        <w:t>SCR-07</w:t>
+      </w:r>
+      <w:r>
+        <w:t>* — Сбой записи: страница благодарности без ошибки (13-uc-storage-failure.png).</w:t>
       </w:r>
     </w:p>
     <w:p>
@@ -2600,7 +2684,16 @@
         <w:jc w:val="both"/>
       </w:pPr>
       <w:r>
-        <w:t>– http://localhost:5173/ — главная страница (русская версия);</w:t>
+        <w:t>*</w:t>
+      </w:r>
+      <w:r>
+        <w:rPr>
+          <w:i/>
+        </w:rPr>
+        <w:t>Ссылки.</w:t>
+      </w:r>
+      <w:r>
+        <w:t>*</w:t>
       </w:r>
     </w:p>
     <w:p>
@@ -2609,7 +2702,16 @@
         <w:jc w:val="both"/>
       </w:pPr>
       <w:r>
-        <w:t>– http://localhost:5173/#waitlist — раздел «Записаться в бету»;</w:t>
+        <w:t>*</w:t>
+      </w:r>
+      <w:r>
+        <w:rPr>
+          <w:i/>
+        </w:rPr>
+        <w:t>Страницы проекта (при запущенном npm start):</w:t>
+      </w:r>
+      <w:r>
+        <w:t>*</w:t>
       </w:r>
     </w:p>
     <w:p>
@@ -2618,7 +2720,7 @@
         <w:jc w:val="both"/>
       </w:pPr>
       <w:r>
-        <w:t>– http://localhost:5173/thanks.html — страница благодарности;</w:t>
+        <w:t>– http://localhost:5173/ — главная страница (русская версия);</w:t>
       </w:r>
     </w:p>
     <w:p>
@@ -2627,7 +2729,7 @@
         <w:jc w:val="both"/>
       </w:pPr>
       <w:r>
-        <w:t>– http://localhost:5173/privacy.html — политика конфиденциальности;</w:t>
+        <w:t>– http://localhost:5173/#waitlist — раздел «Записаться в бету»;</w:t>
       </w:r>
     </w:p>
     <w:p>
@@ -2636,7 +2738,7 @@
         <w:jc w:val="both"/>
       </w:pPr>
       <w:r>
-        <w:t>– http://localhost:5173/en/ — главная страница (английская версия);</w:t>
+        <w:t>– http://localhost:5173/thanks.html — страница благодарности;</w:t>
       </w:r>
     </w:p>
     <w:p>
@@ -2645,7 +2747,7 @@
         <w:jc w:val="both"/>
       </w:pPr>
       <w:r>
-        <w:t>– http://localhost:5173/en/thanks.html — страница благодарности (английская версия);</w:t>
+        <w:t>– http://localhost:5173/privacy.html — политика конфиденциальности;</w:t>
       </w:r>
     </w:p>
     <w:p>
@@ -2654,7 +2756,7 @@
         <w:jc w:val="both"/>
       </w:pPr>
       <w:r>
-        <w:t>– Репозиторий и источники:;</w:t>
+        <w:t>– http://localhost:5173/en/ — главная страница (английская версия);</w:t>
       </w:r>
     </w:p>
     <w:p>
@@ -2663,7 +2765,7 @@
         <w:jc w:val="both"/>
       </w:pPr>
       <w:r>
-        <w:t>– https://github.com/KsushaKhadzhinova/DSLKit-Project — репозиторий проекта;</w:t>
+        <w:t>– http://localhost:5173/en/thanks.html — страница благодарности (английская версия).</w:t>
       </w:r>
     </w:p>
     <w:p>
@@ -2672,7 +2774,16 @@
         <w:jc w:val="both"/>
       </w:pPr>
       <w:r>
-        <w:t>– https://svyatoslav.biz/software_testing_book/ — книга «Тестирование программного обеспечения. Базовый курс»;</w:t>
+        <w:t>*</w:t>
+      </w:r>
+      <w:r>
+        <w:rPr>
+          <w:i/>
+        </w:rPr>
+        <w:t>Репозиторий и источники:</w:t>
+      </w:r>
+      <w:r>
+        <w:t>*</w:t>
       </w:r>
     </w:p>
     <w:p>
@@ -2681,6 +2792,24 @@
         <w:jc w:val="both"/>
       </w:pPr>
       <w:r>
+        <w:t>– https://github.com/KsushaKhadzhinova/DSLKit-Project — репозиторий проекта;</w:t>
+      </w:r>
+    </w:p>
+    <w:p>
+      <w:pPr>
+        <w:ind w:firstLine="709"/>
+        <w:jc w:val="both"/>
+      </w:pPr>
+      <w:r>
+        <w:t>– https://svyatoslav.biz/software_testing_book/ — книга «Тестирование программного обеспечения. Базовый курс»;</w:t>
+      </w:r>
+    </w:p>
+    <w:p>
+      <w:pPr>
+        <w:ind w:firstLine="709"/>
+        <w:jc w:val="both"/>
+      </w:pPr>
+      <w:r>
         <w:t>– https://github.com/KsushaKhadzhinova/report-gen — генератор отчётов.</w:t>
       </w:r>
     </w:p>
@@ -2690,7 +2819,1074 @@
         <w:jc w:val="left"/>
       </w:pPr>
       <w:r>
-        <w:t>Таблица 3.1 – Данные формы: типы и допустимые значения</w:t>
+        <w:t>Таблица 3.1 – Структура данных заявки (сущность WaitlistEntry)</w:t>
+      </w:r>
+    </w:p>
+    <w:tbl>
+      <w:tblPr>
+        <w:tblW w:type="auto" w:w="0"/>
+        <w:jc w:val="center"/>
+        <w:tblLook w:firstColumn="1" w:firstRow="1" w:lastColumn="0" w:lastRow="0" w:noHBand="0" w:noVBand="1" w:val="04A0"/>
+        <w:tblBorders>
+          <w:top w:val="single" w:sz="4" w:color="000000"/>
+          <w:left w:val="single" w:sz="4" w:color="000000"/>
+          <w:bottom w:val="single" w:sz="4" w:color="000000"/>
+          <w:right w:val="single" w:sz="4" w:color="000000"/>
+          <w:insideH w:val="single" w:sz="4" w:color="000000"/>
+          <w:insideV w:val="single" w:sz="4" w:color="000000"/>
+        </w:tblBorders>
+      </w:tblPr>
+      <w:tblGrid>
+        <w:gridCol w:w="1336"/>
+        <w:gridCol w:w="1336"/>
+        <w:gridCol w:w="1336"/>
+        <w:gridCol w:w="1336"/>
+        <w:gridCol w:w="1336"/>
+        <w:gridCol w:w="1336"/>
+        <w:gridCol w:w="1336"/>
+      </w:tblGrid>
+      <w:tr>
+        <w:tc>
+          <w:tcPr>
+            <w:tcW w:type="dxa" w:w="1336"/>
+          </w:tcPr>
+          <w:p>
+            <w:pPr>
+              <w:spacing w:line="240" w:lineRule="auto"/>
+              <w:jc w:val="center"/>
+            </w:pPr>
+            <w:r/>
+            <w:r>
+              <w:rPr>
+                <w:sz w:val="24"/>
+              </w:rPr>
+              <w:t>Поле</w:t>
+            </w:r>
+          </w:p>
+        </w:tc>
+        <w:tc>
+          <w:tcPr>
+            <w:tcW w:type="dxa" w:w="1336"/>
+          </w:tcPr>
+          <w:p>
+            <w:pPr>
+              <w:spacing w:line="240" w:lineRule="auto"/>
+              <w:jc w:val="center"/>
+            </w:pPr>
+            <w:r/>
+            <w:r>
+              <w:rPr>
+                <w:sz w:val="24"/>
+              </w:rPr>
+              <w:t>Тип, длина</w:t>
+            </w:r>
+          </w:p>
+        </w:tc>
+        <w:tc>
+          <w:tcPr>
+            <w:tcW w:type="dxa" w:w="1336"/>
+          </w:tcPr>
+          <w:p>
+            <w:pPr>
+              <w:spacing w:line="240" w:lineRule="auto"/>
+              <w:jc w:val="center"/>
+            </w:pPr>
+            <w:r/>
+            <w:r>
+              <w:rPr>
+                <w:sz w:val="24"/>
+              </w:rPr>
+              <w:t>Обязат., уникальность</w:t>
+            </w:r>
+          </w:p>
+        </w:tc>
+        <w:tc>
+          <w:tcPr>
+            <w:tcW w:type="dxa" w:w="1336"/>
+          </w:tcPr>
+          <w:p>
+            <w:pPr>
+              <w:spacing w:line="240" w:lineRule="auto"/>
+              <w:jc w:val="center"/>
+            </w:pPr>
+            <w:r/>
+            <w:r>
+              <w:rPr>
+                <w:sz w:val="24"/>
+              </w:rPr>
+              <w:t>Маска</w:t>
+            </w:r>
+          </w:p>
+        </w:tc>
+        <w:tc>
+          <w:tcPr>
+            <w:tcW w:type="dxa" w:w="1336"/>
+          </w:tcPr>
+          <w:p>
+            <w:pPr>
+              <w:spacing w:line="240" w:lineRule="auto"/>
+              <w:jc w:val="center"/>
+            </w:pPr>
+            <w:r/>
+            <w:r>
+              <w:rPr>
+                <w:sz w:val="24"/>
+              </w:rPr>
+              <w:t>По умолч.</w:t>
+            </w:r>
+          </w:p>
+        </w:tc>
+        <w:tc>
+          <w:tcPr>
+            <w:tcW w:type="dxa" w:w="1336"/>
+          </w:tcPr>
+          <w:p>
+            <w:pPr>
+              <w:spacing w:line="240" w:lineRule="auto"/>
+              <w:jc w:val="center"/>
+            </w:pPr>
+            <w:r/>
+            <w:r>
+              <w:rPr>
+                <w:sz w:val="24"/>
+              </w:rPr>
+              <w:t>Связь</w:t>
+            </w:r>
+          </w:p>
+        </w:tc>
+        <w:tc>
+          <w:tcPr>
+            <w:tcW w:type="dxa" w:w="1336"/>
+          </w:tcPr>
+          <w:p>
+            <w:pPr>
+              <w:spacing w:line="240" w:lineRule="auto"/>
+              <w:jc w:val="center"/>
+            </w:pPr>
+            <w:r/>
+            <w:r>
+              <w:rPr>
+                <w:sz w:val="24"/>
+              </w:rPr>
+              <w:t>Прав.</w:t>
+            </w:r>
+          </w:p>
+        </w:tc>
+      </w:tr>
+      <w:tr>
+        <w:tc>
+          <w:tcPr>
+            <w:tcW w:type="dxa" w:w="1336"/>
+          </w:tcPr>
+          <w:p>
+            <w:pPr>
+              <w:spacing w:line="240" w:lineRule="auto"/>
+              <w:jc w:val="left"/>
+            </w:pPr>
+            <w:r/>
+            <w:r>
+              <w:rPr>
+                <w:sz w:val="24"/>
+              </w:rPr>
+              <w:t>name*</w:t>
+            </w:r>
+          </w:p>
+        </w:tc>
+        <w:tc>
+          <w:tcPr>
+            <w:tcW w:type="dxa" w:w="1336"/>
+          </w:tcPr>
+          <w:p>
+            <w:pPr>
+              <w:spacing w:line="240" w:lineRule="auto"/>
+              <w:jc w:val="left"/>
+            </w:pPr>
+            <w:r/>
+            <w:r>
+              <w:rPr>
+                <w:sz w:val="24"/>
+              </w:rPr>
+              <w:t>string, 2–60</w:t>
+            </w:r>
+          </w:p>
+        </w:tc>
+        <w:tc>
+          <w:tcPr>
+            <w:tcW w:type="dxa" w:w="1336"/>
+          </w:tcPr>
+          <w:p>
+            <w:pPr>
+              <w:spacing w:line="240" w:lineRule="auto"/>
+              <w:jc w:val="left"/>
+            </w:pPr>
+            <w:r/>
+            <w:r>
+              <w:rPr>
+                <w:sz w:val="24"/>
+              </w:rPr>
+              <w:t>Да; не уникально</w:t>
+            </w:r>
+          </w:p>
+        </w:tc>
+        <w:tc>
+          <w:tcPr>
+            <w:tcW w:type="dxa" w:w="1336"/>
+          </w:tcPr>
+          <w:p>
+            <w:pPr>
+              <w:spacing w:line="240" w:lineRule="auto"/>
+              <w:jc w:val="left"/>
+            </w:pPr>
+            <w:r/>
+            <w:r>
+              <w:rPr>
+                <w:sz w:val="24"/>
+              </w:rPr>
+              <w:t>буквы, пробел, апостроф, дефис; первая буква</w:t>
+            </w:r>
+          </w:p>
+        </w:tc>
+        <w:tc>
+          <w:tcPr>
+            <w:tcW w:type="dxa" w:w="1336"/>
+          </w:tcPr>
+          <w:p>
+            <w:pPr>
+              <w:spacing w:line="240" w:lineRule="auto"/>
+              <w:jc w:val="left"/>
+            </w:pPr>
+            <w:r/>
+            <w:r>
+              <w:rPr>
+                <w:sz w:val="24"/>
+              </w:rPr>
+              <w:t>—</w:t>
+            </w:r>
+          </w:p>
+        </w:tc>
+        <w:tc>
+          <w:tcPr>
+            <w:tcW w:type="dxa" w:w="1336"/>
+          </w:tcPr>
+          <w:p>
+            <w:pPr>
+              <w:spacing w:line="240" w:lineRule="auto"/>
+              <w:jc w:val="left"/>
+            </w:pPr>
+            <w:r/>
+            <w:r>
+              <w:rPr>
+                <w:sz w:val="24"/>
+              </w:rPr>
+              <w:t>Связей нет</w:t>
+            </w:r>
+          </w:p>
+        </w:tc>
+        <w:tc>
+          <w:tcPr>
+            <w:tcW w:type="dxa" w:w="1336"/>
+          </w:tcPr>
+          <w:p>
+            <w:pPr>
+              <w:spacing w:line="240" w:lineRule="auto"/>
+              <w:jc w:val="left"/>
+            </w:pPr>
+            <w:r/>
+            <w:r>
+              <w:rPr>
+                <w:sz w:val="24"/>
+              </w:rPr>
+              <w:t>П1</w:t>
+            </w:r>
+          </w:p>
+        </w:tc>
+      </w:tr>
+      <w:tr>
+        <w:tc>
+          <w:tcPr>
+            <w:tcW w:type="dxa" w:w="1336"/>
+          </w:tcPr>
+          <w:p>
+            <w:pPr>
+              <w:spacing w:line="240" w:lineRule="auto"/>
+              <w:jc w:val="left"/>
+            </w:pPr>
+            <w:r/>
+            <w:r>
+              <w:rPr>
+                <w:sz w:val="24"/>
+              </w:rPr>
+              <w:t>email*</w:t>
+            </w:r>
+          </w:p>
+        </w:tc>
+        <w:tc>
+          <w:tcPr>
+            <w:tcW w:type="dxa" w:w="1336"/>
+          </w:tcPr>
+          <w:p>
+            <w:pPr>
+              <w:spacing w:line="240" w:lineRule="auto"/>
+              <w:jc w:val="left"/>
+            </w:pPr>
+            <w:r/>
+            <w:r>
+              <w:rPr>
+                <w:sz w:val="24"/>
+              </w:rPr>
+              <w:t>string, 6–120</w:t>
+            </w:r>
+          </w:p>
+        </w:tc>
+        <w:tc>
+          <w:tcPr>
+            <w:tcW w:type="dxa" w:w="1336"/>
+          </w:tcPr>
+          <w:p>
+            <w:pPr>
+              <w:spacing w:line="240" w:lineRule="auto"/>
+              <w:jc w:val="left"/>
+            </w:pPr>
+            <w:r/>
+            <w:r>
+              <w:rPr>
+                <w:sz w:val="24"/>
+              </w:rPr>
+              <w:t>Да; не уникально</w:t>
+            </w:r>
+          </w:p>
+        </w:tc>
+        <w:tc>
+          <w:tcPr>
+            <w:tcW w:type="dxa" w:w="1336"/>
+          </w:tcPr>
+          <w:p>
+            <w:pPr>
+              <w:spacing w:line="240" w:lineRule="auto"/>
+              <w:jc w:val="left"/>
+            </w:pPr>
+            <w:r/>
+            <w:r>
+              <w:rPr>
+                <w:sz w:val="24"/>
+              </w:rPr>
+              <w:t>name@domain.zone</w:t>
+            </w:r>
+          </w:p>
+        </w:tc>
+        <w:tc>
+          <w:tcPr>
+            <w:tcW w:type="dxa" w:w="1336"/>
+          </w:tcPr>
+          <w:p>
+            <w:pPr>
+              <w:spacing w:line="240" w:lineRule="auto"/>
+              <w:jc w:val="left"/>
+            </w:pPr>
+            <w:r/>
+            <w:r>
+              <w:rPr>
+                <w:sz w:val="24"/>
+              </w:rPr>
+              <w:t>—</w:t>
+            </w:r>
+          </w:p>
+        </w:tc>
+        <w:tc>
+          <w:tcPr>
+            <w:tcW w:type="dxa" w:w="1336"/>
+          </w:tcPr>
+          <w:p>
+            <w:pPr>
+              <w:spacing w:line="240" w:lineRule="auto"/>
+              <w:jc w:val="left"/>
+            </w:pPr>
+            <w:r/>
+            <w:r>
+              <w:rPr>
+                <w:sz w:val="24"/>
+              </w:rPr>
+              <w:t>Адрес получателя приглашения</w:t>
+            </w:r>
+          </w:p>
+        </w:tc>
+        <w:tc>
+          <w:tcPr>
+            <w:tcW w:type="dxa" w:w="1336"/>
+          </w:tcPr>
+          <w:p>
+            <w:pPr>
+              <w:spacing w:line="240" w:lineRule="auto"/>
+              <w:jc w:val="left"/>
+            </w:pPr>
+            <w:r/>
+            <w:r>
+              <w:rPr>
+                <w:sz w:val="24"/>
+              </w:rPr>
+              <w:t>П2</w:t>
+            </w:r>
+          </w:p>
+        </w:tc>
+      </w:tr>
+      <w:tr>
+        <w:tc>
+          <w:tcPr>
+            <w:tcW w:type="dxa" w:w="1336"/>
+          </w:tcPr>
+          <w:p>
+            <w:pPr>
+              <w:spacing w:line="240" w:lineRule="auto"/>
+              <w:jc w:val="left"/>
+            </w:pPr>
+            <w:r/>
+            <w:r>
+              <w:rPr>
+                <w:sz w:val="24"/>
+              </w:rPr>
+              <w:t>notation*</w:t>
+            </w:r>
+          </w:p>
+        </w:tc>
+        <w:tc>
+          <w:tcPr>
+            <w:tcW w:type="dxa" w:w="1336"/>
+          </w:tcPr>
+          <w:p>
+            <w:pPr>
+              <w:spacing w:line="240" w:lineRule="auto"/>
+              <w:jc w:val="left"/>
+            </w:pPr>
+            <w:r/>
+            <w:r>
+              <w:rPr>
+                <w:sz w:val="24"/>
+              </w:rPr>
+              <w:t>enum, 3–5</w:t>
+            </w:r>
+          </w:p>
+        </w:tc>
+        <w:tc>
+          <w:tcPr>
+            <w:tcW w:type="dxa" w:w="1336"/>
+          </w:tcPr>
+          <w:p>
+            <w:pPr>
+              <w:spacing w:line="240" w:lineRule="auto"/>
+              <w:jc w:val="left"/>
+            </w:pPr>
+            <w:r/>
+            <w:r>
+              <w:rPr>
+                <w:sz w:val="24"/>
+              </w:rPr>
+              <w:t>Да; не уникально</w:t>
+            </w:r>
+          </w:p>
+        </w:tc>
+        <w:tc>
+          <w:tcPr>
+            <w:tcW w:type="dxa" w:w="1336"/>
+          </w:tcPr>
+          <w:p>
+            <w:pPr>
+              <w:spacing w:line="240" w:lineRule="auto"/>
+              <w:jc w:val="left"/>
+            </w:pPr>
+            <w:r/>
+            <w:r>
+              <w:rPr>
+                <w:sz w:val="24"/>
+              </w:rPr>
+              <w:t>один из шести: idef0 … petri</w:t>
+            </w:r>
+          </w:p>
+        </w:tc>
+        <w:tc>
+          <w:tcPr>
+            <w:tcW w:type="dxa" w:w="1336"/>
+          </w:tcPr>
+          <w:p>
+            <w:pPr>
+              <w:spacing w:line="240" w:lineRule="auto"/>
+              <w:jc w:val="left"/>
+            </w:pPr>
+            <w:r/>
+            <w:r>
+              <w:rPr>
+                <w:sz w:val="24"/>
+              </w:rPr>
+              <w:t>не выбрано</w:t>
+            </w:r>
+          </w:p>
+        </w:tc>
+        <w:tc>
+          <w:tcPr>
+            <w:tcW w:type="dxa" w:w="1336"/>
+          </w:tcPr>
+          <w:p>
+            <w:pPr>
+              <w:spacing w:line="240" w:lineRule="auto"/>
+              <w:jc w:val="left"/>
+            </w:pPr>
+            <w:r/>
+            <w:r>
+              <w:rPr>
+                <w:sz w:val="24"/>
+              </w:rPr>
+              <w:t>FK → Notation.id (N:1), справочник NOTATIONS в validation.js</w:t>
+            </w:r>
+          </w:p>
+        </w:tc>
+        <w:tc>
+          <w:tcPr>
+            <w:tcW w:type="dxa" w:w="1336"/>
+          </w:tcPr>
+          <w:p>
+            <w:pPr>
+              <w:spacing w:line="240" w:lineRule="auto"/>
+              <w:jc w:val="left"/>
+            </w:pPr>
+            <w:r/>
+            <w:r>
+              <w:rPr>
+                <w:sz w:val="24"/>
+              </w:rPr>
+              <w:t>П3</w:t>
+            </w:r>
+          </w:p>
+        </w:tc>
+      </w:tr>
+      <w:tr>
+        <w:tc>
+          <w:tcPr>
+            <w:tcW w:type="dxa" w:w="1336"/>
+          </w:tcPr>
+          <w:p>
+            <w:pPr>
+              <w:spacing w:line="240" w:lineRule="auto"/>
+              <w:jc w:val="left"/>
+            </w:pPr>
+            <w:r/>
+            <w:r>
+              <w:rPr>
+                <w:sz w:val="24"/>
+              </w:rPr>
+              <w:t>team*</w:t>
+            </w:r>
+          </w:p>
+        </w:tc>
+        <w:tc>
+          <w:tcPr>
+            <w:tcW w:type="dxa" w:w="1336"/>
+          </w:tcPr>
+          <w:p>
+            <w:pPr>
+              <w:spacing w:line="240" w:lineRule="auto"/>
+              <w:jc w:val="left"/>
+            </w:pPr>
+            <w:r/>
+            <w:r>
+              <w:rPr>
+                <w:sz w:val="24"/>
+              </w:rPr>
+              <w:t>integer, 0–500 (до 3 цифр)</w:t>
+            </w:r>
+          </w:p>
+        </w:tc>
+        <w:tc>
+          <w:tcPr>
+            <w:tcW w:type="dxa" w:w="1336"/>
+          </w:tcPr>
+          <w:p>
+            <w:pPr>
+              <w:spacing w:line="240" w:lineRule="auto"/>
+              <w:jc w:val="left"/>
+            </w:pPr>
+            <w:r/>
+            <w:r>
+              <w:rPr>
+                <w:sz w:val="24"/>
+              </w:rPr>
+              <w:t>Да; не уникально</w:t>
+            </w:r>
+          </w:p>
+        </w:tc>
+        <w:tc>
+          <w:tcPr>
+            <w:tcW w:type="dxa" w:w="1336"/>
+          </w:tcPr>
+          <w:p>
+            <w:pPr>
+              <w:spacing w:line="240" w:lineRule="auto"/>
+              <w:jc w:val="left"/>
+            </w:pPr>
+            <w:r/>
+            <w:r>
+              <w:rPr>
+                <w:sz w:val="24"/>
+              </w:rPr>
+              <w:t>целые цифры 0–500</w:t>
+            </w:r>
+          </w:p>
+        </w:tc>
+        <w:tc>
+          <w:tcPr>
+            <w:tcW w:type="dxa" w:w="1336"/>
+          </w:tcPr>
+          <w:p>
+            <w:pPr>
+              <w:spacing w:line="240" w:lineRule="auto"/>
+              <w:jc w:val="left"/>
+            </w:pPr>
+            <w:r/>
+            <w:r>
+              <w:rPr>
+                <w:sz w:val="24"/>
+              </w:rPr>
+              <w:t>0</w:t>
+            </w:r>
+          </w:p>
+        </w:tc>
+        <w:tc>
+          <w:tcPr>
+            <w:tcW w:type="dxa" w:w="1336"/>
+          </w:tcPr>
+          <w:p>
+            <w:pPr>
+              <w:spacing w:line="240" w:lineRule="auto"/>
+              <w:jc w:val="left"/>
+            </w:pPr>
+            <w:r/>
+            <w:r>
+              <w:rPr>
+                <w:sz w:val="24"/>
+              </w:rPr>
+              <w:t>Связей нет</w:t>
+            </w:r>
+          </w:p>
+        </w:tc>
+        <w:tc>
+          <w:tcPr>
+            <w:tcW w:type="dxa" w:w="1336"/>
+          </w:tcPr>
+          <w:p>
+            <w:pPr>
+              <w:spacing w:line="240" w:lineRule="auto"/>
+              <w:jc w:val="left"/>
+            </w:pPr>
+            <w:r/>
+            <w:r>
+              <w:rPr>
+                <w:sz w:val="24"/>
+              </w:rPr>
+              <w:t>П4</w:t>
+            </w:r>
+          </w:p>
+        </w:tc>
+      </w:tr>
+      <w:tr>
+        <w:tc>
+          <w:tcPr>
+            <w:tcW w:type="dxa" w:w="1336"/>
+          </w:tcPr>
+          <w:p>
+            <w:pPr>
+              <w:spacing w:line="240" w:lineRule="auto"/>
+              <w:jc w:val="left"/>
+            </w:pPr>
+            <w:r/>
+            <w:r>
+              <w:rPr>
+                <w:sz w:val="24"/>
+              </w:rPr>
+              <w:t>comment</w:t>
+            </w:r>
+          </w:p>
+        </w:tc>
+        <w:tc>
+          <w:tcPr>
+            <w:tcW w:type="dxa" w:w="1336"/>
+          </w:tcPr>
+          <w:p>
+            <w:pPr>
+              <w:spacing w:line="240" w:lineRule="auto"/>
+              <w:jc w:val="left"/>
+            </w:pPr>
+            <w:r/>
+            <w:r>
+              <w:rPr>
+                <w:sz w:val="24"/>
+              </w:rPr>
+              <w:t>string, 0–500</w:t>
+            </w:r>
+          </w:p>
+        </w:tc>
+        <w:tc>
+          <w:tcPr>
+            <w:tcW w:type="dxa" w:w="1336"/>
+          </w:tcPr>
+          <w:p>
+            <w:pPr>
+              <w:spacing w:line="240" w:lineRule="auto"/>
+              <w:jc w:val="left"/>
+            </w:pPr>
+            <w:r/>
+            <w:r>
+              <w:rPr>
+                <w:sz w:val="24"/>
+              </w:rPr>
+              <w:t>Нет; не уникально</w:t>
+            </w:r>
+          </w:p>
+        </w:tc>
+        <w:tc>
+          <w:tcPr>
+            <w:tcW w:type="dxa" w:w="1336"/>
+          </w:tcPr>
+          <w:p>
+            <w:pPr>
+              <w:spacing w:line="240" w:lineRule="auto"/>
+              <w:jc w:val="left"/>
+            </w:pPr>
+            <w:r/>
+            <w:r>
+              <w:rPr>
+                <w:sz w:val="24"/>
+              </w:rPr>
+              <w:t>без маски</w:t>
+            </w:r>
+          </w:p>
+        </w:tc>
+        <w:tc>
+          <w:tcPr>
+            <w:tcW w:type="dxa" w:w="1336"/>
+          </w:tcPr>
+          <w:p>
+            <w:pPr>
+              <w:spacing w:line="240" w:lineRule="auto"/>
+              <w:jc w:val="left"/>
+            </w:pPr>
+            <w:r/>
+            <w:r>
+              <w:rPr>
+                <w:sz w:val="24"/>
+              </w:rPr>
+              <w:t>пусто</w:t>
+            </w:r>
+          </w:p>
+        </w:tc>
+        <w:tc>
+          <w:tcPr>
+            <w:tcW w:type="dxa" w:w="1336"/>
+          </w:tcPr>
+          <w:p>
+            <w:pPr>
+              <w:spacing w:line="240" w:lineRule="auto"/>
+              <w:jc w:val="left"/>
+            </w:pPr>
+            <w:r/>
+            <w:r>
+              <w:rPr>
+                <w:sz w:val="24"/>
+              </w:rPr>
+              <w:t>Связей нет</w:t>
+            </w:r>
+          </w:p>
+        </w:tc>
+        <w:tc>
+          <w:tcPr>
+            <w:tcW w:type="dxa" w:w="1336"/>
+          </w:tcPr>
+          <w:p>
+            <w:pPr>
+              <w:spacing w:line="240" w:lineRule="auto"/>
+              <w:jc w:val="left"/>
+            </w:pPr>
+            <w:r/>
+            <w:r>
+              <w:rPr>
+                <w:sz w:val="24"/>
+              </w:rPr>
+              <w:t>П5</w:t>
+            </w:r>
+          </w:p>
+        </w:tc>
+      </w:tr>
+      <w:tr>
+        <w:tc>
+          <w:tcPr>
+            <w:tcW w:type="dxa" w:w="1336"/>
+          </w:tcPr>
+          <w:p>
+            <w:pPr>
+              <w:spacing w:line="240" w:lineRule="auto"/>
+              <w:jc w:val="left"/>
+            </w:pPr>
+            <w:r/>
+            <w:r>
+              <w:rPr>
+                <w:sz w:val="24"/>
+              </w:rPr>
+              <w:t>consent*</w:t>
+            </w:r>
+          </w:p>
+        </w:tc>
+        <w:tc>
+          <w:tcPr>
+            <w:tcW w:type="dxa" w:w="1336"/>
+          </w:tcPr>
+          <w:p>
+            <w:pPr>
+              <w:spacing w:line="240" w:lineRule="auto"/>
+              <w:jc w:val="left"/>
+            </w:pPr>
+            <w:r/>
+            <w:r>
+              <w:rPr>
+                <w:sz w:val="24"/>
+              </w:rPr>
+              <w:t>boolean, —</w:t>
+            </w:r>
+          </w:p>
+        </w:tc>
+        <w:tc>
+          <w:tcPr>
+            <w:tcW w:type="dxa" w:w="1336"/>
+          </w:tcPr>
+          <w:p>
+            <w:pPr>
+              <w:spacing w:line="240" w:lineRule="auto"/>
+              <w:jc w:val="left"/>
+            </w:pPr>
+            <w:r/>
+            <w:r>
+              <w:rPr>
+                <w:sz w:val="24"/>
+              </w:rPr>
+              <w:t>Да, значение true; —</w:t>
+            </w:r>
+          </w:p>
+        </w:tc>
+        <w:tc>
+          <w:tcPr>
+            <w:tcW w:type="dxa" w:w="1336"/>
+          </w:tcPr>
+          <w:p>
+            <w:pPr>
+              <w:spacing w:line="240" w:lineRule="auto"/>
+              <w:jc w:val="left"/>
+            </w:pPr>
+            <w:r/>
+            <w:r>
+              <w:rPr>
+                <w:sz w:val="24"/>
+              </w:rPr>
+              <w:t>только true</w:t>
+            </w:r>
+          </w:p>
+        </w:tc>
+        <w:tc>
+          <w:tcPr>
+            <w:tcW w:type="dxa" w:w="1336"/>
+          </w:tcPr>
+          <w:p>
+            <w:pPr>
+              <w:spacing w:line="240" w:lineRule="auto"/>
+              <w:jc w:val="left"/>
+            </w:pPr>
+            <w:r/>
+            <w:r>
+              <w:rPr>
+                <w:sz w:val="24"/>
+              </w:rPr>
+              <w:t>false</w:t>
+            </w:r>
+          </w:p>
+        </w:tc>
+        <w:tc>
+          <w:tcPr>
+            <w:tcW w:type="dxa" w:w="1336"/>
+          </w:tcPr>
+          <w:p>
+            <w:pPr>
+              <w:spacing w:line="240" w:lineRule="auto"/>
+              <w:jc w:val="left"/>
+            </w:pPr>
+            <w:r/>
+            <w:r>
+              <w:rPr>
+                <w:sz w:val="24"/>
+              </w:rPr>
+              <w:t>→ документ «Политика конфиденциальности» (privacy.html)</w:t>
+            </w:r>
+          </w:p>
+        </w:tc>
+        <w:tc>
+          <w:tcPr>
+            <w:tcW w:type="dxa" w:w="1336"/>
+          </w:tcPr>
+          <w:p>
+            <w:pPr>
+              <w:spacing w:line="240" w:lineRule="auto"/>
+              <w:jc w:val="left"/>
+            </w:pPr>
+            <w:r/>
+            <w:r>
+              <w:rPr>
+                <w:sz w:val="24"/>
+              </w:rPr>
+              <w:t>П6</w:t>
+            </w:r>
+          </w:p>
+        </w:tc>
+      </w:tr>
+      <w:tr>
+        <w:tc>
+          <w:tcPr>
+            <w:tcW w:type="dxa" w:w="1336"/>
+          </w:tcPr>
+          <w:p>
+            <w:pPr>
+              <w:spacing w:line="240" w:lineRule="auto"/>
+              <w:jc w:val="left"/>
+            </w:pPr>
+            <w:r/>
+            <w:r>
+              <w:rPr>
+                <w:sz w:val="24"/>
+              </w:rPr>
+              <w:t>createdAt</w:t>
+            </w:r>
+          </w:p>
+        </w:tc>
+        <w:tc>
+          <w:tcPr>
+            <w:tcW w:type="dxa" w:w="1336"/>
+          </w:tcPr>
+          <w:p>
+            <w:pPr>
+              <w:spacing w:line="240" w:lineRule="auto"/>
+              <w:jc w:val="left"/>
+            </w:pPr>
+            <w:r/>
+            <w:r>
+              <w:rPr>
+                <w:sz w:val="24"/>
+              </w:rPr>
+              <w:t>string, 24</w:t>
+            </w:r>
+          </w:p>
+        </w:tc>
+        <w:tc>
+          <w:tcPr>
+            <w:tcW w:type="dxa" w:w="1336"/>
+          </w:tcPr>
+          <w:p>
+            <w:pPr>
+              <w:spacing w:line="240" w:lineRule="auto"/>
+              <w:jc w:val="left"/>
+            </w:pPr>
+            <w:r/>
+            <w:r>
+              <w:rPr>
+                <w:sz w:val="24"/>
+              </w:rPr>
+              <w:t>Да; не уникально</w:t>
+            </w:r>
+          </w:p>
+        </w:tc>
+        <w:tc>
+          <w:tcPr>
+            <w:tcW w:type="dxa" w:w="1336"/>
+          </w:tcPr>
+          <w:p>
+            <w:pPr>
+              <w:spacing w:line="240" w:lineRule="auto"/>
+              <w:jc w:val="left"/>
+            </w:pPr>
+            <w:r/>
+            <w:r>
+              <w:rPr>
+                <w:sz w:val="24"/>
+              </w:rPr>
+              <w:t>ISO 8601, UTC</w:t>
+            </w:r>
+          </w:p>
+        </w:tc>
+        <w:tc>
+          <w:tcPr>
+            <w:tcW w:type="dxa" w:w="1336"/>
+          </w:tcPr>
+          <w:p>
+            <w:pPr>
+              <w:spacing w:line="240" w:lineRule="auto"/>
+              <w:jc w:val="left"/>
+            </w:pPr>
+            <w:r/>
+            <w:r>
+              <w:rPr>
+                <w:sz w:val="24"/>
+              </w:rPr>
+              <w:t>текущее время</w:t>
+            </w:r>
+          </w:p>
+        </w:tc>
+        <w:tc>
+          <w:tcPr>
+            <w:tcW w:type="dxa" w:w="1336"/>
+          </w:tcPr>
+          <w:p>
+            <w:pPr>
+              <w:spacing w:line="240" w:lineRule="auto"/>
+              <w:jc w:val="left"/>
+            </w:pPr>
+            <w:r/>
+            <w:r>
+              <w:rPr>
+                <w:sz w:val="24"/>
+              </w:rPr>
+              <w:t>Связей нет</w:t>
+            </w:r>
+          </w:p>
+        </w:tc>
+        <w:tc>
+          <w:tcPr>
+            <w:tcW w:type="dxa" w:w="1336"/>
+          </w:tcPr>
+          <w:p>
+            <w:pPr>
+              <w:spacing w:line="240" w:lineRule="auto"/>
+              <w:jc w:val="left"/>
+            </w:pPr>
+            <w:r/>
+            <w:r>
+              <w:rPr>
+                <w:sz w:val="24"/>
+              </w:rPr>
+              <w:t>—</w:t>
+            </w:r>
+          </w:p>
+        </w:tc>
+      </w:tr>
+    </w:tbl>
+    <w:p/>
+    <w:p>
+      <w:pPr>
+        <w:ind w:firstLine="709"/>
+        <w:jc w:val="both"/>
+      </w:pPr>
+      <w:r>
+        <w:t>Хранилище: массив JSON в LocalStorage, ключ dslkit.waitlist. Первичного ключа нет. Связь «заявка → нотация» N:1 со справочником из шести значений. Звёздочка у имени поля означает обязательное поле.</w:t>
+      </w:r>
+    </w:p>
+    <w:p>
+      <w:pPr>
+        <w:keepNext/>
+        <w:jc w:val="left"/>
+      </w:pPr>
+      <w:r>
+        <w:t>Таблица 3.2 – Данные формы: типы и допустимые значения</w:t>
       </w:r>
     </w:p>
     <w:tbl>
@@ -2840,7 +4036,7 @@
               <w:rPr>
                 <w:sz w:val="24"/>
               </w:rPr>
-              <w:t>name (#name)</w:t>
+              <w:t>name* (#name)</w:t>
             </w:r>
           </w:p>
         </w:tc>
@@ -2950,7 +4146,7 @@
               <w:rPr>
                 <w:sz w:val="24"/>
               </w:rPr>
-              <w:t>email (#email)</w:t>
+              <w:t>email* (#email)</w:t>
             </w:r>
           </w:p>
         </w:tc>
@@ -3060,7 +4256,7 @@
               <w:rPr>
                 <w:sz w:val="24"/>
               </w:rPr>
-              <w:t>notation (#notation)</w:t>
+              <w:t>notation* (#notation)</w:t>
             </w:r>
           </w:p>
         </w:tc>
@@ -3170,7 +4366,7 @@
               <w:rPr>
                 <w:sz w:val="24"/>
               </w:rPr>
-              <w:t>team (#team)</w:t>
+              <w:t>team* (#team)</w:t>
             </w:r>
           </w:p>
         </w:tc>
@@ -3390,7 +4586,7 @@
               <w:rPr>
                 <w:sz w:val="24"/>
               </w:rPr>
-              <w:t>consent (#consent)</w:t>
+              <w:t>consent* (#consent)</w:t>
             </w:r>
           </w:p>
         </w:tc>
@@ -3781,7 +4977,7 @@
         <w:jc w:val="left"/>
       </w:pPr>
       <w:r>
-        <w:t>Таблица 3.2 – Требования к полям формы</w:t>
+        <w:t>Таблица 3.3 – Требования к полям формы</w:t>
       </w:r>
     </w:p>
     <w:tbl>
@@ -4098,7 +5294,7 @@
         <w:jc w:val="left"/>
       </w:pPr>
       <w:r>
-        <w:t>Таблица 3.3 – Классы эквивалентности и граничные значения</w:t>
+        <w:t>Таблица 3.4 – Классы эквивалентности и граничные значения</w:t>
       </w:r>
     </w:p>
     <w:tbl>
@@ -4669,7 +5865,7 @@
         <w:jc w:val="left"/>
       </w:pPr>
       <w:r>
-        <w:t>Таблица 3.4 – Тест-кейсы и результаты выполнения</w:t>
+        <w:t>Таблица 3.5 – Тест-кейсы и результаты выполнения</w:t>
       </w:r>
     </w:p>
     <w:tbl>

--- a/testing-course/reports/lab2/output/note.docx
+++ b/testing-course/reports/lab2/output/note.docx
@@ -428,46 +428,7 @@
         <w:t>UC-01.</w:t>
       </w:r>
       <w:r>
-        <w:rPr>
-          <w:i/>
-        </w:rPr>
-        <w:t xml:space="preserve"> Подать заявку в лист ожидания (форма </w:t>
-      </w:r>
-      <w:r>
-        <w:rPr>
-          <w:i/>
-        </w:rPr>
-        <w:t>«Записаться в бету»</w:t>
-      </w:r>
-      <w:r>
-        <w:t>* на главной странице DSLKit).</w:t>
-      </w:r>
-    </w:p>
-    <w:p>
-      <w:pPr>
-        <w:ind w:firstLine="709"/>
-        <w:jc w:val="both"/>
-      </w:pPr>
-      <w:r>
-        <w:t>*</w:t>
-      </w:r>
-      <w:r>
-        <w:rPr>
-          <w:i/>
-        </w:rPr>
-        <w:t>Идентификатор, версия, приоритет.</w:t>
-      </w:r>
-      <w:r>
-        <w:t>*</w:t>
-      </w:r>
-    </w:p>
-    <w:p>
-      <w:pPr>
-        <w:ind w:firstLine="709"/>
-        <w:jc w:val="both"/>
-      </w:pPr>
-      <w:r>
-        <w:t>– UC-01, версия 1.0, приоритет High: единственный способ оставить контакты для получения приглашения в бету.</w:t>
+        <w:t>* Подать заявку в лист ожидания.</w:t>
       </w:r>
     </w:p>
     <w:p>
@@ -515,7 +476,7 @@
         <w:rPr>
           <w:i/>
         </w:rPr>
-        <w:t xml:space="preserve"> — веб-приложение «Редактор диаграмм как кода: слева текст, справа диаграмма», статический сайт без серверной части (каталог </w:t>
+        <w:t xml:space="preserve"> — редактор диаграмм как кода (статический сайт, </w:t>
       </w:r>
       <w:r>
         <w:t>site/*);</w:t>
@@ -536,7 +497,7 @@
         <w:t>Модуль:</w:t>
       </w:r>
       <w:r>
-        <w:t>* «Лист ожидания беты» — форма заявки на главной странице (раздел «Записаться в бету»);</w:t>
+        <w:t>* «Лист ожидания беты» — форма на главной странице;</w:t>
       </w:r>
     </w:p>
     <w:p>
@@ -551,85 +512,10 @@
         <w:rPr>
           <w:i/>
         </w:rPr>
-        <w:t>Ссылка на модуль:</w:t>
+        <w:t>Ссылка:</w:t>
       </w:r>
       <w:r>
-        <w:rPr>
-          <w:i/>
-        </w:rPr>
-        <w:t xml:space="preserve"> http://localhost:5173/#waitlist (запуск: </w:t>
-      </w:r>
-      <w:r>
-        <w:t>npm start*);</w:t>
-      </w:r>
-    </w:p>
-    <w:p>
-      <w:pPr>
-        <w:ind w:firstLine="709"/>
-        <w:jc w:val="both"/>
-      </w:pPr>
-      <w:r>
-        <w:t>– *</w:t>
-      </w:r>
-      <w:r>
-        <w:rPr>
-          <w:i/>
-        </w:rPr>
-        <w:t>Ссылка на исходный код:</w:t>
-      </w:r>
-      <w:r>
-        <w:rPr>
-          <w:i/>
-        </w:rPr>
-        <w:t xml:space="preserve"> https://github.com/KsushaKhadzhinova/DSLKit-Project, файлы </w:t>
-      </w:r>
-      <w:r>
-        <w:t>site/index.html</w:t>
-      </w:r>
-      <w:r>
-        <w:rPr>
-          <w:i/>
-        </w:rPr>
-        <w:t xml:space="preserve"> (форма </w:t>
-      </w:r>
-      <w:r>
-        <w:t>#waitlist-form</w:t>
-      </w:r>
-      <w:r>
-        <w:rPr>
-          <w:i/>
-        </w:rPr>
-        <w:t xml:space="preserve">) и </w:t>
-      </w:r>
-      <w:r>
-        <w:t>site/js/components/waitlist-form.js*.</w:t>
-      </w:r>
-    </w:p>
-    <w:p>
-      <w:pPr>
-        <w:ind w:firstLine="709"/>
-        <w:jc w:val="both"/>
-      </w:pPr>
-      <w:r>
-        <w:t>*</w:t>
-      </w:r>
-      <w:r>
-        <w:rPr>
-          <w:i/>
-        </w:rPr>
-        <w:t>Краткое описание цели и задачи.</w:t>
-      </w:r>
-      <w:r>
-        <w:t>*</w:t>
-      </w:r>
-    </w:p>
-    <w:p>
-      <w:pPr>
-        <w:ind w:firstLine="709"/>
-        <w:jc w:val="both"/>
-      </w:pPr>
-      <w:r>
-        <w:t>– Посетитель оставляет имя, почту, нотацию диаграмм и размер команды, чтобы команда DSLKit прислала ему приглашение, когда откроется бета. Задача формы: принять только корректную заявку, сохранить её и показать страницу благодарности.</w:t>
+        <w:t>* http://localhost:5173/#waitlist.</w:t>
       </w:r>
     </w:p>
     <w:p>
@@ -656,7 +542,7 @@
         <w:jc w:val="both"/>
       </w:pPr>
       <w:r>
-        <w:t>– Посетитель сайта (неавторизованный). Внешних систем и сервера в сценарии нет: заявка остаётся в браузере посетителя.</w:t>
+        <w:t>– Посетитель сайта (без регистрации и авторизации).</w:t>
       </w:r>
     </w:p>
     <w:p>
@@ -671,7 +557,7 @@
         <w:rPr>
           <w:i/>
         </w:rPr>
-        <w:t>Как перейти к форме.</w:t>
+        <w:t>Цель.</w:t>
       </w:r>
       <w:r>
         <w:t>*</w:t>
@@ -683,274 +569,7 @@
         <w:jc w:val="both"/>
       </w:pPr>
       <w:r>
-        <w:t>*</w:t>
-      </w:r>
-      <w:r>
-        <w:rPr>
-          <w:i/>
-        </w:rPr>
-        <w:t xml:space="preserve">Форма находится на главной странице сайта в разделе </w:t>
-      </w:r>
-      <w:r>
-        <w:rPr>
-          <w:i/>
-        </w:rPr>
-        <w:t>«Записаться в бету»</w:t>
-      </w:r>
-      <w:r>
-        <w:rPr>
-          <w:i/>
-        </w:rPr>
-        <w:t xml:space="preserve"> (якорь </w:t>
-      </w:r>
-      <w:r>
-        <w:t>#waitlist</w:t>
-      </w:r>
-      <w:r>
-        <w:rPr>
-          <w:i/>
-        </w:rPr>
-        <w:t xml:space="preserve">), доступна всем посетителям </w:t>
-      </w:r>
-      <w:r>
-        <w:rPr>
-          <w:i/>
-        </w:rPr>
-        <w:t>без регистрации и авторизации</w:t>
-      </w:r>
-      <w:r>
-        <w:rPr>
-          <w:i/>
-        </w:rPr>
-        <w:t>. Перейти к ней можно так:</w:t>
-      </w:r>
-      <w:r>
-        <w:t>*</w:t>
-      </w:r>
-    </w:p>
-    <w:p>
-      <w:pPr>
-        <w:ind w:firstLine="709"/>
-        <w:jc w:val="both"/>
-      </w:pPr>
-      <w:r>
-        <w:t>– *</w:t>
-      </w:r>
-      <w:r>
-        <w:rPr>
-          <w:i/>
-        </w:rPr>
-        <w:t>1.</w:t>
-      </w:r>
-      <w:r>
-        <w:rPr>
-          <w:i/>
-        </w:rPr>
-        <w:t xml:space="preserve"> Шапка главной страницы, кнопка </w:t>
-      </w:r>
-      <w:r>
-        <w:rPr>
-          <w:i/>
-        </w:rPr>
-        <w:t>«В бету»</w:t>
-      </w:r>
-      <w:r>
-        <w:rPr>
-          <w:i/>
-        </w:rPr>
-        <w:t xml:space="preserve"> (en: «Join the beta»), </w:t>
-      </w:r>
-      <w:r>
-        <w:t>site/index.html*, строка 67;</w:t>
-      </w:r>
-    </w:p>
-    <w:p>
-      <w:pPr>
-        <w:ind w:firstLine="709"/>
-        <w:jc w:val="both"/>
-      </w:pPr>
-      <w:r>
-        <w:t>– *</w:t>
-      </w:r>
-      <w:r>
-        <w:rPr>
-          <w:i/>
-        </w:rPr>
-        <w:t>2.</w:t>
-      </w:r>
-      <w:r>
-        <w:rPr>
-          <w:i/>
-        </w:rPr>
-        <w:t xml:space="preserve"> Первый экран, кнопка </w:t>
-      </w:r>
-      <w:r>
-        <w:rPr>
-          <w:i/>
-        </w:rPr>
-        <w:t>«Записаться в бету»</w:t>
-      </w:r>
-      <w:r>
-        <w:t>*, строка 88;</w:t>
-      </w:r>
-    </w:p>
-    <w:p>
-      <w:pPr>
-        <w:ind w:firstLine="709"/>
-        <w:jc w:val="both"/>
-      </w:pPr>
-      <w:r>
-        <w:t>– *</w:t>
-      </w:r>
-      <w:r>
-        <w:rPr>
-          <w:i/>
-        </w:rPr>
-        <w:t>3.</w:t>
-      </w:r>
-      <w:r>
-        <w:rPr>
-          <w:i/>
-        </w:rPr>
-        <w:t xml:space="preserve"> Раздел «Нотации»: шесть ссылок </w:t>
-      </w:r>
-      <w:r>
-        <w:rPr>
-          <w:i/>
-        </w:rPr>
-        <w:t>«Записаться в бету: UML / BPMN / ERD / DFD / IDEF0 / сети Петри»</w:t>
-      </w:r>
-      <w:r>
-        <w:t>*, строки 127–172;</w:t>
-      </w:r>
-    </w:p>
-    <w:p>
-      <w:pPr>
-        <w:ind w:firstLine="709"/>
-        <w:jc w:val="both"/>
-      </w:pPr>
-      <w:r>
-        <w:t>– *</w:t>
-      </w:r>
-      <w:r>
-        <w:rPr>
-          <w:i/>
-        </w:rPr>
-        <w:t>4.</w:t>
-      </w:r>
-      <w:r>
-        <w:rPr>
-          <w:i/>
-        </w:rPr>
-        <w:t xml:space="preserve"> Страницы </w:t>
-      </w:r>
-      <w:r>
-        <w:t>privacy.html</w:t>
-      </w:r>
-      <w:r>
-        <w:rPr>
-          <w:i/>
-        </w:rPr>
-        <w:t xml:space="preserve"> и </w:t>
-      </w:r>
-      <w:r>
-        <w:t>thanks.html</w:t>
-      </w:r>
-      <w:r>
-        <w:rPr>
-          <w:i/>
-        </w:rPr>
-        <w:t xml:space="preserve">: кнопка </w:t>
-      </w:r>
-      <w:r>
-        <w:rPr>
-          <w:i/>
-        </w:rPr>
-        <w:t>«В бету»</w:t>
-      </w:r>
-      <w:r>
-        <w:rPr>
-          <w:i/>
-        </w:rPr>
-        <w:t xml:space="preserve"> в шапке ведёт на </w:t>
-      </w:r>
-      <w:r>
-        <w:t>./#waitlist*;</w:t>
-      </w:r>
-    </w:p>
-    <w:p>
-      <w:pPr>
-        <w:ind w:firstLine="709"/>
-        <w:jc w:val="both"/>
-      </w:pPr>
-      <w:r>
-        <w:t>– *</w:t>
-      </w:r>
-      <w:r>
-        <w:rPr>
-          <w:i/>
-        </w:rPr>
-        <w:t>5.</w:t>
-      </w:r>
-      <w:r>
-        <w:t>* Прямой адрес: http://localhost:5173/#waitlist (русская версия), http://localhost:5173/en/#waitlist (английская);</w:t>
-      </w:r>
-    </w:p>
-    <w:p>
-      <w:pPr>
-        <w:ind w:firstLine="709"/>
-        <w:jc w:val="both"/>
-      </w:pPr>
-      <w:r>
-        <w:t>– *</w:t>
-      </w:r>
-      <w:r>
-        <w:rPr>
-          <w:i/>
-        </w:rPr>
-        <w:t>6.</w:t>
-      </w:r>
-      <w:r>
-        <w:t>* Клавиатура: Tab до кнопки или ссылки и Enter; ссылка-якорь прокручивает страницу к форме;</w:t>
-      </w:r>
-    </w:p>
-    <w:p>
-      <w:pPr>
-        <w:ind w:firstLine="709"/>
-        <w:jc w:val="both"/>
-      </w:pPr>
-      <w:r>
-        <w:t>– *</w:t>
-      </w:r>
-      <w:r>
-        <w:rPr>
-          <w:i/>
-        </w:rPr>
-        <w:t>7.</w:t>
-      </w:r>
-      <w:r>
-        <w:rPr>
-          <w:i/>
-        </w:rPr>
-        <w:t xml:space="preserve"> React-приложение (</w:t>
-      </w:r>
-      <w:r>
-        <w:t>react-app</w:t>
-      </w:r>
-      <w:r>
-        <w:rPr>
-          <w:i/>
-        </w:rPr>
-        <w:t xml:space="preserve">): кнопка </w:t>
-      </w:r>
-      <w:r>
-        <w:rPr>
-          <w:i/>
-        </w:rPr>
-        <w:t>«Записаться в бету»</w:t>
-      </w:r>
-      <w:r>
-        <w:t>* в шапке (UC-04, только сообщение, заявка не сохраняется).</w:t>
+        <w:t>– Оставить контакты, чтобы получить приглашение в бету DSLKit.</w:t>
       </w:r>
     </w:p>
     <w:p>
@@ -977,7 +596,25 @@
         <w:jc w:val="both"/>
       </w:pPr>
       <w:r>
-        <w:t>– 1. Открыта главная страница: русская (/) или английская (/en/);</w:t>
+        <w:t>– 1. Открыта главная страница (</w:t>
+      </w:r>
+      <w:r>
+        <w:rPr>
+          <w:i/>
+        </w:rPr>
+        <w:t>/</w:t>
+      </w:r>
+      <w:r>
+        <w:t xml:space="preserve"> или </w:t>
+      </w:r>
+      <w:r>
+        <w:rPr>
+          <w:i/>
+        </w:rPr>
+        <w:t>/en/</w:t>
+      </w:r>
+      <w:r>
+        <w:t>);</w:t>
       </w:r>
     </w:p>
     <w:p>
@@ -986,70 +623,7 @@
         <w:jc w:val="both"/>
       </w:pPr>
       <w:r>
-        <w:t>– 2. Раздел *</w:t>
-      </w:r>
-      <w:r>
-        <w:rPr>
-          <w:i/>
-        </w:rPr>
-        <w:t>«Записаться в бету»</w:t>
-      </w:r>
-      <w:r>
-        <w:rPr>
-          <w:i/>
-        </w:rPr>
-        <w:t xml:space="preserve"> показан, форма пуста: список </w:t>
-      </w:r>
-      <w:r>
-        <w:rPr>
-          <w:i/>
-        </w:rPr>
-        <w:t>«Нотация»</w:t>
-      </w:r>
-      <w:r>
-        <w:rPr>
-          <w:i/>
-        </w:rPr>
-        <w:t xml:space="preserve"> стоит на пункте </w:t>
-      </w:r>
-      <w:r>
-        <w:rPr>
-          <w:i/>
-        </w:rPr>
-        <w:t>«Выберите нотацию»</w:t>
-      </w:r>
-      <w:r>
-        <w:rPr>
-          <w:i/>
-        </w:rPr>
-        <w:t xml:space="preserve">, в поле </w:t>
-      </w:r>
-      <w:r>
-        <w:rPr>
-          <w:i/>
-        </w:rPr>
-        <w:t>«Размер команды»</w:t>
-      </w:r>
-      <w:r>
-        <w:t>* значение 0, флажок согласия снят;</w:t>
-      </w:r>
-    </w:p>
-    <w:p>
-      <w:pPr>
-        <w:ind w:firstLine="709"/>
-        <w:jc w:val="both"/>
-      </w:pPr>
-      <w:r>
-        <w:t xml:space="preserve">– 3. Скрипт </w:t>
-      </w:r>
-      <w:r>
-        <w:rPr>
-          <w:i/>
-        </w:rPr>
-        <w:t>site/js/script.js</w:t>
-      </w:r>
-      <w:r>
-        <w:t xml:space="preserve"> загружен (иначе форма не работает).</w:t>
+        <w:t>– 2. Форма пуста: нотация не выбрана, размер команды 0, согласие не отмечено.</w:t>
       </w:r>
     </w:p>
     <w:p>
@@ -1064,7 +638,7 @@
         <w:rPr>
           <w:i/>
         </w:rPr>
-        <w:t>Основной поток событий.</w:t>
+        <w:t>Основной поток.</w:t>
       </w:r>
       <w:r>
         <w:t>*</w:t>
@@ -1076,7 +650,7 @@
         <w:jc w:val="both"/>
       </w:pPr>
       <w:r>
-        <w:t>– 1. Посетитель переходит к форме одним из способов раздела «Как перейти к форме», например нажимает *</w:t>
+        <w:t>– 1. Посетитель нажимает *</w:t>
       </w:r>
       <w:r>
         <w:rPr>
@@ -1088,7 +662,7 @@
         <w:rPr>
           <w:i/>
         </w:rPr>
-        <w:t xml:space="preserve"> (или </w:t>
+        <w:t xml:space="preserve"> в шапке (или </w:t>
       </w:r>
       <w:r>
         <w:rPr>
@@ -1100,7 +674,7 @@
         <w:rPr>
           <w:i/>
         </w:rPr>
-        <w:t xml:space="preserve">); страница прокручивается к разделу </w:t>
+        <w:t xml:space="preserve">) и попадает к форме </w:t>
       </w:r>
       <w:r>
         <w:t>#waitlist*;</w:t>
@@ -1112,7 +686,7 @@
         <w:jc w:val="both"/>
       </w:pPr>
       <w:r>
-        <w:t>– 2. Посетитель вводит имя в поле *</w:t>
+        <w:t>– 2. Вводит *</w:t>
       </w:r>
       <w:r>
         <w:rPr>
@@ -1127,16 +701,16 @@
         <w:rPr>
           <w:i/>
         </w:rPr>
-        <w:t xml:space="preserve"> (подсказка </w:t>
+        <w:t xml:space="preserve"> и </w:t>
       </w:r>
       <w:r>
         <w:rPr>
           <w:i/>
         </w:rPr>
-        <w:t>«От 2 до 60 букв. Допустимы пробел, дефис и апостроф.»</w:t>
+        <w:t>«Электронная почта\</w:t>
       </w:r>
       <w:r>
-        <w:t>*);</w:t>
+        <w:t>»**;</w:t>
       </w:r>
     </w:p>
     <w:p>
@@ -1145,31 +719,16 @@
         <w:jc w:val="both"/>
       </w:pPr>
       <w:r>
-        <w:t>– 3. Посетитель вводит адрес в поле *</w:t>
+        <w:t>– 3. Выбирает *</w:t>
       </w:r>
       <w:r>
         <w:rPr>
           <w:i/>
         </w:rPr>
-        <w:t>«Электронная почта\</w:t>
+        <w:t>«Нотация\</w:t>
       </w:r>
       <w:r>
-        <w:t>»*</w:t>
-      </w:r>
-      <w:r>
-        <w:rPr>
-          <w:i/>
-        </w:rPr>
-        <w:t xml:space="preserve"> (подсказка </w:t>
-      </w:r>
-      <w:r>
-        <w:rPr>
-          <w:i/>
-        </w:rPr>
-        <w:t>«Адрес вида name@example.com. На него придёт приглашение.»</w:t>
-      </w:r>
-      <w:r>
-        <w:t>*);</w:t>
+        <w:t>»** (IDEF0, DFD, ERD, BPMN, UML, «Сети Петри»);</w:t>
       </w:r>
     </w:p>
     <w:p>
@@ -1178,31 +737,7 @@
         <w:jc w:val="both"/>
       </w:pPr>
       <w:r>
-        <w:t>– 4. Посетитель выбирает нотацию в списке «Нотация\</w:t>
-      </w:r>
-      <w:r>
-        <w:rPr>
-          <w:i/>
-        </w:rPr>
-        <w:t xml:space="preserve">»: IDEF0, DFD, ERD, BPMN, UML или </w:t>
-      </w:r>
-      <w:r>
-        <w:rPr>
-          <w:i/>
-        </w:rPr>
-        <w:t>«Сети Петри»</w:t>
-      </w:r>
-      <w:r>
-        <w:t>*;</w:t>
-      </w:r>
-    </w:p>
-    <w:p>
-      <w:pPr>
-        <w:ind w:firstLine="709"/>
-        <w:jc w:val="both"/>
-      </w:pPr>
-      <w:r>
-        <w:t>– 5. Посетитель вводит целое число в поле *</w:t>
+        <w:t>– 4. Вводит *</w:t>
       </w:r>
       <w:r>
         <w:rPr>
@@ -1217,31 +752,13 @@
         <w:rPr>
           <w:i/>
         </w:rPr>
-        <w:t xml:space="preserve"> (подсказка </w:t>
+        <w:t xml:space="preserve"> (0–500) и при желании </w:t>
       </w:r>
       <w:r>
         <w:rPr>
           <w:i/>
         </w:rPr>
-        <w:t>«Целое число от 0 до 500. Укажите 0, если работаете один.»</w:t>
-      </w:r>
-      <w:r>
-        <w:t>*);</w:t>
-      </w:r>
-    </w:p>
-    <w:p>
-      <w:pPr>
-        <w:ind w:firstLine="709"/>
-        <w:jc w:val="both"/>
-      </w:pPr>
-      <w:r>
-        <w:t>– 6. Посетитель при желании вводит текст в поле *</w:t>
-      </w:r>
-      <w:r>
-        <w:rPr>
-          <w:i/>
-        </w:rPr>
-        <w:t>«Комментарий (по желанию)»</w:t>
+        <w:t>«Комментарий»</w:t>
       </w:r>
       <w:r>
         <w:t>*;</w:t>
@@ -1253,25 +770,13 @@
         <w:jc w:val="both"/>
       </w:pPr>
       <w:r>
-        <w:t>– 7. Посетитель отмечает флажок *</w:t>
+        <w:t>– 5. Отмечает согласие\</w:t>
       </w:r>
       <w:r>
         <w:rPr>
           <w:i/>
         </w:rPr>
-        <w:t>«Согласен получать письма о запуске беты и с политикой конфиденциальности\</w:t>
-      </w:r>
-      <w:r>
-        <w:t>»**;</w:t>
-      </w:r>
-    </w:p>
-    <w:p>
-      <w:pPr>
-        <w:ind w:firstLine="709"/>
-        <w:jc w:val="both"/>
-      </w:pPr>
-      <w:r>
-        <w:t>– 8. Посетитель нажимает кнопку *</w:t>
+        <w:t xml:space="preserve"> и нажимает </w:t>
       </w:r>
       <w:r>
         <w:rPr>
@@ -1289,7 +794,7 @@
         <w:jc w:val="both"/>
       </w:pPr>
       <w:r>
-        <w:t xml:space="preserve">– 9. Система считывает шесть полей и проверяет каждое по правилам П1–П6 из таблицы «Структура данных» (функция </w:t>
+        <w:t>– 6. Система проверяет поля по таблице «Структура данных» (</w:t>
       </w:r>
       <w:r>
         <w:rPr>
@@ -1307,7 +812,7 @@
         <w:jc w:val="both"/>
       </w:pPr>
       <w:r>
-        <w:t xml:space="preserve">– 10. Система формирует запись {name, email, notation, team, comment, createdAt}, где name, email и comment очищены от пробелов по краям, team приведён к числу, createdAt — время в формате ISO 8601; добавляет запись в массив </w:t>
+        <w:t xml:space="preserve">– 7. Система сохраняет заявку в </w:t>
       </w:r>
       <w:r>
         <w:rPr>
@@ -1316,7 +821,7 @@
         <w:t>LocalStorage</w:t>
       </w:r>
       <w:r>
-        <w:t xml:space="preserve"> по ключу </w:t>
+        <w:t xml:space="preserve"> (ключ </w:t>
       </w:r>
       <w:r>
         <w:rPr>
@@ -1325,16 +830,7 @@
         <w:t>dslkit.waitlist</w:t>
       </w:r>
       <w:r>
-        <w:t xml:space="preserve"> и пишет в консоль *</w:t>
-      </w:r>
-      <w:r>
-        <w:rPr>
-          <w:i/>
-        </w:rPr>
-        <w:t>«DSLKit: заявка сохранена в LocalStorage»</w:t>
-      </w:r>
-      <w:r>
-        <w:t>* с названием нотации;</w:t>
+        <w:t>);</w:t>
       </w:r>
     </w:p>
     <w:p>
@@ -1343,7 +839,7 @@
         <w:jc w:val="both"/>
       </w:pPr>
       <w:r>
-        <w:t xml:space="preserve">– 11. Система открывает страницу благодарности </w:t>
+        <w:t xml:space="preserve">– 8. Система открывает страницу благодарности </w:t>
       </w:r>
       <w:r>
         <w:rPr>
@@ -1352,25 +848,7 @@
         <w:t>thanks.html</w:t>
       </w:r>
       <w:r>
-        <w:t xml:space="preserve"> (для английской версии en/</w:t>
-      </w:r>
-      <w:r>
-        <w:rPr>
-          <w:i/>
-        </w:rPr>
-        <w:t>thanks.html</w:t>
-      </w:r>
-      <w:r>
-        <w:t>) с заголовком *</w:t>
-      </w:r>
-      <w:r>
-        <w:rPr>
-          <w:i/>
-        </w:rPr>
-        <w:t>«Спасибо, вы в списке беты»</w:t>
-      </w:r>
-      <w:r>
-        <w:t>*;</w:t>
+        <w:t>;</w:t>
       </w:r>
     </w:p>
     <w:p>
@@ -1379,7 +857,7 @@
         <w:jc w:val="both"/>
       </w:pPr>
       <w:r>
-        <w:t>– \* — обязательное поле. В интерфейсе сайта звёздочек нет, обязательность указана фразой «Все поля, кроме комментария, обязательны».</w:t>
+        <w:t>– \* — обязательное поле.</w:t>
       </w:r>
     </w:p>
     <w:p>
@@ -1412,34 +890,10 @@
         <w:rPr>
           <w:i/>
         </w:rPr>
-        <w:t>A1</w:t>
+        <w:t>A1.</w:t>
       </w:r>
       <w:r>
-        <w:rPr>
-          <w:i/>
-        </w:rPr>
-        <w:t xml:space="preserve">. Одно или несколько полей не прошли проверку (шаг 9): под каждым неверным полем показывается красное сообщение (role=alert, например </w:t>
-      </w:r>
-      <w:r>
-        <w:rPr>
-          <w:i/>
-        </w:rPr>
-        <w:t>«Имя не принято: поле пустое, короче двух символов или содержит цифры и знаки…»</w:t>
-      </w:r>
-      <w:r>
-        <w:rPr>
-          <w:i/>
-        </w:rPr>
-        <w:t xml:space="preserve">), поле получает aria-invalid=true, фокус переходит на первое неверное поле в порядке имя, почта, нотация, команда, комментарий, согласие. </w:t>
-      </w:r>
-      <w:r>
-        <w:rPr>
-          <w:i/>
-        </w:rPr>
-        <w:t>Заявка не сохраняется</w:t>
-      </w:r>
-      <w:r>
-        <w:t>*, страница не меняется. Поле с ошибкой перепроверяется при каждом вводе, остальные при выходе из поля. После исправления сообщение скрывается. Сценарий продолжается с шага 8;</w:t>
+        <w:t>* Поле неверно (шаг 6): под полем красное сообщение, фокус на первом неверном поле, заявка не сохраняется; после исправления сообщение исчезает;</w:t>
       </w:r>
     </w:p>
     <w:p>
@@ -1454,22 +908,10 @@
         <w:rPr>
           <w:i/>
         </w:rPr>
-        <w:t>A2</w:t>
+        <w:t>A2.</w:t>
       </w:r>
       <w:r>
-        <w:rPr>
-          <w:i/>
-        </w:rPr>
-        <w:t xml:space="preserve">. Согласие не отмечено (шаг 9): применяется A1; сообщение </w:t>
-      </w:r>
-      <w:r>
-        <w:rPr>
-          <w:i/>
-        </w:rPr>
-        <w:t>«Без согласия мы не можем отправить приглашение. Поставьте галочку, чтобы продолжить.»</w:t>
-      </w:r>
-      <w:r>
-        <w:t>*;</w:t>
+        <w:t>* Повторная заявка с той же почтой: принимается как новая запись (дефект D-1);</w:t>
       </w:r>
     </w:p>
     <w:p>
@@ -1484,70 +926,10 @@
         <w:rPr>
           <w:i/>
         </w:rPr>
-        <w:t>A3</w:t>
+        <w:t>A3.</w:t>
       </w:r>
       <w:r>
-        <w:t>*. Посетитель закрывает страницу или уходит со страницы до шага 8: данные не сохраняются, состояние системы не меняется;</w:t>
-      </w:r>
-    </w:p>
-    <w:p>
-      <w:pPr>
-        <w:ind w:firstLine="709"/>
-        <w:jc w:val="both"/>
-      </w:pPr>
-      <w:r>
-        <w:t>– *</w:t>
-      </w:r>
-      <w:r>
-        <w:rPr>
-          <w:i/>
-        </w:rPr>
-        <w:t>A4</w:t>
-      </w:r>
-      <w:r>
-        <w:rPr>
-          <w:i/>
-        </w:rPr>
-        <w:t xml:space="preserve">. Повторная заявка с тем же адресом (шаг 10): </w:t>
-      </w:r>
-      <w:r>
-        <w:rPr>
-          <w:i/>
-        </w:rPr>
-        <w:t>принимается как новая отдельная запись</w:t>
-      </w:r>
-      <w:r>
-        <w:t>*, сообщения о дубликате нет (дефект D-1);</w:t>
-      </w:r>
-    </w:p>
-    <w:p>
-      <w:pPr>
-        <w:ind w:firstLine="709"/>
-        <w:jc w:val="both"/>
-      </w:pPr>
-      <w:r>
-        <w:t>– *</w:t>
-      </w:r>
-      <w:r>
-        <w:rPr>
-          <w:i/>
-        </w:rPr>
-        <w:t>A5</w:t>
-      </w:r>
-      <w:r>
-        <w:rPr>
-          <w:i/>
-        </w:rPr>
-        <w:t xml:space="preserve">. Повторное нажатие </w:t>
-      </w:r>
-      <w:r>
-        <w:rPr>
-          <w:i/>
-        </w:rPr>
-        <w:t>«Отправить»</w:t>
-      </w:r>
-      <w:r>
-        <w:t>* после успешной отправки (шаг 11): игнорируется, вторая запись не создаётся (флаг submitting).</w:t>
+        <w:t>* Посетитель закрыл страницу до шага 5: данные не сохраняются.</w:t>
       </w:r>
     </w:p>
     <w:p>
@@ -1574,16 +956,7 @@
         <w:jc w:val="both"/>
       </w:pPr>
       <w:r>
-        <w:t xml:space="preserve">– Успех: массив </w:t>
-      </w:r>
-      <w:r>
-        <w:rPr>
-          <w:i/>
-        </w:rPr>
-        <w:t>dslkit.waitlist</w:t>
-      </w:r>
-      <w:r>
-        <w:t xml:space="preserve"> в </w:t>
+        <w:t xml:space="preserve">– Успех: в </w:t>
       </w:r>
       <w:r>
         <w:rPr>
@@ -1592,7 +965,7 @@
         <w:t>LocalStorage</w:t>
       </w:r>
       <w:r>
-        <w:t xml:space="preserve"> длиннее на одну запись, открыта страница </w:t>
+        <w:t xml:space="preserve"> на одну запись больше, открыта </w:t>
       </w:r>
       <w:r>
         <w:rPr>
@@ -1601,25 +974,7 @@
         <w:t>thanks.html</w:t>
       </w:r>
       <w:r>
-        <w:t xml:space="preserve"> (en/</w:t>
-      </w:r>
-      <w:r>
-        <w:rPr>
-          <w:i/>
-        </w:rPr>
-        <w:t>thanks.html</w:t>
-      </w:r>
-      <w:r>
-        <w:t>);</w:t>
-      </w:r>
-    </w:p>
-    <w:p>
-      <w:pPr>
-        <w:ind w:firstLine="709"/>
-        <w:jc w:val="both"/>
-      </w:pPr>
-      <w:r>
-        <w:t>– Ошибка проверки (A1, A2): записей не добавилось, посетитель остаётся на главной странице, введённые значения остаются в полях.</w:t>
+        <w:t>. Ошибка проверки: записей не добавилось, значения остаются в полях.</w:t>
       </w:r>
     </w:p>
     <w:p>
@@ -1652,13 +1007,13 @@
         <w:rPr>
           <w:i/>
         </w:rPr>
-        <w:t>E1</w:t>
+        <w:t>E1.</w:t>
       </w:r>
       <w:r>
         <w:rPr>
           <w:i/>
         </w:rPr>
-        <w:t xml:space="preserve">. Запись в </w:t>
+        <w:t xml:space="preserve"> Запись в </w:t>
       </w:r>
       <w:r>
         <w:t>LocalStorage</w:t>
@@ -1667,28 +1022,7 @@
         <w:rPr>
           <w:i/>
         </w:rPr>
-        <w:t xml:space="preserve"> не удалась (хранилище переполнено или запрещено, шаг 10): метод </w:t>
-      </w:r>
-      <w:r>
-        <w:t>storage.set</w:t>
-      </w:r>
-      <w:r>
-        <w:rPr>
-          <w:i/>
-        </w:rPr>
-        <w:t xml:space="preserve"> возвращает false, но система всё равно открывает страницу благодарности; </w:t>
-      </w:r>
-      <w:r>
-        <w:rPr>
-          <w:i/>
-        </w:rPr>
-        <w:t>сообщения об ошибке нет</w:t>
-      </w:r>
-      <w:r>
-        <w:rPr>
-          <w:i/>
-        </w:rPr>
-        <w:t xml:space="preserve">, </w:t>
+        <w:t xml:space="preserve"> не удалась: страница благодарности всё равно открывается, </w:t>
       </w:r>
       <w:r>
         <w:rPr>
@@ -1697,40 +1031,7 @@
         <w:t>заявка потеряна</w:t>
       </w:r>
       <w:r>
-        <w:t>* (дефект D-2);</w:t>
-      </w:r>
-    </w:p>
-    <w:p>
-      <w:pPr>
-        <w:ind w:firstLine="709"/>
-        <w:jc w:val="both"/>
-      </w:pPr>
-      <w:r>
-        <w:t>– *</w:t>
-      </w:r>
-      <w:r>
-        <w:rPr>
-          <w:i/>
-        </w:rPr>
-        <w:t>E2</w:t>
-      </w:r>
-      <w:r>
-        <w:rPr>
-          <w:i/>
-        </w:rPr>
-        <w:t xml:space="preserve">. </w:t>
-      </w:r>
-      <w:r>
-        <w:t>LocalStorage</w:t>
-      </w:r>
-      <w:r>
-        <w:rPr>
-          <w:i/>
-        </w:rPr>
-        <w:t xml:space="preserve"> недоступен совсем (</w:t>
-      </w:r>
-      <w:r>
-        <w:t>getStorage* использует временное хранилище в памяти): заявка живёт только до закрытия страницы, посетитель видит страницу благодарности.</w:t>
+        <w:t>*, ошибки нет (дефект D-2).</w:t>
       </w:r>
     </w:p>
     <w:p>
@@ -1745,7 +1046,61 @@
         <w:rPr>
           <w:i/>
         </w:rPr>
-        <w:t>Связанные требования.</w:t>
+        <w:t>Другие точки входа.</w:t>
+      </w:r>
+      <w:r>
+        <w:t>*</w:t>
+      </w:r>
+    </w:p>
+    <w:p>
+      <w:pPr>
+        <w:ind w:firstLine="709"/>
+        <w:jc w:val="both"/>
+      </w:pPr>
+      <w:r>
+        <w:t xml:space="preserve">– Ссылки «Записаться в бету: UML / BPMN / …» в разделе нотаций, кнопка «В бету» на </w:t>
+      </w:r>
+      <w:r>
+        <w:rPr>
+          <w:i/>
+        </w:rPr>
+        <w:t>privacy.html</w:t>
+      </w:r>
+      <w:r>
+        <w:t xml:space="preserve"> и </w:t>
+      </w:r>
+      <w:r>
+        <w:rPr>
+          <w:i/>
+        </w:rPr>
+        <w:t>thanks.html</w:t>
+      </w:r>
+      <w:r>
+        <w:t xml:space="preserve">, адрес </w:t>
+      </w:r>
+      <w:r>
+        <w:rPr>
+          <w:i/>
+        </w:rPr>
+        <w:t>/en/#waitlist</w:t>
+      </w:r>
+      <w:r>
+        <w:t>.</w:t>
+      </w:r>
+    </w:p>
+    <w:p>
+      <w:pPr>
+        <w:ind w:firstLine="709"/>
+        <w:jc w:val="both"/>
+      </w:pPr>
+      <w:r>
+        <w:t>*</w:t>
+      </w:r>
+      <w:r>
+        <w:rPr>
+          <w:i/>
+        </w:rPr>
+        <w:t>Связанные задачи.</w:t>
       </w:r>
       <w:r>
         <w:t>*</w:t>
@@ -1781,25 +1136,10 @@
         <w:rPr>
           <w:i/>
         </w:rPr>
-        <w:t>R1</w:t>
+        <w:t>UC-00</w:t>
       </w:r>
       <w:r>
-        <w:rPr>
-          <w:i/>
-        </w:rPr>
-        <w:t xml:space="preserve"> — Доступность страниц (главная, </w:t>
-      </w:r>
-      <w:r>
-        <w:t>thanks.html</w:t>
-      </w:r>
-      <w:r>
-        <w:rPr>
-          <w:i/>
-        </w:rPr>
-        <w:t xml:space="preserve">, </w:t>
-      </w:r>
-      <w:r>
-        <w:t>privacy.html*);</w:t>
+        <w:t>* — Прочитать политику конфиденциальности;</w:t>
       </w:r>
     </w:p>
     <w:p>
@@ -1814,10 +1154,10 @@
         <w:rPr>
           <w:i/>
         </w:rPr>
-        <w:t>R6</w:t>
+        <w:t>UC-03</w:t>
       </w:r>
       <w:r>
-        <w:t>* — Разметка и локализация (русская и английская версии);</w:t>
+        <w:t>* — Авторизация (в текущей версии не реализована);</w:t>
       </w:r>
     </w:p>
     <w:p>
@@ -1832,10 +1172,46 @@
         <w:rPr>
           <w:i/>
         </w:rPr>
-        <w:t>R9</w:t>
+        <w:t>UC-04</w:t>
       </w:r>
       <w:r>
-        <w:t>* — Локальное хранилище.</w:t>
+        <w:t>* — Запись в бету из React-приложения;</w:t>
+      </w:r>
+    </w:p>
+    <w:p>
+      <w:pPr>
+        <w:ind w:firstLine="709"/>
+        <w:jc w:val="both"/>
+      </w:pPr>
+      <w:r>
+        <w:t>– *</w:t>
+      </w:r>
+      <w:r>
+        <w:rPr>
+          <w:i/>
+        </w:rPr>
+        <w:t>TC-WL-001…022</w:t>
+      </w:r>
+      <w:r>
+        <w:t>* — Тест-кейсы формы (лаб. 2);</w:t>
+      </w:r>
+    </w:p>
+    <w:p>
+      <w:pPr>
+        <w:ind w:firstLine="709"/>
+        <w:jc w:val="both"/>
+      </w:pPr>
+      <w:r>
+        <w:t>– *</w:t>
+      </w:r>
+      <w:r>
+        <w:rPr>
+          <w:i/>
+        </w:rPr>
+        <w:t>SM-07, CP-35, CP-36</w:t>
+      </w:r>
+      <w:r>
+        <w:t>* — Проверки чек-листов (лаб. 3).</w:t>
       </w:r>
     </w:p>
     <w:p>
@@ -1850,7 +1226,7 @@
         <w:rPr>
           <w:i/>
         </w:rPr>
-        <w:t>Подзадачи.</w:t>
+        <w:t>Скриншоты.</w:t>
       </w:r>
       <w:r>
         <w:t>*</w:t>
@@ -1868,10 +1244,10 @@
         <w:rPr>
           <w:i/>
         </w:rPr>
-        <w:t>UC-01.1</w:t>
+        <w:t>SCR-01</w:t>
       </w:r>
       <w:r>
-        <w:t>* — Показ формы и подсказок к полям;</w:t>
+        <w:t>* — Форма: ошибки при пустой отправке;</w:t>
       </w:r>
     </w:p>
     <w:p>
@@ -1886,10 +1262,10 @@
         <w:rPr>
           <w:i/>
         </w:rPr>
-        <w:t>UC-01.2</w:t>
+        <w:t>SCR-02</w:t>
       </w:r>
       <w:r>
-        <w:t>* — Чтение, очистка и проверка значений по П1–П6;</w:t>
+        <w:t>* — Форма: заполнена;</w:t>
       </w:r>
     </w:p>
     <w:p>
@@ -1904,229 +1280,10 @@
         <w:rPr>
           <w:i/>
         </w:rPr>
-        <w:t>UC-01.3</w:t>
+        <w:t>SCR-03</w:t>
       </w:r>
       <w:r>
-        <w:t>* — Показ ошибок, фокус и повторная проверка;</w:t>
-      </w:r>
-    </w:p>
-    <w:p>
-      <w:pPr>
-        <w:ind w:firstLine="709"/>
-        <w:jc w:val="both"/>
-      </w:pPr>
-      <w:r>
-        <w:t>– *</w:t>
-      </w:r>
-      <w:r>
-        <w:rPr>
-          <w:i/>
-        </w:rPr>
-        <w:t>UC-01.4</w:t>
-      </w:r>
-      <w:r>
-        <w:rPr>
-          <w:i/>
-        </w:rPr>
-        <w:t xml:space="preserve"> — Сохранение заявки в </w:t>
-      </w:r>
-      <w:r>
-        <w:t>LocalStorage*;</w:t>
-      </w:r>
-    </w:p>
-    <w:p>
-      <w:pPr>
-        <w:ind w:firstLine="709"/>
-        <w:jc w:val="both"/>
-      </w:pPr>
-      <w:r>
-        <w:t>– *</w:t>
-      </w:r>
-      <w:r>
-        <w:rPr>
-          <w:i/>
-        </w:rPr>
-        <w:t>UC-01.5</w:t>
-      </w:r>
-      <w:r>
-        <w:t>* — Переход на страницу благодарности.</w:t>
-      </w:r>
-    </w:p>
-    <w:p>
-      <w:pPr>
-        <w:ind w:firstLine="709"/>
-        <w:jc w:val="both"/>
-      </w:pPr>
-      <w:r>
-        <w:t>*</w:t>
-      </w:r>
-      <w:r>
-        <w:rPr>
-          <w:i/>
-        </w:rPr>
-        <w:t>Связанные задачи и use case.</w:t>
-      </w:r>
-      <w:r>
-        <w:t>*</w:t>
-      </w:r>
-    </w:p>
-    <w:p>
-      <w:pPr>
-        <w:ind w:firstLine="709"/>
-        <w:jc w:val="both"/>
-      </w:pPr>
-      <w:r>
-        <w:t>– *</w:t>
-      </w:r>
-      <w:r>
-        <w:rPr>
-          <w:i/>
-        </w:rPr>
-        <w:t>UC-00</w:t>
-      </w:r>
-      <w:r>
-        <w:rPr>
-          <w:i/>
-        </w:rPr>
-        <w:t xml:space="preserve"> — Прочитать политику конфиденциальности (ссылка в тексте согласия, </w:t>
-      </w:r>
-      <w:r>
-        <w:t>privacy.html*);</w:t>
-      </w:r>
-    </w:p>
-    <w:p>
-      <w:pPr>
-        <w:ind w:firstLine="709"/>
-        <w:jc w:val="both"/>
-      </w:pPr>
-      <w:r>
-        <w:t>– *</w:t>
-      </w:r>
-      <w:r>
-        <w:rPr>
-          <w:i/>
-        </w:rPr>
-        <w:t>UC-02</w:t>
-      </w:r>
-      <w:r>
-        <w:rPr>
-          <w:i/>
-        </w:rPr>
-        <w:t xml:space="preserve"> — Выбрать нотацию на карточке и перейти к записи (ссылки </w:t>
-      </w:r>
-      <w:r>
-        <w:rPr>
-          <w:i/>
-        </w:rPr>
-        <w:t>«Записаться в бету: UML»</w:t>
-      </w:r>
-      <w:r>
-        <w:rPr>
-          <w:i/>
-        </w:rPr>
-        <w:t xml:space="preserve">, </w:t>
-      </w:r>
-      <w:r>
-        <w:rPr>
-          <w:i/>
-        </w:rPr>
-        <w:t>«…: BPMN»</w:t>
-      </w:r>
-      <w:r>
-        <w:t>*);</w:t>
-      </w:r>
-    </w:p>
-    <w:p>
-      <w:pPr>
-        <w:ind w:firstLine="709"/>
-        <w:jc w:val="both"/>
-      </w:pPr>
-      <w:r>
-        <w:t>– *</w:t>
-      </w:r>
-      <w:r>
-        <w:rPr>
-          <w:i/>
-        </w:rPr>
-        <w:t>UC-03</w:t>
-      </w:r>
-      <w:r>
-        <w:rPr>
-          <w:i/>
-        </w:rPr>
-        <w:t xml:space="preserve"> — Авторизация и вход в приложение: в текущей версии </w:t>
-      </w:r>
-      <w:r>
-        <w:t>не реализована</w:t>
-      </w:r>
-      <w:r>
-        <w:rPr>
-          <w:i/>
-        </w:rPr>
-        <w:t>, форма и приложение (</w:t>
-      </w:r>
-      <w:r>
-        <w:t>site/app/*) работают без входа; задача на будущее, после появления серверной части;</w:t>
-      </w:r>
-    </w:p>
-    <w:p>
-      <w:pPr>
-        <w:ind w:firstLine="709"/>
-        <w:jc w:val="both"/>
-      </w:pPr>
-      <w:r>
-        <w:t>– *</w:t>
-      </w:r>
-      <w:r>
-        <w:rPr>
-          <w:i/>
-        </w:rPr>
-        <w:t>UC-04</w:t>
-      </w:r>
-      <w:r>
-        <w:rPr>
-          <w:i/>
-        </w:rPr>
-        <w:t xml:space="preserve"> — Запись в бету из React-приложения (</w:t>
-      </w:r>
-      <w:r>
-        <w:t>react-app/src/App.jsx*, лаб. 7);</w:t>
-      </w:r>
-    </w:p>
-    <w:p>
-      <w:pPr>
-        <w:ind w:firstLine="709"/>
-        <w:jc w:val="both"/>
-      </w:pPr>
-      <w:r>
-        <w:t>– *</w:t>
-      </w:r>
-      <w:r>
-        <w:rPr>
-          <w:i/>
-        </w:rPr>
-        <w:t>D-1</w:t>
-      </w:r>
-      <w:r>
-        <w:t>* — Повторные заявки принимаются;</w:t>
-      </w:r>
-    </w:p>
-    <w:p>
-      <w:pPr>
-        <w:ind w:firstLine="709"/>
-        <w:jc w:val="both"/>
-      </w:pPr>
-      <w:r>
-        <w:t>– *</w:t>
-      </w:r>
-      <w:r>
-        <w:rPr>
-          <w:i/>
-        </w:rPr>
-        <w:t>D-2</w:t>
-      </w:r>
-      <w:r>
-        <w:t>* — Потеря заявки при сбое хранилища.</w:t>
+        <w:t>* — Страница благодарности.</w:t>
       </w:r>
     </w:p>
     <w:p>
@@ -2153,529 +1310,61 @@
         <w:jc w:val="both"/>
       </w:pPr>
       <w:r>
-        <w:t>– *</w:t>
+        <w:t xml:space="preserve">– </w:t>
       </w:r>
       <w:r>
         <w:rPr>
           <w:i/>
         </w:rPr>
-        <w:t>IMPL-01</w:t>
+        <w:t>site/index.html</w:t>
+      </w:r>
+      <w:r>
+        <w:t xml:space="preserve"> (форма </w:t>
       </w:r>
       <w:r>
         <w:rPr>
           <w:i/>
         </w:rPr>
-        <w:t xml:space="preserve"> — </w:t>
+        <w:t>#waitlist-form</w:t>
       </w:r>
       <w:r>
-        <w:t>site/index.html</w:t>
+        <w:t xml:space="preserve">), </w:t>
       </w:r>
       <w:r>
         <w:rPr>
           <w:i/>
         </w:rPr>
-        <w:t xml:space="preserve">: разметка формы </w:t>
+        <w:t>site/js/components/waitlist-form.js</w:t>
       </w:r>
       <w:r>
-        <w:t>#waitlist-form*;</w:t>
-      </w:r>
-    </w:p>
-    <w:p>
-      <w:pPr>
-        <w:ind w:firstLine="709"/>
-        <w:jc w:val="both"/>
-      </w:pPr>
-      <w:r>
-        <w:t>– *</w:t>
+        <w:t xml:space="preserve">, </w:t>
       </w:r>
       <w:r>
         <w:rPr>
           <w:i/>
         </w:rPr>
-        <w:t>IMPL-02</w:t>
+        <w:t>site/js/utils/validation.js</w:t>
+      </w:r>
+      <w:r>
+        <w:t xml:space="preserve">, </w:t>
       </w:r>
       <w:r>
         <w:rPr>
           <w:i/>
         </w:rPr>
-        <w:t xml:space="preserve"> — </w:t>
+        <w:t>site/js/utils/storage.js</w:t>
       </w:r>
       <w:r>
-        <w:t>site/js/components/waitlist-form.js</w:t>
+        <w:t xml:space="preserve">, </w:t>
       </w:r>
       <w:r>
         <w:rPr>
           <w:i/>
         </w:rPr>
-        <w:t xml:space="preserve">: </w:t>
-      </w:r>
-      <w:r>
-        <w:t>initWaitlistForm*, показ ошибок, отправка;</w:t>
-      </w:r>
-    </w:p>
-    <w:p>
-      <w:pPr>
-        <w:ind w:firstLine="709"/>
-        <w:jc w:val="both"/>
-      </w:pPr>
-      <w:r>
-        <w:t>– *</w:t>
-      </w:r>
-      <w:r>
-        <w:rPr>
-          <w:i/>
-        </w:rPr>
-        <w:t>IMPL-03</w:t>
-      </w:r>
-      <w:r>
-        <w:rPr>
-          <w:i/>
-        </w:rPr>
-        <w:t xml:space="preserve"> — </w:t>
-      </w:r>
-      <w:r>
-        <w:t>site/js/utils/validation.js</w:t>
-      </w:r>
-      <w:r>
-        <w:rPr>
-          <w:i/>
-        </w:rPr>
-        <w:t xml:space="preserve">: </w:t>
-      </w:r>
-      <w:r>
-        <w:t>validateWaitlist* и правила П1–П6;</w:t>
-      </w:r>
-    </w:p>
-    <w:p>
-      <w:pPr>
-        <w:ind w:firstLine="709"/>
-        <w:jc w:val="both"/>
-      </w:pPr>
-      <w:r>
-        <w:t>– *</w:t>
-      </w:r>
-      <w:r>
-        <w:rPr>
-          <w:i/>
-        </w:rPr>
-        <w:t>IMPL-04</w:t>
-      </w:r>
-      <w:r>
-        <w:rPr>
-          <w:i/>
-        </w:rPr>
-        <w:t xml:space="preserve"> — </w:t>
-      </w:r>
-      <w:r>
-        <w:t>site/js/utils/storage.js</w:t>
-      </w:r>
-      <w:r>
-        <w:rPr>
-          <w:i/>
-        </w:rPr>
-        <w:t xml:space="preserve">: createStorage, </w:t>
-      </w:r>
-      <w:r>
-        <w:t>getStorage*;</w:t>
-      </w:r>
-    </w:p>
-    <w:p>
-      <w:pPr>
-        <w:ind w:firstLine="709"/>
-        <w:jc w:val="both"/>
-      </w:pPr>
-      <w:r>
-        <w:t>– *</w:t>
-      </w:r>
-      <w:r>
-        <w:rPr>
-          <w:i/>
-        </w:rPr>
-        <w:t>IMPL-05</w:t>
-      </w:r>
-      <w:r>
-        <w:rPr>
-          <w:i/>
-        </w:rPr>
-        <w:t xml:space="preserve"> — </w:t>
-      </w:r>
-      <w:r>
         <w:t>site/thanks.html</w:t>
       </w:r>
       <w:r>
-        <w:rPr>
-          <w:i/>
-        </w:rPr>
-        <w:t xml:space="preserve"> и </w:t>
-      </w:r>
-      <w:r>
-        <w:t>site/en/thanks.html*: страница благодарности.</w:t>
-      </w:r>
-    </w:p>
-    <w:p>
-      <w:pPr>
-        <w:ind w:firstLine="709"/>
-        <w:jc w:val="both"/>
-      </w:pPr>
-      <w:r>
-        <w:t>*</w:t>
-      </w:r>
-      <w:r>
-        <w:rPr>
-          <w:i/>
-        </w:rPr>
-        <w:t>Тест-кейсы и проверки.</w:t>
-      </w:r>
-      <w:r>
-        <w:t>*</w:t>
-      </w:r>
-    </w:p>
-    <w:p>
-      <w:pPr>
-        <w:ind w:firstLine="709"/>
-        <w:jc w:val="both"/>
-      </w:pPr>
-      <w:r>
-        <w:t>– *</w:t>
-      </w:r>
-      <w:r>
-        <w:rPr>
-          <w:i/>
-        </w:rPr>
-        <w:t>TC-WL-001</w:t>
-      </w:r>
-      <w:r>
-        <w:t>* — Все поля корректны;</w:t>
-      </w:r>
-    </w:p>
-    <w:p>
-      <w:pPr>
-        <w:ind w:firstLine="709"/>
-        <w:jc w:val="both"/>
-      </w:pPr>
-      <w:r>
-        <w:t>– *</w:t>
-      </w:r>
-      <w:r>
-        <w:rPr>
-          <w:i/>
-        </w:rPr>
-        <w:t>TC-WL-002…007</w:t>
-      </w:r>
-      <w:r>
-        <w:t>* — Имя: границы и недопустимые символы (П1);</w:t>
-      </w:r>
-    </w:p>
-    <w:p>
-      <w:pPr>
-        <w:ind w:firstLine="709"/>
-        <w:jc w:val="both"/>
-      </w:pPr>
-      <w:r>
-        <w:t>– *</w:t>
-      </w:r>
-      <w:r>
-        <w:rPr>
-          <w:i/>
-        </w:rPr>
-        <w:t>TC-WL-008…011</w:t>
-      </w:r>
-      <w:r>
-        <w:t>* — Почта: формат и длина (П2);</w:t>
-      </w:r>
-    </w:p>
-    <w:p>
-      <w:pPr>
-        <w:ind w:firstLine="709"/>
-        <w:jc w:val="both"/>
-      </w:pPr>
-      <w:r>
-        <w:t>– *</w:t>
-      </w:r>
-      <w:r>
-        <w:rPr>
-          <w:i/>
-        </w:rPr>
-        <w:t>TC-WL-012…017</w:t>
-      </w:r>
-      <w:r>
-        <w:t>* — Размер команды: границы и тип (П4);</w:t>
-      </w:r>
-    </w:p>
-    <w:p>
-      <w:pPr>
-        <w:ind w:firstLine="709"/>
-        <w:jc w:val="both"/>
-      </w:pPr>
-      <w:r>
-        <w:t>– *</w:t>
-      </w:r>
-      <w:r>
-        <w:rPr>
-          <w:i/>
-        </w:rPr>
-        <w:t>TC-WL-018</w:t>
-      </w:r>
-      <w:r>
-        <w:t>* — Нотация вне списка (П3);</w:t>
-      </w:r>
-    </w:p>
-    <w:p>
-      <w:pPr>
-        <w:ind w:firstLine="709"/>
-        <w:jc w:val="both"/>
-      </w:pPr>
-      <w:r>
-        <w:t>– *</w:t>
-      </w:r>
-      <w:r>
-        <w:rPr>
-          <w:i/>
-        </w:rPr>
-        <w:t>TC-WL-019, 020</w:t>
-      </w:r>
-      <w:r>
-        <w:t>* — Комментарий: граница 500 (П5);</w:t>
-      </w:r>
-    </w:p>
-    <w:p>
-      <w:pPr>
-        <w:ind w:firstLine="709"/>
-        <w:jc w:val="both"/>
-      </w:pPr>
-      <w:r>
-        <w:t>– *</w:t>
-      </w:r>
-      <w:r>
-        <w:rPr>
-          <w:i/>
-        </w:rPr>
-        <w:t>TC-WL-021</w:t>
-      </w:r>
-      <w:r>
-        <w:t>* — Согласие не дано (П6);</w:t>
-      </w:r>
-    </w:p>
-    <w:p>
-      <w:pPr>
-        <w:ind w:firstLine="709"/>
-        <w:jc w:val="both"/>
-      </w:pPr>
-      <w:r>
-        <w:t>– *</w:t>
-      </w:r>
-      <w:r>
-        <w:rPr>
-          <w:i/>
-        </w:rPr>
-        <w:t>TC-WL-022</w:t>
-      </w:r>
-      <w:r>
-        <w:t>* — Пустая форма (A1);</w:t>
-      </w:r>
-    </w:p>
-    <w:p>
-      <w:pPr>
-        <w:ind w:firstLine="709"/>
-        <w:jc w:val="both"/>
-      </w:pPr>
-      <w:r>
-        <w:t>– *</w:t>
-      </w:r>
-      <w:r>
-        <w:rPr>
-          <w:i/>
-        </w:rPr>
-        <w:t>SM-07</w:t>
-      </w:r>
-      <w:r>
-        <w:t>* — Форма заявки есть на главной;</w:t>
-      </w:r>
-    </w:p>
-    <w:p>
-      <w:pPr>
-        <w:ind w:firstLine="709"/>
-        <w:jc w:val="both"/>
-      </w:pPr>
-      <w:r>
-        <w:t>– *</w:t>
-      </w:r>
-      <w:r>
-        <w:rPr>
-          <w:i/>
-        </w:rPr>
-        <w:t>CP-35</w:t>
-      </w:r>
-      <w:r>
-        <w:t>* — Валидация корректной заявки;</w:t>
-      </w:r>
-    </w:p>
-    <w:p>
-      <w:pPr>
-        <w:ind w:firstLine="709"/>
-        <w:jc w:val="both"/>
-      </w:pPr>
-      <w:r>
-        <w:t>– *</w:t>
-      </w:r>
-      <w:r>
-        <w:rPr>
-          <w:i/>
-        </w:rPr>
-        <w:t>CP-36</w:t>
-      </w:r>
-      <w:r>
-        <w:t>* — У полей есть подписи и сообщения об ошибках.</w:t>
-      </w:r>
-    </w:p>
-    <w:p>
-      <w:pPr>
-        <w:ind w:firstLine="709"/>
-        <w:jc w:val="both"/>
-      </w:pPr>
-      <w:r>
-        <w:t>*</w:t>
-      </w:r>
-      <w:r>
-        <w:rPr>
-          <w:i/>
-        </w:rPr>
-        <w:t>Скриншоты интерфейса.</w:t>
-      </w:r>
-      <w:r>
-        <w:t>*</w:t>
-      </w:r>
-    </w:p>
-    <w:p>
-      <w:pPr>
-        <w:ind w:firstLine="709"/>
-        <w:jc w:val="both"/>
-      </w:pPr>
-      <w:r>
-        <w:t>– *</w:t>
-      </w:r>
-      <w:r>
-        <w:rPr>
-          <w:i/>
-        </w:rPr>
-        <w:t>SCR-01</w:t>
-      </w:r>
-      <w:r>
-        <w:t>* — Главная страница, русская версия (01-home.png);</w:t>
-      </w:r>
-    </w:p>
-    <w:p>
-      <w:pPr>
-        <w:ind w:firstLine="709"/>
-        <w:jc w:val="both"/>
-      </w:pPr>
-      <w:r>
-        <w:t>– *</w:t>
-      </w:r>
-      <w:r>
-        <w:rPr>
-          <w:i/>
-        </w:rPr>
-        <w:t>SCR-02</w:t>
-      </w:r>
-      <w:r>
-        <w:t>* — Главная страница, английская версия (02-home-en.png);</w:t>
-      </w:r>
-    </w:p>
-    <w:p>
-      <w:pPr>
-        <w:ind w:firstLine="709"/>
-        <w:jc w:val="both"/>
-      </w:pPr>
-      <w:r>
-        <w:t>– *</w:t>
-      </w:r>
-      <w:r>
-        <w:rPr>
-          <w:i/>
-        </w:rPr>
-        <w:t>SCR-03</w:t>
-      </w:r>
-      <w:r>
-        <w:t>* — Форма заявки: ошибки при пустой отправке (03-form-errors.png);</w:t>
-      </w:r>
-    </w:p>
-    <w:p>
-      <w:pPr>
-        <w:ind w:firstLine="709"/>
-        <w:jc w:val="both"/>
-      </w:pPr>
-      <w:r>
-        <w:t>– *</w:t>
-      </w:r>
-      <w:r>
-        <w:rPr>
-          <w:i/>
-        </w:rPr>
-        <w:t>SCR-04</w:t>
-      </w:r>
-      <w:r>
-        <w:t>* — Форма заявки: заполнена корректными данными (04-form-filled.png);</w:t>
-      </w:r>
-    </w:p>
-    <w:p>
-      <w:pPr>
-        <w:ind w:firstLine="709"/>
-        <w:jc w:val="both"/>
-      </w:pPr>
-      <w:r>
-        <w:t>– *</w:t>
-      </w:r>
-      <w:r>
-        <w:rPr>
-          <w:i/>
-        </w:rPr>
-        <w:t>SCR-05</w:t>
-      </w:r>
-      <w:r>
-        <w:t>* — Страница благодарности (05-form-submitted.png);</w:t>
-      </w:r>
-    </w:p>
-    <w:p>
-      <w:pPr>
-        <w:ind w:firstLine="709"/>
-        <w:jc w:val="both"/>
-      </w:pPr>
-      <w:r>
-        <w:t>– *</w:t>
-      </w:r>
-      <w:r>
-        <w:rPr>
-          <w:i/>
-        </w:rPr>
-        <w:t>SCR-06</w:t>
-      </w:r>
-      <w:r>
-        <w:rPr>
-          <w:i/>
-        </w:rPr>
-        <w:t xml:space="preserve"> — Запись заявки в </w:t>
-      </w:r>
-      <w:r>
-        <w:t>LocalStorage* (12-uc-storage-record.png);</w:t>
-      </w:r>
-    </w:p>
-    <w:p>
-      <w:pPr>
-        <w:ind w:firstLine="709"/>
-        <w:jc w:val="both"/>
-      </w:pPr>
-      <w:r>
-        <w:t>– *</w:t>
-      </w:r>
-      <w:r>
-        <w:rPr>
-          <w:i/>
-        </w:rPr>
-        <w:t>SCR-07</w:t>
-      </w:r>
-      <w:r>
-        <w:t>* — Сбой записи: страница благодарности без ошибки (13-uc-storage-failure.png).</w:t>
+        <w:t>.</w:t>
       </w:r>
     </w:p>
     <w:p>
@@ -2702,16 +1391,7 @@
         <w:jc w:val="both"/>
       </w:pPr>
       <w:r>
-        <w:t>*</w:t>
-      </w:r>
-      <w:r>
-        <w:rPr>
-          <w:i/>
-        </w:rPr>
-        <w:t>Страницы проекта (при запущенном npm start):</w:t>
-      </w:r>
-      <w:r>
-        <w:t>*</w:t>
+        <w:t>– http://localhost:5173/#waitlist;</w:t>
       </w:r>
     </w:p>
     <w:p>
@@ -2720,7 +1400,7 @@
         <w:jc w:val="both"/>
       </w:pPr>
       <w:r>
-        <w:t>– http://localhost:5173/ — главная страница (русская версия);</w:t>
+        <w:t>– http://localhost:5173/thanks.html;</w:t>
       </w:r>
     </w:p>
     <w:p>
@@ -2729,88 +1409,7 @@
         <w:jc w:val="both"/>
       </w:pPr>
       <w:r>
-        <w:t>– http://localhost:5173/#waitlist — раздел «Записаться в бету»;</w:t>
-      </w:r>
-    </w:p>
-    <w:p>
-      <w:pPr>
-        <w:ind w:firstLine="709"/>
-        <w:jc w:val="both"/>
-      </w:pPr>
-      <w:r>
-        <w:t>– http://localhost:5173/thanks.html — страница благодарности;</w:t>
-      </w:r>
-    </w:p>
-    <w:p>
-      <w:pPr>
-        <w:ind w:firstLine="709"/>
-        <w:jc w:val="both"/>
-      </w:pPr>
-      <w:r>
-        <w:t>– http://localhost:5173/privacy.html — политика конфиденциальности;</w:t>
-      </w:r>
-    </w:p>
-    <w:p>
-      <w:pPr>
-        <w:ind w:firstLine="709"/>
-        <w:jc w:val="both"/>
-      </w:pPr>
-      <w:r>
-        <w:t>– http://localhost:5173/en/ — главная страница (английская версия);</w:t>
-      </w:r>
-    </w:p>
-    <w:p>
-      <w:pPr>
-        <w:ind w:firstLine="709"/>
-        <w:jc w:val="both"/>
-      </w:pPr>
-      <w:r>
-        <w:t>– http://localhost:5173/en/thanks.html — страница благодарности (английская версия).</w:t>
-      </w:r>
-    </w:p>
-    <w:p>
-      <w:pPr>
-        <w:ind w:firstLine="709"/>
-        <w:jc w:val="both"/>
-      </w:pPr>
-      <w:r>
-        <w:t>*</w:t>
-      </w:r>
-      <w:r>
-        <w:rPr>
-          <w:i/>
-        </w:rPr>
-        <w:t>Репозиторий и источники:</w:t>
-      </w:r>
-      <w:r>
-        <w:t>*</w:t>
-      </w:r>
-    </w:p>
-    <w:p>
-      <w:pPr>
-        <w:ind w:firstLine="709"/>
-        <w:jc w:val="both"/>
-      </w:pPr>
-      <w:r>
-        <w:t>– https://github.com/KsushaKhadzhinova/DSLKit-Project — репозиторий проекта;</w:t>
-      </w:r>
-    </w:p>
-    <w:p>
-      <w:pPr>
-        <w:ind w:firstLine="709"/>
-        <w:jc w:val="both"/>
-      </w:pPr>
-      <w:r>
-        <w:t>– https://svyatoslav.biz/software_testing_book/ — книга «Тестирование программного обеспечения. Базовый курс»;</w:t>
-      </w:r>
-    </w:p>
-    <w:p>
-      <w:pPr>
-        <w:ind w:firstLine="709"/>
-        <w:jc w:val="both"/>
-      </w:pPr>
-      <w:r>
-        <w:t>– https://github.com/KsushaKhadzhinova/report-gen — генератор отчётов.</w:t>
+        <w:t>– https://github.com/KsushaKhadzhinova/DSLKit-Project.</w:t>
       </w:r>
     </w:p>
     <w:p>
@@ -2878,7 +1477,7 @@
               <w:rPr>
                 <w:sz w:val="24"/>
               </w:rPr>
-              <w:t>Тип, длина</w:t>
+              <w:t>Тип</w:t>
             </w:r>
           </w:p>
         </w:tc>
@@ -2896,7 +1495,43 @@
               <w:rPr>
                 <w:sz w:val="24"/>
               </w:rPr>
-              <w:t>Обязат., уникальность</w:t>
+              <w:t>Длина</w:t>
+            </w:r>
+          </w:p>
+        </w:tc>
+        <w:tc>
+          <w:tcPr>
+            <w:tcW w:type="dxa" w:w="1336"/>
+          </w:tcPr>
+          <w:p>
+            <w:pPr>
+              <w:spacing w:line="240" w:lineRule="auto"/>
+              <w:jc w:val="center"/>
+            </w:pPr>
+            <w:r/>
+            <w:r>
+              <w:rPr>
+                <w:sz w:val="24"/>
+              </w:rPr>
+              <w:t>Обязат.</w:t>
+            </w:r>
+          </w:p>
+        </w:tc>
+        <w:tc>
+          <w:tcPr>
+            <w:tcW w:type="dxa" w:w="1336"/>
+          </w:tcPr>
+          <w:p>
+            <w:pPr>
+              <w:spacing w:line="240" w:lineRule="auto"/>
+              <w:jc w:val="center"/>
+            </w:pPr>
+            <w:r/>
+            <w:r>
+              <w:rPr>
+                <w:sz w:val="24"/>
+              </w:rPr>
+              <w:t>Уник.</w:t>
             </w:r>
           </w:p>
         </w:tc>
@@ -2932,43 +1567,7 @@
               <w:rPr>
                 <w:sz w:val="24"/>
               </w:rPr>
-              <w:t>По умолч.</w:t>
-            </w:r>
-          </w:p>
-        </w:tc>
-        <w:tc>
-          <w:tcPr>
-            <w:tcW w:type="dxa" w:w="1336"/>
-          </w:tcPr>
-          <w:p>
-            <w:pPr>
-              <w:spacing w:line="240" w:lineRule="auto"/>
-              <w:jc w:val="center"/>
-            </w:pPr>
-            <w:r/>
-            <w:r>
-              <w:rPr>
-                <w:sz w:val="24"/>
-              </w:rPr>
               <w:t>Связь</w:t>
-            </w:r>
-          </w:p>
-        </w:tc>
-        <w:tc>
-          <w:tcPr>
-            <w:tcW w:type="dxa" w:w="1336"/>
-          </w:tcPr>
-          <w:p>
-            <w:pPr>
-              <w:spacing w:line="240" w:lineRule="auto"/>
-              <w:jc w:val="center"/>
-            </w:pPr>
-            <w:r/>
-            <w:r>
-              <w:rPr>
-                <w:sz w:val="24"/>
-              </w:rPr>
-              <w:t>Прав.</w:t>
             </w:r>
           </w:p>
         </w:tc>
@@ -2988,7 +1587,7 @@
               <w:rPr>
                 <w:sz w:val="24"/>
               </w:rPr>
-              <w:t>name*</w:t>
+              <w:t>name\* (П1)</w:t>
             </w:r>
           </w:p>
         </w:tc>
@@ -3006,7 +1605,7 @@
               <w:rPr>
                 <w:sz w:val="24"/>
               </w:rPr>
-              <w:t>string, 2–60</w:t>
+              <w:t>string</w:t>
             </w:r>
           </w:p>
         </w:tc>
@@ -3024,7 +1623,7 @@
               <w:rPr>
                 <w:sz w:val="24"/>
               </w:rPr>
-              <w:t>Да; не уникально</w:t>
+              <w:t>2–60</w:t>
             </w:r>
           </w:p>
         </w:tc>
@@ -3042,7 +1641,43 @@
               <w:rPr>
                 <w:sz w:val="24"/>
               </w:rPr>
-              <w:t>буквы, пробел, апостроф, дефис; первая буква</w:t>
+              <w:t>Да</w:t>
+            </w:r>
+          </w:p>
+        </w:tc>
+        <w:tc>
+          <w:tcPr>
+            <w:tcW w:type="dxa" w:w="1336"/>
+          </w:tcPr>
+          <w:p>
+            <w:pPr>
+              <w:spacing w:line="240" w:lineRule="auto"/>
+              <w:jc w:val="left"/>
+            </w:pPr>
+            <w:r/>
+            <w:r>
+              <w:rPr>
+                <w:sz w:val="24"/>
+              </w:rPr>
+              <w:t>Нет</w:t>
+            </w:r>
+          </w:p>
+        </w:tc>
+        <w:tc>
+          <w:tcPr>
+            <w:tcW w:type="dxa" w:w="1336"/>
+          </w:tcPr>
+          <w:p>
+            <w:pPr>
+              <w:spacing w:line="240" w:lineRule="auto"/>
+              <w:jc w:val="left"/>
+            </w:pPr>
+            <w:r/>
+            <w:r>
+              <w:rPr>
+                <w:sz w:val="24"/>
+              </w:rPr>
+              <w:t>буквы, пробел, апостроф, дефис; первая — буква</w:t>
             </w:r>
           </w:p>
         </w:tc>
@@ -3064,6 +1699,8 @@
             </w:r>
           </w:p>
         </w:tc>
+      </w:tr>
+      <w:tr>
         <w:tc>
           <w:tcPr>
             <w:tcW w:type="dxa" w:w="1336"/>
@@ -3078,7 +1715,7 @@
               <w:rPr>
                 <w:sz w:val="24"/>
               </w:rPr>
-              <w:t>Связей нет</w:t>
+              <w:t>email\* (П2)</w:t>
             </w:r>
           </w:p>
         </w:tc>
@@ -3096,27 +1733,7 @@
               <w:rPr>
                 <w:sz w:val="24"/>
               </w:rPr>
-              <w:t>П1</w:t>
-            </w:r>
-          </w:p>
-        </w:tc>
-      </w:tr>
-      <w:tr>
-        <w:tc>
-          <w:tcPr>
-            <w:tcW w:type="dxa" w:w="1336"/>
-          </w:tcPr>
-          <w:p>
-            <w:pPr>
-              <w:spacing w:line="240" w:lineRule="auto"/>
-              <w:jc w:val="left"/>
-            </w:pPr>
-            <w:r/>
-            <w:r>
-              <w:rPr>
-                <w:sz w:val="24"/>
-              </w:rPr>
-              <w:t>email*</w:t>
+              <w:t>string</w:t>
             </w:r>
           </w:p>
         </w:tc>
@@ -3134,7 +1751,7 @@
               <w:rPr>
                 <w:sz w:val="24"/>
               </w:rPr>
-              <w:t>string, 6–120</w:t>
+              <w:t>6–120</w:t>
             </w:r>
           </w:p>
         </w:tc>
@@ -3152,7 +1769,25 @@
               <w:rPr>
                 <w:sz w:val="24"/>
               </w:rPr>
-              <w:t>Да; не уникально</w:t>
+              <w:t>Да</w:t>
+            </w:r>
+          </w:p>
+        </w:tc>
+        <w:tc>
+          <w:tcPr>
+            <w:tcW w:type="dxa" w:w="1336"/>
+          </w:tcPr>
+          <w:p>
+            <w:pPr>
+              <w:spacing w:line="240" w:lineRule="auto"/>
+              <w:jc w:val="left"/>
+            </w:pPr>
+            <w:r/>
+            <w:r>
+              <w:rPr>
+                <w:sz w:val="24"/>
+              </w:rPr>
+              <w:t>Нет (дубликаты принимаются, D-1)</w:t>
             </w:r>
           </w:p>
         </w:tc>
@@ -3192,6 +1827,8 @@
             </w:r>
           </w:p>
         </w:tc>
+      </w:tr>
+      <w:tr>
         <w:tc>
           <w:tcPr>
             <w:tcW w:type="dxa" w:w="1336"/>
@@ -3206,7 +1843,7 @@
               <w:rPr>
                 <w:sz w:val="24"/>
               </w:rPr>
-              <w:t>Адрес получателя приглашения</w:t>
+              <w:t>notation\* (П3)</w:t>
             </w:r>
           </w:p>
         </w:tc>
@@ -3224,7 +1861,97 @@
               <w:rPr>
                 <w:sz w:val="24"/>
               </w:rPr>
-              <w:t>П2</w:t>
+              <w:t>enum</w:t>
+            </w:r>
+          </w:p>
+        </w:tc>
+        <w:tc>
+          <w:tcPr>
+            <w:tcW w:type="dxa" w:w="1336"/>
+          </w:tcPr>
+          <w:p>
+            <w:pPr>
+              <w:spacing w:line="240" w:lineRule="auto"/>
+              <w:jc w:val="left"/>
+            </w:pPr>
+            <w:r/>
+            <w:r>
+              <w:rPr>
+                <w:sz w:val="24"/>
+              </w:rPr>
+              <w:t>3–5</w:t>
+            </w:r>
+          </w:p>
+        </w:tc>
+        <w:tc>
+          <w:tcPr>
+            <w:tcW w:type="dxa" w:w="1336"/>
+          </w:tcPr>
+          <w:p>
+            <w:pPr>
+              <w:spacing w:line="240" w:lineRule="auto"/>
+              <w:jc w:val="left"/>
+            </w:pPr>
+            <w:r/>
+            <w:r>
+              <w:rPr>
+                <w:sz w:val="24"/>
+              </w:rPr>
+              <w:t>Да</w:t>
+            </w:r>
+          </w:p>
+        </w:tc>
+        <w:tc>
+          <w:tcPr>
+            <w:tcW w:type="dxa" w:w="1336"/>
+          </w:tcPr>
+          <w:p>
+            <w:pPr>
+              <w:spacing w:line="240" w:lineRule="auto"/>
+              <w:jc w:val="left"/>
+            </w:pPr>
+            <w:r/>
+            <w:r>
+              <w:rPr>
+                <w:sz w:val="24"/>
+              </w:rPr>
+              <w:t>Нет</w:t>
+            </w:r>
+          </w:p>
+        </w:tc>
+        <w:tc>
+          <w:tcPr>
+            <w:tcW w:type="dxa" w:w="1336"/>
+          </w:tcPr>
+          <w:p>
+            <w:pPr>
+              <w:spacing w:line="240" w:lineRule="auto"/>
+              <w:jc w:val="left"/>
+            </w:pPr>
+            <w:r/>
+            <w:r>
+              <w:rPr>
+                <w:sz w:val="24"/>
+              </w:rPr>
+              <w:t>idef0, dfd, erd, bpmn, uml, petri</w:t>
+            </w:r>
+          </w:p>
+        </w:tc>
+        <w:tc>
+          <w:tcPr>
+            <w:tcW w:type="dxa" w:w="1336"/>
+          </w:tcPr>
+          <w:p>
+            <w:pPr>
+              <w:spacing w:line="240" w:lineRule="auto"/>
+              <w:jc w:val="left"/>
+            </w:pPr>
+            <w:r/>
+            <w:r>
+              <w:rPr>
+                <w:sz w:val="24"/>
+              </w:rPr>
+              <w:t>→ справочник Notation, N:1</w:t>
             </w:r>
           </w:p>
         </w:tc>
@@ -3244,7 +1971,7 @@
               <w:rPr>
                 <w:sz w:val="24"/>
               </w:rPr>
-              <w:t>notation*</w:t>
+              <w:t>team\* (П4)</w:t>
             </w:r>
           </w:p>
         </w:tc>
@@ -3262,7 +1989,7 @@
               <w:rPr>
                 <w:sz w:val="24"/>
               </w:rPr>
-              <w:t>enum, 3–5</w:t>
+              <w:t>integer</w:t>
             </w:r>
           </w:p>
         </w:tc>
@@ -3280,7 +2007,7 @@
               <w:rPr>
                 <w:sz w:val="24"/>
               </w:rPr>
-              <w:t>Да; не уникально</w:t>
+              <w:t>0–500</w:t>
             </w:r>
           </w:p>
         </w:tc>
@@ -3298,7 +2025,7 @@
               <w:rPr>
                 <w:sz w:val="24"/>
               </w:rPr>
-              <w:t>один из шести: idef0 … petri</w:t>
+              <w:t>Да</w:t>
             </w:r>
           </w:p>
         </w:tc>
@@ -3316,7 +2043,7 @@
               <w:rPr>
                 <w:sz w:val="24"/>
               </w:rPr>
-              <w:t>не выбрано</w:t>
+              <w:t>Нет</w:t>
             </w:r>
           </w:p>
         </w:tc>
@@ -3334,7 +2061,7 @@
               <w:rPr>
                 <w:sz w:val="24"/>
               </w:rPr>
-              <w:t>FK → Notation.id (N:1), справочник NOTATIONS в validation.js</w:t>
+              <w:t>целое число; по умолчанию 0</w:t>
             </w:r>
           </w:p>
         </w:tc>
@@ -3352,7 +2079,7 @@
               <w:rPr>
                 <w:sz w:val="24"/>
               </w:rPr>
-              <w:t>П3</w:t>
+              <w:t>—</w:t>
             </w:r>
           </w:p>
         </w:tc>
@@ -3372,7 +2099,7 @@
               <w:rPr>
                 <w:sz w:val="24"/>
               </w:rPr>
-              <w:t>team*</w:t>
+              <w:t>comment (П5)</w:t>
             </w:r>
           </w:p>
         </w:tc>
@@ -3390,7 +2117,7 @@
               <w:rPr>
                 <w:sz w:val="24"/>
               </w:rPr>
-              <w:t>integer, 0–500 (до 3 цифр)</w:t>
+              <w:t>string</w:t>
             </w:r>
           </w:p>
         </w:tc>
@@ -3408,7 +2135,7 @@
               <w:rPr>
                 <w:sz w:val="24"/>
               </w:rPr>
-              <w:t>Да; не уникально</w:t>
+              <w:t>0–500</w:t>
             </w:r>
           </w:p>
         </w:tc>
@@ -3426,7 +2153,7 @@
               <w:rPr>
                 <w:sz w:val="24"/>
               </w:rPr>
-              <w:t>целые цифры 0–500</w:t>
+              <w:t>Нет</w:t>
             </w:r>
           </w:p>
         </w:tc>
@@ -3444,99 +2171,7 @@
               <w:rPr>
                 <w:sz w:val="24"/>
               </w:rPr>
-              <w:t>0</w:t>
-            </w:r>
-          </w:p>
-        </w:tc>
-        <w:tc>
-          <w:tcPr>
-            <w:tcW w:type="dxa" w:w="1336"/>
-          </w:tcPr>
-          <w:p>
-            <w:pPr>
-              <w:spacing w:line="240" w:lineRule="auto"/>
-              <w:jc w:val="left"/>
-            </w:pPr>
-            <w:r/>
-            <w:r>
-              <w:rPr>
-                <w:sz w:val="24"/>
-              </w:rPr>
-              <w:t>Связей нет</w:t>
-            </w:r>
-          </w:p>
-        </w:tc>
-        <w:tc>
-          <w:tcPr>
-            <w:tcW w:type="dxa" w:w="1336"/>
-          </w:tcPr>
-          <w:p>
-            <w:pPr>
-              <w:spacing w:line="240" w:lineRule="auto"/>
-              <w:jc w:val="left"/>
-            </w:pPr>
-            <w:r/>
-            <w:r>
-              <w:rPr>
-                <w:sz w:val="24"/>
-              </w:rPr>
-              <w:t>П4</w:t>
-            </w:r>
-          </w:p>
-        </w:tc>
-      </w:tr>
-      <w:tr>
-        <w:tc>
-          <w:tcPr>
-            <w:tcW w:type="dxa" w:w="1336"/>
-          </w:tcPr>
-          <w:p>
-            <w:pPr>
-              <w:spacing w:line="240" w:lineRule="auto"/>
-              <w:jc w:val="left"/>
-            </w:pPr>
-            <w:r/>
-            <w:r>
-              <w:rPr>
-                <w:sz w:val="24"/>
-              </w:rPr>
-              <w:t>comment</w:t>
-            </w:r>
-          </w:p>
-        </w:tc>
-        <w:tc>
-          <w:tcPr>
-            <w:tcW w:type="dxa" w:w="1336"/>
-          </w:tcPr>
-          <w:p>
-            <w:pPr>
-              <w:spacing w:line="240" w:lineRule="auto"/>
-              <w:jc w:val="left"/>
-            </w:pPr>
-            <w:r/>
-            <w:r>
-              <w:rPr>
-                <w:sz w:val="24"/>
-              </w:rPr>
-              <w:t>string, 0–500</w:t>
-            </w:r>
-          </w:p>
-        </w:tc>
-        <w:tc>
-          <w:tcPr>
-            <w:tcW w:type="dxa" w:w="1336"/>
-          </w:tcPr>
-          <w:p>
-            <w:pPr>
-              <w:spacing w:line="240" w:lineRule="auto"/>
-              <w:jc w:val="left"/>
-            </w:pPr>
-            <w:r/>
-            <w:r>
-              <w:rPr>
-                <w:sz w:val="24"/>
-              </w:rPr>
-              <w:t>Нет; не уникально</w:t>
+              <w:t>Нет</w:t>
             </w:r>
           </w:p>
         </w:tc>
@@ -3572,43 +2207,7 @@
               <w:rPr>
                 <w:sz w:val="24"/>
               </w:rPr>
-              <w:t>пусто</w:t>
-            </w:r>
-          </w:p>
-        </w:tc>
-        <w:tc>
-          <w:tcPr>
-            <w:tcW w:type="dxa" w:w="1336"/>
-          </w:tcPr>
-          <w:p>
-            <w:pPr>
-              <w:spacing w:line="240" w:lineRule="auto"/>
-              <w:jc w:val="left"/>
-            </w:pPr>
-            <w:r/>
-            <w:r>
-              <w:rPr>
-                <w:sz w:val="24"/>
-              </w:rPr>
-              <w:t>Связей нет</w:t>
-            </w:r>
-          </w:p>
-        </w:tc>
-        <w:tc>
-          <w:tcPr>
-            <w:tcW w:type="dxa" w:w="1336"/>
-          </w:tcPr>
-          <w:p>
-            <w:pPr>
-              <w:spacing w:line="240" w:lineRule="auto"/>
-              <w:jc w:val="left"/>
-            </w:pPr>
-            <w:r/>
-            <w:r>
-              <w:rPr>
-                <w:sz w:val="24"/>
-              </w:rPr>
-              <w:t>П5</w:t>
+              <w:t>—</w:t>
             </w:r>
           </w:p>
         </w:tc>
@@ -3628,7 +2227,7 @@
               <w:rPr>
                 <w:sz w:val="24"/>
               </w:rPr>
-              <w:t>consent*</w:t>
+              <w:t>consent\* (П6)</w:t>
             </w:r>
           </w:p>
         </w:tc>
@@ -3646,7 +2245,7 @@
               <w:rPr>
                 <w:sz w:val="24"/>
               </w:rPr>
-              <w:t>boolean, —</w:t>
+              <w:t>boolean</w:t>
             </w:r>
           </w:p>
         </w:tc>
@@ -3664,7 +2263,7 @@
               <w:rPr>
                 <w:sz w:val="24"/>
               </w:rPr>
-              <w:t>Да, значение true; —</w:t>
+              <w:t>—</w:t>
             </w:r>
           </w:p>
         </w:tc>
@@ -3682,7 +2281,7 @@
               <w:rPr>
                 <w:sz w:val="24"/>
               </w:rPr>
-              <w:t>только true</w:t>
+              <w:t>Да, только true</w:t>
             </w:r>
           </w:p>
         </w:tc>
@@ -3700,7 +2299,7 @@
               <w:rPr>
                 <w:sz w:val="24"/>
               </w:rPr>
-              <w:t>false</w:t>
+              <w:t>—</w:t>
             </w:r>
           </w:p>
         </w:tc>
@@ -3718,7 +2317,7 @@
               <w:rPr>
                 <w:sz w:val="24"/>
               </w:rPr>
-              <w:t>→ документ «Политика конфиденциальности» (privacy.html)</w:t>
+              <w:t>флажок; в запись не сохраняется</w:t>
             </w:r>
           </w:p>
         </w:tc>
@@ -3736,7 +2335,7 @@
               <w:rPr>
                 <w:sz w:val="24"/>
               </w:rPr>
-              <w:t>П6</w:t>
+              <w:t>→ политика (privacy.html)</w:t>
             </w:r>
           </w:p>
         </w:tc>
@@ -3774,7 +2373,7 @@
               <w:rPr>
                 <w:sz w:val="24"/>
               </w:rPr>
-              <w:t>string, 24</w:t>
+              <w:t>string ISO 8601</w:t>
             </w:r>
           </w:p>
         </w:tc>
@@ -3792,7 +2391,7 @@
               <w:rPr>
                 <w:sz w:val="24"/>
               </w:rPr>
-              <w:t>Да; не уникально</w:t>
+              <w:t>24</w:t>
             </w:r>
           </w:p>
         </w:tc>
@@ -3810,7 +2409,7 @@
               <w:rPr>
                 <w:sz w:val="24"/>
               </w:rPr>
-              <w:t>ISO 8601, UTC</w:t>
+              <w:t>Да, ставит система</w:t>
             </w:r>
           </w:p>
         </w:tc>
@@ -3828,7 +2427,7 @@
               <w:rPr>
                 <w:sz w:val="24"/>
               </w:rPr>
-              <w:t>текущее время</w:t>
+              <w:t>Нет</w:t>
             </w:r>
           </w:p>
         </w:tc>
@@ -3846,7 +2445,7 @@
               <w:rPr>
                 <w:sz w:val="24"/>
               </w:rPr>
-              <w:t>Связей нет</w:t>
+              <w:t>ГГГГ-ММ-ДДTЧЧ:ММ:СС.сссZ</w:t>
             </w:r>
           </w:p>
         </w:tc>
@@ -3877,922 +2476,9 @@
         <w:jc w:val="both"/>
       </w:pPr>
       <w:r>
-        <w:t>Хранилище: массив JSON в LocalStorage, ключ dslkit.waitlist. Первичного ключа нет. Связь «заявка → нотация» N:1 со справочником из шести значений. Звёздочка у имени поля означает обязательное поле.</w:t>
+        <w:t>Хранилище: массив JSON в LocalStorage, ключ dslkit.waitlist. Первичного ключа нет. Звёздочка означает обязательное поле.</w:t>
       </w:r>
     </w:p>
-    <w:p>
-      <w:pPr>
-        <w:keepNext/>
-        <w:jc w:val="left"/>
-      </w:pPr>
-      <w:r>
-        <w:t>Таблица 3.2 – Данные формы: типы и допустимые значения</w:t>
-      </w:r>
-    </w:p>
-    <w:tbl>
-      <w:tblPr>
-        <w:tblW w:type="auto" w:w="0"/>
-        <w:jc w:val="center"/>
-        <w:tblLook w:firstColumn="1" w:firstRow="1" w:lastColumn="0" w:lastRow="0" w:noHBand="0" w:noVBand="1" w:val="04A0"/>
-        <w:tblBorders>
-          <w:top w:val="single" w:sz="4" w:color="000000"/>
-          <w:left w:val="single" w:sz="4" w:color="000000"/>
-          <w:bottom w:val="single" w:sz="4" w:color="000000"/>
-          <w:right w:val="single" w:sz="4" w:color="000000"/>
-          <w:insideH w:val="single" w:sz="4" w:color="000000"/>
-          <w:insideV w:val="single" w:sz="4" w:color="000000"/>
-        </w:tblBorders>
-      </w:tblPr>
-      <w:tblGrid>
-        <w:gridCol w:w="1559"/>
-        <w:gridCol w:w="1559"/>
-        <w:gridCol w:w="1559"/>
-        <w:gridCol w:w="1559"/>
-        <w:gridCol w:w="1559"/>
-        <w:gridCol w:w="1559"/>
-      </w:tblGrid>
-      <w:tr>
-        <w:tc>
-          <w:tcPr>
-            <w:tcW w:type="dxa" w:w="1559"/>
-          </w:tcPr>
-          <w:p>
-            <w:pPr>
-              <w:spacing w:line="240" w:lineRule="auto"/>
-              <w:jc w:val="center"/>
-            </w:pPr>
-            <w:r/>
-            <w:r>
-              <w:rPr>
-                <w:sz w:val="24"/>
-              </w:rPr>
-              <w:t>Поле</w:t>
-            </w:r>
-          </w:p>
-        </w:tc>
-        <w:tc>
-          <w:tcPr>
-            <w:tcW w:type="dxa" w:w="1559"/>
-          </w:tcPr>
-          <w:p>
-            <w:pPr>
-              <w:spacing w:line="240" w:lineRule="auto"/>
-              <w:jc w:val="center"/>
-            </w:pPr>
-            <w:r/>
-            <w:r>
-              <w:rPr>
-                <w:sz w:val="24"/>
-              </w:rPr>
-              <w:t>Тип</w:t>
-            </w:r>
-          </w:p>
-        </w:tc>
-        <w:tc>
-          <w:tcPr>
-            <w:tcW w:type="dxa" w:w="1559"/>
-          </w:tcPr>
-          <w:p>
-            <w:pPr>
-              <w:spacing w:line="240" w:lineRule="auto"/>
-              <w:jc w:val="center"/>
-            </w:pPr>
-            <w:r/>
-            <w:r>
-              <w:rPr>
-                <w:sz w:val="24"/>
-              </w:rPr>
-              <w:t>Обяз.</w:t>
-            </w:r>
-          </w:p>
-        </w:tc>
-        <w:tc>
-          <w:tcPr>
-            <w:tcW w:type="dxa" w:w="1559"/>
-          </w:tcPr>
-          <w:p>
-            <w:pPr>
-              <w:spacing w:line="240" w:lineRule="auto"/>
-              <w:jc w:val="center"/>
-            </w:pPr>
-            <w:r/>
-            <w:r>
-              <w:rPr>
-                <w:sz w:val="24"/>
-              </w:rPr>
-              <w:t>По умолч.</w:t>
-            </w:r>
-          </w:p>
-        </w:tc>
-        <w:tc>
-          <w:tcPr>
-            <w:tcW w:type="dxa" w:w="1559"/>
-          </w:tcPr>
-          <w:p>
-            <w:pPr>
-              <w:spacing w:line="240" w:lineRule="auto"/>
-              <w:jc w:val="center"/>
-            </w:pPr>
-            <w:r/>
-            <w:r>
-              <w:rPr>
-                <w:sz w:val="24"/>
-              </w:rPr>
-              <w:t>Допустимо</w:t>
-            </w:r>
-          </w:p>
-        </w:tc>
-        <w:tc>
-          <w:tcPr>
-            <w:tcW w:type="dxa" w:w="1559"/>
-          </w:tcPr>
-          <w:p>
-            <w:pPr>
-              <w:spacing w:line="240" w:lineRule="auto"/>
-              <w:jc w:val="center"/>
-            </w:pPr>
-            <w:r/>
-            <w:r>
-              <w:rPr>
-                <w:sz w:val="24"/>
-              </w:rPr>
-              <w:t>Недопустимо</w:t>
-            </w:r>
-          </w:p>
-        </w:tc>
-      </w:tr>
-      <w:tr>
-        <w:tc>
-          <w:tcPr>
-            <w:tcW w:type="dxa" w:w="1559"/>
-          </w:tcPr>
-          <w:p>
-            <w:pPr>
-              <w:spacing w:line="240" w:lineRule="auto"/>
-              <w:jc w:val="left"/>
-            </w:pPr>
-            <w:r/>
-            <w:r>
-              <w:rPr>
-                <w:sz w:val="24"/>
-              </w:rPr>
-              <w:t>name* (#name)</w:t>
-            </w:r>
-          </w:p>
-        </w:tc>
-        <w:tc>
-          <w:tcPr>
-            <w:tcW w:type="dxa" w:w="1559"/>
-          </w:tcPr>
-          <w:p>
-            <w:pPr>
-              <w:spacing w:line="240" w:lineRule="auto"/>
-              <w:jc w:val="left"/>
-            </w:pPr>
-            <w:r/>
-            <w:r>
-              <w:rPr>
-                <w:sz w:val="24"/>
-              </w:rPr>
-              <w:t>string; input type=text</w:t>
-            </w:r>
-          </w:p>
-        </w:tc>
-        <w:tc>
-          <w:tcPr>
-            <w:tcW w:type="dxa" w:w="1559"/>
-          </w:tcPr>
-          <w:p>
-            <w:pPr>
-              <w:spacing w:line="240" w:lineRule="auto"/>
-              <w:jc w:val="left"/>
-            </w:pPr>
-            <w:r/>
-            <w:r>
-              <w:rPr>
-                <w:sz w:val="24"/>
-              </w:rPr>
-              <w:t>Да</w:t>
-            </w:r>
-          </w:p>
-        </w:tc>
-        <w:tc>
-          <w:tcPr>
-            <w:tcW w:type="dxa" w:w="1559"/>
-          </w:tcPr>
-          <w:p>
-            <w:pPr>
-              <w:spacing w:line="240" w:lineRule="auto"/>
-              <w:jc w:val="left"/>
-            </w:pPr>
-            <w:r/>
-            <w:r>
-              <w:rPr>
-                <w:sz w:val="24"/>
-              </w:rPr>
-              <w:t>пусто</w:t>
-            </w:r>
-          </w:p>
-        </w:tc>
-        <w:tc>
-          <w:tcPr>
-            <w:tcW w:type="dxa" w:w="1559"/>
-          </w:tcPr>
-          <w:p>
-            <w:pPr>
-              <w:spacing w:line="240" w:lineRule="auto"/>
-              <w:jc w:val="left"/>
-            </w:pPr>
-            <w:r/>
-            <w:r>
-              <w:rPr>
-                <w:sz w:val="24"/>
-              </w:rPr>
-              <w:t>От 2 до 60 символов; первая буква, далее буквы любого алфавита, пробел, апостроф, дефис; пробелы по краям игнорируются. Примеры: «Анна Иванова», «Ян», «O'Neil-Smith»</w:t>
-            </w:r>
-          </w:p>
-        </w:tc>
-        <w:tc>
-          <w:tcPr>
-            <w:tcW w:type="dxa" w:w="1559"/>
-          </w:tcPr>
-          <w:p>
-            <w:pPr>
-              <w:spacing w:line="240" w:lineRule="auto"/>
-              <w:jc w:val="left"/>
-            </w:pPr>
-            <w:r/>
-            <w:r>
-              <w:rPr>
-                <w:sz w:val="24"/>
-              </w:rPr>
-              <w:t>Пусто; 1 символ; 61 и более; цифры («Anna1»); знаки («Анна!»); первый символ не буква («-Анна»)</w:t>
-            </w:r>
-          </w:p>
-        </w:tc>
-      </w:tr>
-      <w:tr>
-        <w:tc>
-          <w:tcPr>
-            <w:tcW w:type="dxa" w:w="1559"/>
-          </w:tcPr>
-          <w:p>
-            <w:pPr>
-              <w:spacing w:line="240" w:lineRule="auto"/>
-              <w:jc w:val="left"/>
-            </w:pPr>
-            <w:r/>
-            <w:r>
-              <w:rPr>
-                <w:sz w:val="24"/>
-              </w:rPr>
-              <w:t>email* (#email)</w:t>
-            </w:r>
-          </w:p>
-        </w:tc>
-        <w:tc>
-          <w:tcPr>
-            <w:tcW w:type="dxa" w:w="1559"/>
-          </w:tcPr>
-          <w:p>
-            <w:pPr>
-              <w:spacing w:line="240" w:lineRule="auto"/>
-              <w:jc w:val="left"/>
-            </w:pPr>
-            <w:r/>
-            <w:r>
-              <w:rPr>
-                <w:sz w:val="24"/>
-              </w:rPr>
-              <w:t>string; input type=email</w:t>
-            </w:r>
-          </w:p>
-        </w:tc>
-        <w:tc>
-          <w:tcPr>
-            <w:tcW w:type="dxa" w:w="1559"/>
-          </w:tcPr>
-          <w:p>
-            <w:pPr>
-              <w:spacing w:line="240" w:lineRule="auto"/>
-              <w:jc w:val="left"/>
-            </w:pPr>
-            <w:r/>
-            <w:r>
-              <w:rPr>
-                <w:sz w:val="24"/>
-              </w:rPr>
-              <w:t>Да</w:t>
-            </w:r>
-          </w:p>
-        </w:tc>
-        <w:tc>
-          <w:tcPr>
-            <w:tcW w:type="dxa" w:w="1559"/>
-          </w:tcPr>
-          <w:p>
-            <w:pPr>
-              <w:spacing w:line="240" w:lineRule="auto"/>
-              <w:jc w:val="left"/>
-            </w:pPr>
-            <w:r/>
-            <w:r>
-              <w:rPr>
-                <w:sz w:val="24"/>
-              </w:rPr>
-              <w:t>пусто</w:t>
-            </w:r>
-          </w:p>
-        </w:tc>
-        <w:tc>
-          <w:tcPr>
-            <w:tcW w:type="dxa" w:w="1559"/>
-          </w:tcPr>
-          <w:p>
-            <w:pPr>
-              <w:spacing w:line="240" w:lineRule="auto"/>
-              <w:jc w:val="left"/>
-            </w:pPr>
-            <w:r/>
-            <w:r>
-              <w:rPr>
-                <w:sz w:val="24"/>
-              </w:rPr>
-              <w:t>Вид name@domain.zone, зона не короче 2 символов, до 120 символов. Пример: anna@example.com</w:t>
-            </w:r>
-          </w:p>
-        </w:tc>
-        <w:tc>
-          <w:tcPr>
-            <w:tcW w:type="dxa" w:w="1559"/>
-          </w:tcPr>
-          <w:p>
-            <w:pPr>
-              <w:spacing w:line="240" w:lineRule="auto"/>
-              <w:jc w:val="left"/>
-            </w:pPr>
-            <w:r/>
-            <w:r>
-              <w:rPr>
-                <w:sz w:val="24"/>
-              </w:rPr>
-              <w:t>Пусто; без @; без зоны («anna@example»); пробелы внутри; 121 символ и более</w:t>
-            </w:r>
-          </w:p>
-        </w:tc>
-      </w:tr>
-      <w:tr>
-        <w:tc>
-          <w:tcPr>
-            <w:tcW w:type="dxa" w:w="1559"/>
-          </w:tcPr>
-          <w:p>
-            <w:pPr>
-              <w:spacing w:line="240" w:lineRule="auto"/>
-              <w:jc w:val="left"/>
-            </w:pPr>
-            <w:r/>
-            <w:r>
-              <w:rPr>
-                <w:sz w:val="24"/>
-              </w:rPr>
-              <w:t>notation* (#notation)</w:t>
-            </w:r>
-          </w:p>
-        </w:tc>
-        <w:tc>
-          <w:tcPr>
-            <w:tcW w:type="dxa" w:w="1559"/>
-          </w:tcPr>
-          <w:p>
-            <w:pPr>
-              <w:spacing w:line="240" w:lineRule="auto"/>
-              <w:jc w:val="left"/>
-            </w:pPr>
-            <w:r/>
-            <w:r>
-              <w:rPr>
-                <w:sz w:val="24"/>
-              </w:rPr>
-              <w:t>enum; select, значение string</w:t>
-            </w:r>
-          </w:p>
-        </w:tc>
-        <w:tc>
-          <w:tcPr>
-            <w:tcW w:type="dxa" w:w="1559"/>
-          </w:tcPr>
-          <w:p>
-            <w:pPr>
-              <w:spacing w:line="240" w:lineRule="auto"/>
-              <w:jc w:val="left"/>
-            </w:pPr>
-            <w:r/>
-            <w:r>
-              <w:rPr>
-                <w:sz w:val="24"/>
-              </w:rPr>
-              <w:t>Да</w:t>
-            </w:r>
-          </w:p>
-        </w:tc>
-        <w:tc>
-          <w:tcPr>
-            <w:tcW w:type="dxa" w:w="1559"/>
-          </w:tcPr>
-          <w:p>
-            <w:pPr>
-              <w:spacing w:line="240" w:lineRule="auto"/>
-              <w:jc w:val="left"/>
-            </w:pPr>
-            <w:r/>
-            <w:r>
-              <w:rPr>
-                <w:sz w:val="24"/>
-              </w:rPr>
-              <w:t>не выбрано</w:t>
-            </w:r>
-          </w:p>
-        </w:tc>
-        <w:tc>
-          <w:tcPr>
-            <w:tcW w:type="dxa" w:w="1559"/>
-          </w:tcPr>
-          <w:p>
-            <w:pPr>
-              <w:spacing w:line="240" w:lineRule="auto"/>
-              <w:jc w:val="left"/>
-            </w:pPr>
-            <w:r/>
-            <w:r>
-              <w:rPr>
-                <w:sz w:val="24"/>
-              </w:rPr>
-              <w:t>Ровно одно из: idef0, dfd, erd, bpmn, uml, petri</w:t>
-            </w:r>
-          </w:p>
-        </w:tc>
-        <w:tc>
-          <w:tcPr>
-            <w:tcW w:type="dxa" w:w="1559"/>
-          </w:tcPr>
-          <w:p>
-            <w:pPr>
-              <w:spacing w:line="240" w:lineRule="auto"/>
-              <w:jc w:val="left"/>
-            </w:pPr>
-            <w:r/>
-            <w:r>
-              <w:rPr>
-                <w:sz w:val="24"/>
-              </w:rPr>
-              <w:t>Пусто (пункт «Выберите нотацию»); любое другое значение («xyz»); заглавные буквы («IDEF0»)</w:t>
-            </w:r>
-          </w:p>
-        </w:tc>
-      </w:tr>
-      <w:tr>
-        <w:tc>
-          <w:tcPr>
-            <w:tcW w:type="dxa" w:w="1559"/>
-          </w:tcPr>
-          <w:p>
-            <w:pPr>
-              <w:spacing w:line="240" w:lineRule="auto"/>
-              <w:jc w:val="left"/>
-            </w:pPr>
-            <w:r/>
-            <w:r>
-              <w:rPr>
-                <w:sz w:val="24"/>
-              </w:rPr>
-              <w:t>team* (#team)</w:t>
-            </w:r>
-          </w:p>
-        </w:tc>
-        <w:tc>
-          <w:tcPr>
-            <w:tcW w:type="dxa" w:w="1559"/>
-          </w:tcPr>
-          <w:p>
-            <w:pPr>
-              <w:spacing w:line="240" w:lineRule="auto"/>
-              <w:jc w:val="left"/>
-            </w:pPr>
-            <w:r/>
-            <w:r>
-              <w:rPr>
-                <w:sz w:val="24"/>
-              </w:rPr>
-              <w:t>integer; input type=number (в коде допускается и строка из цифр)</w:t>
-            </w:r>
-          </w:p>
-        </w:tc>
-        <w:tc>
-          <w:tcPr>
-            <w:tcW w:type="dxa" w:w="1559"/>
-          </w:tcPr>
-          <w:p>
-            <w:pPr>
-              <w:spacing w:line="240" w:lineRule="auto"/>
-              <w:jc w:val="left"/>
-            </w:pPr>
-            <w:r/>
-            <w:r>
-              <w:rPr>
-                <w:sz w:val="24"/>
-              </w:rPr>
-              <w:t>Да</w:t>
-            </w:r>
-          </w:p>
-        </w:tc>
-        <w:tc>
-          <w:tcPr>
-            <w:tcW w:type="dxa" w:w="1559"/>
-          </w:tcPr>
-          <w:p>
-            <w:pPr>
-              <w:spacing w:line="240" w:lineRule="auto"/>
-              <w:jc w:val="left"/>
-            </w:pPr>
-            <w:r/>
-            <w:r>
-              <w:rPr>
-                <w:sz w:val="24"/>
-              </w:rPr>
-              <w:t>0</w:t>
-            </w:r>
-          </w:p>
-        </w:tc>
-        <w:tc>
-          <w:tcPr>
-            <w:tcW w:type="dxa" w:w="1559"/>
-          </w:tcPr>
-          <w:p>
-            <w:pPr>
-              <w:spacing w:line="240" w:lineRule="auto"/>
-              <w:jc w:val="left"/>
-            </w:pPr>
-            <w:r/>
-            <w:r>
-              <w:rPr>
-                <w:sz w:val="24"/>
-              </w:rPr>
-              <w:t>Целое от 0 до 500 включительно. Примеры: 0, 5, 500, «12»</w:t>
-            </w:r>
-          </w:p>
-        </w:tc>
-        <w:tc>
-          <w:tcPr>
-            <w:tcW w:type="dxa" w:w="1559"/>
-          </w:tcPr>
-          <w:p>
-            <w:pPr>
-              <w:spacing w:line="240" w:lineRule="auto"/>
-              <w:jc w:val="left"/>
-            </w:pPr>
-            <w:r/>
-            <w:r>
-              <w:rPr>
-                <w:sz w:val="24"/>
-              </w:rPr>
-              <w:t>Меньше 0 («-1»); больше 500 («501»); дробное («2.5»); не число («abc»); пусто</w:t>
-            </w:r>
-          </w:p>
-        </w:tc>
-      </w:tr>
-      <w:tr>
-        <w:tc>
-          <w:tcPr>
-            <w:tcW w:type="dxa" w:w="1559"/>
-          </w:tcPr>
-          <w:p>
-            <w:pPr>
-              <w:spacing w:line="240" w:lineRule="auto"/>
-              <w:jc w:val="left"/>
-            </w:pPr>
-            <w:r/>
-            <w:r>
-              <w:rPr>
-                <w:sz w:val="24"/>
-              </w:rPr>
-              <w:t>comment (#comment)</w:t>
-            </w:r>
-          </w:p>
-        </w:tc>
-        <w:tc>
-          <w:tcPr>
-            <w:tcW w:type="dxa" w:w="1559"/>
-          </w:tcPr>
-          <w:p>
-            <w:pPr>
-              <w:spacing w:line="240" w:lineRule="auto"/>
-              <w:jc w:val="left"/>
-            </w:pPr>
-            <w:r/>
-            <w:r>
-              <w:rPr>
-                <w:sz w:val="24"/>
-              </w:rPr>
-              <w:t>string; textarea</w:t>
-            </w:r>
-          </w:p>
-        </w:tc>
-        <w:tc>
-          <w:tcPr>
-            <w:tcW w:type="dxa" w:w="1559"/>
-          </w:tcPr>
-          <w:p>
-            <w:pPr>
-              <w:spacing w:line="240" w:lineRule="auto"/>
-              <w:jc w:val="left"/>
-            </w:pPr>
-            <w:r/>
-            <w:r>
-              <w:rPr>
-                <w:sz w:val="24"/>
-              </w:rPr>
-              <w:t>Нет</w:t>
-            </w:r>
-          </w:p>
-        </w:tc>
-        <w:tc>
-          <w:tcPr>
-            <w:tcW w:type="dxa" w:w="1559"/>
-          </w:tcPr>
-          <w:p>
-            <w:pPr>
-              <w:spacing w:line="240" w:lineRule="auto"/>
-              <w:jc w:val="left"/>
-            </w:pPr>
-            <w:r/>
-            <w:r>
-              <w:rPr>
-                <w:sz w:val="24"/>
-              </w:rPr>
-              <w:t>пусто</w:t>
-            </w:r>
-          </w:p>
-        </w:tc>
-        <w:tc>
-          <w:tcPr>
-            <w:tcW w:type="dxa" w:w="1559"/>
-          </w:tcPr>
-          <w:p>
-            <w:pPr>
-              <w:spacing w:line="240" w:lineRule="auto"/>
-              <w:jc w:val="left"/>
-            </w:pPr>
-            <w:r/>
-            <w:r>
-              <w:rPr>
-                <w:sz w:val="24"/>
-              </w:rPr>
-              <w:t>От 0 до 500 символов (пусто допустимо)</w:t>
-            </w:r>
-          </w:p>
-        </w:tc>
-        <w:tc>
-          <w:tcPr>
-            <w:tcW w:type="dxa" w:w="1559"/>
-          </w:tcPr>
-          <w:p>
-            <w:pPr>
-              <w:spacing w:line="240" w:lineRule="auto"/>
-              <w:jc w:val="left"/>
-            </w:pPr>
-            <w:r/>
-            <w:r>
-              <w:rPr>
-                <w:sz w:val="24"/>
-              </w:rPr>
-              <w:t>501 символ и более (в браузере ввод ограничен maxlength=500)</w:t>
-            </w:r>
-          </w:p>
-        </w:tc>
-      </w:tr>
-      <w:tr>
-        <w:tc>
-          <w:tcPr>
-            <w:tcW w:type="dxa" w:w="1559"/>
-          </w:tcPr>
-          <w:p>
-            <w:pPr>
-              <w:spacing w:line="240" w:lineRule="auto"/>
-              <w:jc w:val="left"/>
-            </w:pPr>
-            <w:r/>
-            <w:r>
-              <w:rPr>
-                <w:sz w:val="24"/>
-              </w:rPr>
-              <w:t>consent* (#consent)</w:t>
-            </w:r>
-          </w:p>
-        </w:tc>
-        <w:tc>
-          <w:tcPr>
-            <w:tcW w:type="dxa" w:w="1559"/>
-          </w:tcPr>
-          <w:p>
-            <w:pPr>
-              <w:spacing w:line="240" w:lineRule="auto"/>
-              <w:jc w:val="left"/>
-            </w:pPr>
-            <w:r/>
-            <w:r>
-              <w:rPr>
-                <w:sz w:val="24"/>
-              </w:rPr>
-              <w:t>boolean; checkbox</w:t>
-            </w:r>
-          </w:p>
-        </w:tc>
-        <w:tc>
-          <w:tcPr>
-            <w:tcW w:type="dxa" w:w="1559"/>
-          </w:tcPr>
-          <w:p>
-            <w:pPr>
-              <w:spacing w:line="240" w:lineRule="auto"/>
-              <w:jc w:val="left"/>
-            </w:pPr>
-            <w:r/>
-            <w:r>
-              <w:rPr>
-                <w:sz w:val="24"/>
-              </w:rPr>
-              <w:t>Да</w:t>
-            </w:r>
-          </w:p>
-        </w:tc>
-        <w:tc>
-          <w:tcPr>
-            <w:tcW w:type="dxa" w:w="1559"/>
-          </w:tcPr>
-          <w:p>
-            <w:pPr>
-              <w:spacing w:line="240" w:lineRule="auto"/>
-              <w:jc w:val="left"/>
-            </w:pPr>
-            <w:r/>
-            <w:r>
-              <w:rPr>
-                <w:sz w:val="24"/>
-              </w:rPr>
-              <w:t>false (снят)</w:t>
-            </w:r>
-          </w:p>
-        </w:tc>
-        <w:tc>
-          <w:tcPr>
-            <w:tcW w:type="dxa" w:w="1559"/>
-          </w:tcPr>
-          <w:p>
-            <w:pPr>
-              <w:spacing w:line="240" w:lineRule="auto"/>
-              <w:jc w:val="left"/>
-            </w:pPr>
-            <w:r/>
-            <w:r>
-              <w:rPr>
-                <w:sz w:val="24"/>
-              </w:rPr>
-              <w:t>true (флажок отмечен)</w:t>
-            </w:r>
-          </w:p>
-        </w:tc>
-        <w:tc>
-          <w:tcPr>
-            <w:tcW w:type="dxa" w:w="1559"/>
-          </w:tcPr>
-          <w:p>
-            <w:pPr>
-              <w:spacing w:line="240" w:lineRule="auto"/>
-              <w:jc w:val="left"/>
-            </w:pPr>
-            <w:r/>
-            <w:r>
-              <w:rPr>
-                <w:sz w:val="24"/>
-              </w:rPr>
-              <w:t>false (флажок снят)</w:t>
-            </w:r>
-          </w:p>
-        </w:tc>
-      </w:tr>
-      <w:tr>
-        <w:tc>
-          <w:tcPr>
-            <w:tcW w:type="dxa" w:w="1559"/>
-          </w:tcPr>
-          <w:p>
-            <w:pPr>
-              <w:spacing w:line="240" w:lineRule="auto"/>
-              <w:jc w:val="left"/>
-            </w:pPr>
-            <w:r/>
-            <w:r>
-              <w:rPr>
-                <w:sz w:val="24"/>
-              </w:rPr>
-              <w:t>createdAt (формирует система)</w:t>
-            </w:r>
-          </w:p>
-        </w:tc>
-        <w:tc>
-          <w:tcPr>
-            <w:tcW w:type="dxa" w:w="1559"/>
-          </w:tcPr>
-          <w:p>
-            <w:pPr>
-              <w:spacing w:line="240" w:lineRule="auto"/>
-              <w:jc w:val="left"/>
-            </w:pPr>
-            <w:r/>
-            <w:r>
-              <w:rPr>
-                <w:sz w:val="24"/>
-              </w:rPr>
-              <w:t>string; время ISO 8601 (UTC)</w:t>
-            </w:r>
-          </w:p>
-        </w:tc>
-        <w:tc>
-          <w:tcPr>
-            <w:tcW w:type="dxa" w:w="1559"/>
-          </w:tcPr>
-          <w:p>
-            <w:pPr>
-              <w:spacing w:line="240" w:lineRule="auto"/>
-              <w:jc w:val="left"/>
-            </w:pPr>
-            <w:r/>
-            <w:r>
-              <w:rPr>
-                <w:sz w:val="24"/>
-              </w:rPr>
-              <w:t>Нет (не вводится)</w:t>
-            </w:r>
-          </w:p>
-        </w:tc>
-        <w:tc>
-          <w:tcPr>
-            <w:tcW w:type="dxa" w:w="1559"/>
-          </w:tcPr>
-          <w:p>
-            <w:pPr>
-              <w:spacing w:line="240" w:lineRule="auto"/>
-              <w:jc w:val="left"/>
-            </w:pPr>
-            <w:r/>
-            <w:r>
-              <w:rPr>
-                <w:sz w:val="24"/>
-              </w:rPr>
-              <w:t>текущее время в момент отправки</w:t>
-            </w:r>
-          </w:p>
-        </w:tc>
-        <w:tc>
-          <w:tcPr>
-            <w:tcW w:type="dxa" w:w="1559"/>
-          </w:tcPr>
-          <w:p>
-            <w:pPr>
-              <w:spacing w:line="240" w:lineRule="auto"/>
-              <w:jc w:val="left"/>
-            </w:pPr>
-            <w:r/>
-            <w:r>
-              <w:rPr>
-                <w:sz w:val="24"/>
-              </w:rPr>
-              <w:t>Строка вида 2026-10-25T12:00:00.000Z</w:t>
-            </w:r>
-          </w:p>
-        </w:tc>
-        <w:tc>
-          <w:tcPr>
-            <w:tcW w:type="dxa" w:w="1559"/>
-          </w:tcPr>
-          <w:p>
-            <w:pPr>
-              <w:spacing w:line="240" w:lineRule="auto"/>
-              <w:jc w:val="left"/>
-            </w:pPr>
-            <w:r/>
-            <w:r>
-              <w:rPr>
-                <w:sz w:val="24"/>
-              </w:rPr>
-              <w:t>Не вводится посетителем</w:t>
-            </w:r>
-          </w:p>
-        </w:tc>
-      </w:tr>
-    </w:tbl>
-    <w:p/>
     <w:p>
       <w:pPr>
         <w:pStyle w:val="Heading2"/>
@@ -4803,7 +2489,7 @@
         <w:rPr>
           <w:b/>
         </w:rPr>
-        <w:t>3.2 Диаграммы процесса</w:t>
+        <w:t>3.2 Диаграмма и скриншоты</w:t>
       </w:r>
     </w:p>
     <w:p>
@@ -4814,7 +2500,7 @@
       <w:r>
         <w:drawing>
           <wp:inline xmlns:a="http://schemas.openxmlformats.org/drawingml/2006/main" xmlns:pic="http://schemas.openxmlformats.org/drawingml/2006/picture">
-            <wp:extent cx="3952434" cy="7199999"/>
+            <wp:extent cx="5580000" cy="5615769"/>
             <wp:docPr id="1" name="Picture 1"/>
             <wp:cNvGraphicFramePr>
               <a:graphicFrameLocks noChangeAspect="1"/>
@@ -4835,7 +2521,7 @@
                   <pic:spPr>
                     <a:xfrm>
                       <a:off x="0" y="0"/>
-                      <a:ext cx="3952434" cy="7199999"/>
+                      <a:ext cx="5580000" cy="5615769"/>
                     </a:xfrm>
                     <a:prstGeom prst="rect"/>
                   </pic:spPr>
@@ -4863,7 +2549,7 @@
       <w:r>
         <w:drawing>
           <wp:inline xmlns:a="http://schemas.openxmlformats.org/drawingml/2006/main" xmlns:pic="http://schemas.openxmlformats.org/drawingml/2006/picture">
-            <wp:extent cx="5580000" cy="1411542"/>
+            <wp:extent cx="5549132" cy="7199999"/>
             <wp:docPr id="2" name="Picture 2"/>
             <wp:cNvGraphicFramePr>
               <a:graphicFrameLocks noChangeAspect="1"/>
@@ -4872,7 +2558,7 @@
               <a:graphicData uri="http://schemas.openxmlformats.org/drawingml/2006/picture">
                 <pic:pic>
                   <pic:nvPicPr>
-                    <pic:cNvPr id="0" name="states.png"/>
+                    <pic:cNvPr id="0" name="shot-errors.png"/>
                     <pic:cNvPicPr/>
                   </pic:nvPicPr>
                   <pic:blipFill>
@@ -4884,7 +2570,7 @@
                   <pic:spPr>
                     <a:xfrm>
                       <a:off x="0" y="0"/>
-                      <a:ext cx="5580000" cy="1411542"/>
+                      <a:ext cx="5549132" cy="7199999"/>
                     </a:xfrm>
                     <a:prstGeom prst="rect"/>
                   </pic:spPr>
@@ -4900,7 +2586,7 @@
         <w:jc w:val="center"/>
       </w:pPr>
       <w:r>
-        <w:t>Рисунок 3.2 – Состояния поля формы при проверке</w:t>
+        <w:t>Рисунок 3.2 – Форма: ошибки при пустой отправке</w:t>
       </w:r>
     </w:p>
     <w:p/>
@@ -4912,7 +2598,7 @@
       <w:r>
         <w:drawing>
           <wp:inline xmlns:a="http://schemas.openxmlformats.org/drawingml/2006/main" xmlns:pic="http://schemas.openxmlformats.org/drawingml/2006/picture">
-            <wp:extent cx="5580000" cy="950875"/>
+            <wp:extent cx="5580000" cy="6328650"/>
             <wp:docPr id="3" name="Picture 3"/>
             <wp:cNvGraphicFramePr>
               <a:graphicFrameLocks noChangeAspect="1"/>
@@ -4921,7 +2607,7 @@
               <a:graphicData uri="http://schemas.openxmlformats.org/drawingml/2006/picture">
                 <pic:pic>
                   <pic:nvPicPr>
-                    <pic:cNvPr id="0" name="components.png"/>
+                    <pic:cNvPr id="0" name="shot-filled.png"/>
                     <pic:cNvPicPr/>
                   </pic:nvPicPr>
                   <pic:blipFill>
@@ -4933,7 +2619,7 @@
                   <pic:spPr>
                     <a:xfrm>
                       <a:off x="0" y="0"/>
-                      <a:ext cx="5580000" cy="950875"/>
+                      <a:ext cx="5580000" cy="6328650"/>
                     </a:xfrm>
                     <a:prstGeom prst="rect"/>
                   </pic:spPr>
@@ -4949,7 +2635,56 @@
         <w:jc w:val="center"/>
       </w:pPr>
       <w:r>
-        <w:t>Рисунок 3.3 – Компоненты и обмен данными</w:t>
+        <w:t>Рисунок 3.3 – Форма заполнена корректными данными</w:t>
+      </w:r>
+    </w:p>
+    <w:p/>
+    <w:p>
+      <w:pPr>
+        <w:keepNext/>
+        <w:jc w:val="center"/>
+      </w:pPr>
+      <w:r>
+        <w:drawing>
+          <wp:inline xmlns:a="http://schemas.openxmlformats.org/drawingml/2006/main" xmlns:pic="http://schemas.openxmlformats.org/drawingml/2006/picture">
+            <wp:extent cx="5580000" cy="3487500"/>
+            <wp:docPr id="4" name="Picture 4"/>
+            <wp:cNvGraphicFramePr>
+              <a:graphicFrameLocks noChangeAspect="1"/>
+            </wp:cNvGraphicFramePr>
+            <a:graphic>
+              <a:graphicData uri="http://schemas.openxmlformats.org/drawingml/2006/picture">
+                <pic:pic>
+                  <pic:nvPicPr>
+                    <pic:cNvPr id="0" name="shot-thanks.png"/>
+                    <pic:cNvPicPr/>
+                  </pic:nvPicPr>
+                  <pic:blipFill>
+                    <a:blip r:embed="rId13"/>
+                    <a:stretch>
+                      <a:fillRect/>
+                    </a:stretch>
+                  </pic:blipFill>
+                  <pic:spPr>
+                    <a:xfrm>
+                      <a:off x="0" y="0"/>
+                      <a:ext cx="5580000" cy="3487500"/>
+                    </a:xfrm>
+                    <a:prstGeom prst="rect"/>
+                  </pic:spPr>
+                </pic:pic>
+              </a:graphicData>
+            </a:graphic>
+          </wp:inline>
+        </w:drawing>
+      </w:r>
+    </w:p>
+    <w:p>
+      <w:pPr>
+        <w:jc w:val="center"/>
+      </w:pPr>
+      <w:r>
+        <w:t>Рисунок 3.4 – Страница благодарности</w:t>
       </w:r>
     </w:p>
     <w:p/>
@@ -4977,7 +2712,7 @@
         <w:jc w:val="left"/>
       </w:pPr>
       <w:r>
-        <w:t>Таблица 3.3 – Требования к полям формы</w:t>
+        <w:t>Таблица 3.2 – Требования к полям формы</w:t>
       </w:r>
     </w:p>
     <w:tbl>
@@ -5294,7 +3029,7 @@
         <w:jc w:val="left"/>
       </w:pPr>
       <w:r>
-        <w:t>Таблица 3.4 – Классы эквивалентности и граничные значения</w:t>
+        <w:t>Таблица 3.3 – Классы эквивалентности и граничные значения</w:t>
       </w:r>
     </w:p>
     <w:tbl>
@@ -5865,7 +3600,7 @@
         <w:jc w:val="left"/>
       </w:pPr>
       <w:r>
-        <w:t>Таблица 3.5 – Тест-кейсы и результаты выполнения</w:t>
+        <w:t>Таблица 3.4 – Тест-кейсы и результаты выполнения</w:t>
       </w:r>
     </w:p>
     <w:tbl>
